--- a/06-DanielSilva-RelatórioPAP.docx
+++ b/06-DanielSilva-RelatórioPAP.docx
@@ -184,13 +184,95 @@
       </w:r>
     </w:p>
     <w:p>
-      <w:r>
-        <w:t>Lorem ipsum dolor sit amet, consectetuer adipiscing elit.</w:t>
-      </w:r>
-    </w:p>
-    <w:p>
-      <w:r>
-        <w:t>Maecenas porttitor congue massa.</w:t>
+      <w:proofErr w:type="spellStart"/>
+      <w:r>
+        <w:t>Lorem</w:t>
+      </w:r>
+      <w:proofErr w:type="spellEnd"/>
+      <w:r>
+        <w:t xml:space="preserve"> </w:t>
+      </w:r>
+      <w:proofErr w:type="spellStart"/>
+      <w:r>
+        <w:t>ipsum</w:t>
+      </w:r>
+      <w:proofErr w:type="spellEnd"/>
+      <w:r>
+        <w:t xml:space="preserve"> </w:t>
+      </w:r>
+      <w:proofErr w:type="spellStart"/>
+      <w:r>
+        <w:t>dolor</w:t>
+      </w:r>
+      <w:proofErr w:type="spellEnd"/>
+      <w:r>
+        <w:t xml:space="preserve"> </w:t>
+      </w:r>
+      <w:proofErr w:type="spellStart"/>
+      <w:r>
+        <w:t>sit</w:t>
+      </w:r>
+      <w:proofErr w:type="spellEnd"/>
+      <w:r>
+        <w:t xml:space="preserve"> </w:t>
+      </w:r>
+      <w:proofErr w:type="spellStart"/>
+      <w:r>
+        <w:t>amet</w:t>
+      </w:r>
+      <w:proofErr w:type="spellEnd"/>
+      <w:r>
+        <w:t xml:space="preserve">, </w:t>
+      </w:r>
+      <w:proofErr w:type="spellStart"/>
+      <w:r>
+        <w:t>consectetuer</w:t>
+      </w:r>
+      <w:proofErr w:type="spellEnd"/>
+      <w:r>
+        <w:t xml:space="preserve"> </w:t>
+      </w:r>
+      <w:proofErr w:type="spellStart"/>
+      <w:r>
+        <w:t>adipiscing</w:t>
+      </w:r>
+      <w:proofErr w:type="spellEnd"/>
+      <w:r>
+        <w:t xml:space="preserve"> </w:t>
+      </w:r>
+      <w:proofErr w:type="spellStart"/>
+      <w:r>
+        <w:t>elit</w:t>
+      </w:r>
+      <w:proofErr w:type="spellEnd"/>
+      <w:r>
+        <w:t>.</w:t>
+      </w:r>
+    </w:p>
+    <w:p>
+      <w:proofErr w:type="spellStart"/>
+      <w:r>
+        <w:t>Maecenas</w:t>
+      </w:r>
+      <w:proofErr w:type="spellEnd"/>
+      <w:r>
+        <w:t xml:space="preserve"> </w:t>
+      </w:r>
+      <w:proofErr w:type="spellStart"/>
+      <w:r>
+        <w:t>porttitor</w:t>
+      </w:r>
+      <w:proofErr w:type="spellEnd"/>
+      <w:r>
+        <w:t xml:space="preserve"> </w:t>
+      </w:r>
+      <w:proofErr w:type="spellStart"/>
+      <w:r>
+        <w:t>congue</w:t>
+      </w:r>
+      <w:proofErr w:type="spellEnd"/>
+      <w:r>
+        <w:t xml:space="preserve"> massa.</w:t>
       </w:r>
     </w:p>
     <w:p/>
@@ -283,8 +365,165 @@
           <w:lang w:val="en-US"/>
         </w:rPr>
       </w:pPr>
-      <w:r>
-        <w:t xml:space="preserve">Lorem ipsum dolor sit amet, consectetuer adipiscing elit. Maecenas porttitor congue massa. Fusce posuere, magna sed pulvinar ultricies, purus lectus malesuada libero, sit amet commodo </w:t>
+      <w:proofErr w:type="spellStart"/>
+      <w:r>
+        <w:t>Lorem</w:t>
+      </w:r>
+      <w:proofErr w:type="spellEnd"/>
+      <w:r>
+        <w:t xml:space="preserve"> </w:t>
+      </w:r>
+      <w:proofErr w:type="spellStart"/>
+      <w:r>
+        <w:t>ipsum</w:t>
+      </w:r>
+      <w:proofErr w:type="spellEnd"/>
+      <w:r>
+        <w:t xml:space="preserve"> </w:t>
+      </w:r>
+      <w:proofErr w:type="spellStart"/>
+      <w:r>
+        <w:t>dolor</w:t>
+      </w:r>
+      <w:proofErr w:type="spellEnd"/>
+      <w:r>
+        <w:t xml:space="preserve"> </w:t>
+      </w:r>
+      <w:proofErr w:type="spellStart"/>
+      <w:r>
+        <w:t>sit</w:t>
+      </w:r>
+      <w:proofErr w:type="spellEnd"/>
+      <w:r>
+        <w:t xml:space="preserve"> </w:t>
+      </w:r>
+      <w:proofErr w:type="spellStart"/>
+      <w:r>
+        <w:t>amet</w:t>
+      </w:r>
+      <w:proofErr w:type="spellEnd"/>
+      <w:r>
+        <w:t xml:space="preserve">, </w:t>
+      </w:r>
+      <w:proofErr w:type="spellStart"/>
+      <w:r>
+        <w:t>consectetuer</w:t>
+      </w:r>
+      <w:proofErr w:type="spellEnd"/>
+      <w:r>
+        <w:t xml:space="preserve"> </w:t>
+      </w:r>
+      <w:proofErr w:type="spellStart"/>
+      <w:r>
+        <w:t>adipiscing</w:t>
+      </w:r>
+      <w:proofErr w:type="spellEnd"/>
+      <w:r>
+        <w:t xml:space="preserve"> </w:t>
+      </w:r>
+      <w:proofErr w:type="spellStart"/>
+      <w:r>
+        <w:t>elit</w:t>
+      </w:r>
+      <w:proofErr w:type="spellEnd"/>
+      <w:r>
+        <w:t xml:space="preserve">. </w:t>
+      </w:r>
+      <w:proofErr w:type="spellStart"/>
+      <w:r>
+        <w:t>Maecenas</w:t>
+      </w:r>
+      <w:proofErr w:type="spellEnd"/>
+      <w:r>
+        <w:t xml:space="preserve"> </w:t>
+      </w:r>
+      <w:proofErr w:type="spellStart"/>
+      <w:r>
+        <w:t>porttitor</w:t>
+      </w:r>
+      <w:proofErr w:type="spellEnd"/>
+      <w:r>
+        <w:t xml:space="preserve"> </w:t>
+      </w:r>
+      <w:proofErr w:type="spellStart"/>
+      <w:r>
+        <w:t>congue</w:t>
+      </w:r>
+      <w:proofErr w:type="spellEnd"/>
+      <w:r>
+        <w:t xml:space="preserve"> massa. </w:t>
+      </w:r>
+      <w:proofErr w:type="spellStart"/>
+      <w:r>
+        <w:t>Fusce</w:t>
+      </w:r>
+      <w:proofErr w:type="spellEnd"/>
+      <w:r>
+        <w:t xml:space="preserve"> </w:t>
+      </w:r>
+      <w:proofErr w:type="spellStart"/>
+      <w:r>
+        <w:t>posuere</w:t>
+      </w:r>
+      <w:proofErr w:type="spellEnd"/>
+      <w:r>
+        <w:t xml:space="preserve">, magna </w:t>
+      </w:r>
+      <w:proofErr w:type="spellStart"/>
+      <w:r>
+        <w:t>sed</w:t>
+      </w:r>
+      <w:proofErr w:type="spellEnd"/>
+      <w:r>
+        <w:t xml:space="preserve"> pulvinar </w:t>
+      </w:r>
+      <w:proofErr w:type="spellStart"/>
+      <w:r>
+        <w:t>ultricies</w:t>
+      </w:r>
+      <w:proofErr w:type="spellEnd"/>
+      <w:r>
+        <w:t xml:space="preserve">, purus </w:t>
+      </w:r>
+      <w:proofErr w:type="spellStart"/>
+      <w:r>
+        <w:t>lectus</w:t>
+      </w:r>
+      <w:proofErr w:type="spellEnd"/>
+      <w:r>
+        <w:t xml:space="preserve"> </w:t>
+      </w:r>
+      <w:proofErr w:type="spellStart"/>
+      <w:r>
+        <w:t>malesuada</w:t>
+      </w:r>
+      <w:proofErr w:type="spellEnd"/>
+      <w:r>
+        <w:t xml:space="preserve"> libero, </w:t>
+      </w:r>
+      <w:proofErr w:type="spellStart"/>
+      <w:r>
+        <w:t>sit</w:t>
+      </w:r>
+      <w:proofErr w:type="spellEnd"/>
+      <w:r>
+        <w:t xml:space="preserve"> </w:t>
+      </w:r>
+      <w:proofErr w:type="spellStart"/>
+      <w:r>
+        <w:t>amet</w:t>
+      </w:r>
+      <w:proofErr w:type="spellEnd"/>
+      <w:r>
+        <w:t xml:space="preserve"> </w:t>
+      </w:r>
+      <w:proofErr w:type="spellStart"/>
+      <w:r>
+        <w:t>commodo</w:t>
+      </w:r>
+      <w:proofErr w:type="spellEnd"/>
+      <w:r>
+        <w:t xml:space="preserve"> </w:t>
       </w:r>
       <w:proofErr w:type="gramStart"/>
       <w:r>
@@ -292,33 +531,567 @@
       </w:r>
       <w:proofErr w:type="gramEnd"/>
       <w:r>
-        <w:t xml:space="preserve"> quis urna. Nunc viverra imperdiet enim. Fusce est. Vivamus a tellus. Pellentesque habitant morbi tristique senectus et netus et malesuada fames ac turpis egestas. </w:t>
-      </w:r>
-      <w:r>
-        <w:rPr>
-          <w:lang w:val="en-US"/>
-        </w:rPr>
-        <w:t>Proin pharetra nonummy pede. Mauris et orci. Aenean nec lorem.</w:t>
-      </w:r>
-    </w:p>
-    <w:p>
-      <w:r>
-        <w:rPr>
-          <w:lang w:val="en-US"/>
-        </w:rPr>
-        <w:t xml:space="preserve">Donec ut est in lectus consequat consequat. </w:t>
-      </w:r>
-      <w:r>
-        <w:t xml:space="preserve">Etiam eget dui. Aliquam erat volutpat. </w:t>
-      </w:r>
-      <w:r>
-        <w:rPr>
-          <w:lang w:val="en-US"/>
-        </w:rPr>
-        <w:t xml:space="preserve">Sed at lorem in nunc por-ta tristique. Proin nec augue. </w:t>
-      </w:r>
-      <w:r>
-        <w:t>Quisque aliquam tempor magna. Pellentesque habitant morbi tristique senectus et netus et malesuada fames ac turpis egestas. Nunc ac magna. Maecenas odio dolor, vulputate vel, auctor ac, accumsan id, felis. Pellentesque cursus sagittis felis.</w:t>
+        <w:t xml:space="preserve"> quis urna. </w:t>
+      </w:r>
+      <w:proofErr w:type="spellStart"/>
+      <w:r>
+        <w:t>Nunc</w:t>
+      </w:r>
+      <w:proofErr w:type="spellEnd"/>
+      <w:r>
+        <w:t xml:space="preserve"> </w:t>
+      </w:r>
+      <w:proofErr w:type="spellStart"/>
+      <w:r>
+        <w:t>viverra</w:t>
+      </w:r>
+      <w:proofErr w:type="spellEnd"/>
+      <w:r>
+        <w:t xml:space="preserve"> </w:t>
+      </w:r>
+      <w:proofErr w:type="spellStart"/>
+      <w:r>
+        <w:t>imperdiet</w:t>
+      </w:r>
+      <w:proofErr w:type="spellEnd"/>
+      <w:r>
+        <w:t xml:space="preserve"> </w:t>
+      </w:r>
+      <w:proofErr w:type="spellStart"/>
+      <w:r>
+        <w:t>enim</w:t>
+      </w:r>
+      <w:proofErr w:type="spellEnd"/>
+      <w:r>
+        <w:t xml:space="preserve">. </w:t>
+      </w:r>
+      <w:proofErr w:type="spellStart"/>
+      <w:r>
+        <w:t>Fusce</w:t>
+      </w:r>
+      <w:proofErr w:type="spellEnd"/>
+      <w:r>
+        <w:t xml:space="preserve"> est. </w:t>
+      </w:r>
+      <w:proofErr w:type="spellStart"/>
+      <w:r>
+        <w:t>Vivamus</w:t>
+      </w:r>
+      <w:proofErr w:type="spellEnd"/>
+      <w:r>
+        <w:t xml:space="preserve"> a </w:t>
+      </w:r>
+      <w:proofErr w:type="spellStart"/>
+      <w:r>
+        <w:t>tellus</w:t>
+      </w:r>
+      <w:proofErr w:type="spellEnd"/>
+      <w:r>
+        <w:t xml:space="preserve">. </w:t>
+      </w:r>
+      <w:proofErr w:type="spellStart"/>
+      <w:r>
+        <w:t>Pellentesque</w:t>
+      </w:r>
+      <w:proofErr w:type="spellEnd"/>
+      <w:r>
+        <w:t xml:space="preserve"> </w:t>
+      </w:r>
+      <w:proofErr w:type="spellStart"/>
+      <w:r>
+        <w:t>habitant</w:t>
+      </w:r>
+      <w:proofErr w:type="spellEnd"/>
+      <w:r>
+        <w:t xml:space="preserve"> </w:t>
+      </w:r>
+      <w:proofErr w:type="spellStart"/>
+      <w:r>
+        <w:t>morbi</w:t>
+      </w:r>
+      <w:proofErr w:type="spellEnd"/>
+      <w:r>
+        <w:t xml:space="preserve"> </w:t>
+      </w:r>
+      <w:proofErr w:type="spellStart"/>
+      <w:r>
+        <w:t>tristique</w:t>
+      </w:r>
+      <w:proofErr w:type="spellEnd"/>
+      <w:r>
+        <w:t xml:space="preserve"> </w:t>
+      </w:r>
+      <w:proofErr w:type="spellStart"/>
+      <w:r>
+        <w:t>senectus</w:t>
+      </w:r>
+      <w:proofErr w:type="spellEnd"/>
+      <w:r>
+        <w:t xml:space="preserve"> </w:t>
+      </w:r>
+      <w:proofErr w:type="spellStart"/>
+      <w:r>
+        <w:t>et</w:t>
+      </w:r>
+      <w:proofErr w:type="spellEnd"/>
+      <w:r>
+        <w:t xml:space="preserve"> </w:t>
+      </w:r>
+      <w:proofErr w:type="spellStart"/>
+      <w:r>
+        <w:t>netus</w:t>
+      </w:r>
+      <w:proofErr w:type="spellEnd"/>
+      <w:r>
+        <w:t xml:space="preserve"> </w:t>
+      </w:r>
+      <w:proofErr w:type="spellStart"/>
+      <w:r>
+        <w:t>et</w:t>
+      </w:r>
+      <w:proofErr w:type="spellEnd"/>
+      <w:r>
+        <w:t xml:space="preserve"> </w:t>
+      </w:r>
+      <w:proofErr w:type="spellStart"/>
+      <w:r>
+        <w:t>malesuada</w:t>
+      </w:r>
+      <w:proofErr w:type="spellEnd"/>
+      <w:r>
+        <w:t xml:space="preserve"> </w:t>
+      </w:r>
+      <w:proofErr w:type="spellStart"/>
+      <w:r>
+        <w:t>fames</w:t>
+      </w:r>
+      <w:proofErr w:type="spellEnd"/>
+      <w:r>
+        <w:t xml:space="preserve"> ac </w:t>
+      </w:r>
+      <w:proofErr w:type="spellStart"/>
+      <w:r>
+        <w:t>turpis</w:t>
+      </w:r>
+      <w:proofErr w:type="spellEnd"/>
+      <w:r>
+        <w:t xml:space="preserve"> egestas. </w:t>
+      </w:r>
+      <w:r>
+        <w:rPr>
+          <w:lang w:val="en-US"/>
+        </w:rPr>
+        <w:t xml:space="preserve">Proin pharetra </w:t>
+      </w:r>
+      <w:proofErr w:type="spellStart"/>
+      <w:r>
+        <w:rPr>
+          <w:lang w:val="en-US"/>
+        </w:rPr>
+        <w:t>nonummy</w:t>
+      </w:r>
+      <w:proofErr w:type="spellEnd"/>
+      <w:r>
+        <w:rPr>
+          <w:lang w:val="en-US"/>
+        </w:rPr>
+        <w:t xml:space="preserve"> </w:t>
+      </w:r>
+      <w:proofErr w:type="spellStart"/>
+      <w:r>
+        <w:rPr>
+          <w:lang w:val="en-US"/>
+        </w:rPr>
+        <w:t>pede</w:t>
+      </w:r>
+      <w:proofErr w:type="spellEnd"/>
+      <w:r>
+        <w:rPr>
+          <w:lang w:val="en-US"/>
+        </w:rPr>
+        <w:t xml:space="preserve">. Mauris et </w:t>
+      </w:r>
+      <w:proofErr w:type="spellStart"/>
+      <w:r>
+        <w:rPr>
+          <w:lang w:val="en-US"/>
+        </w:rPr>
+        <w:t>orci</w:t>
+      </w:r>
+      <w:proofErr w:type="spellEnd"/>
+      <w:r>
+        <w:rPr>
+          <w:lang w:val="en-US"/>
+        </w:rPr>
+        <w:t>. Aenean nec lorem.</w:t>
+      </w:r>
+    </w:p>
+    <w:p>
+      <w:r>
+        <w:rPr>
+          <w:lang w:val="en-US"/>
+        </w:rPr>
+        <w:t xml:space="preserve">Donec </w:t>
+      </w:r>
+      <w:proofErr w:type="spellStart"/>
+      <w:r>
+        <w:rPr>
+          <w:lang w:val="en-US"/>
+        </w:rPr>
+        <w:t>ut</w:t>
+      </w:r>
+      <w:proofErr w:type="spellEnd"/>
+      <w:r>
+        <w:rPr>
+          <w:lang w:val="en-US"/>
+        </w:rPr>
+        <w:t xml:space="preserve"> est in </w:t>
+      </w:r>
+      <w:proofErr w:type="spellStart"/>
+      <w:r>
+        <w:rPr>
+          <w:lang w:val="en-US"/>
+        </w:rPr>
+        <w:t>lectus</w:t>
+      </w:r>
+      <w:proofErr w:type="spellEnd"/>
+      <w:r>
+        <w:rPr>
+          <w:lang w:val="en-US"/>
+        </w:rPr>
+        <w:t xml:space="preserve"> </w:t>
+      </w:r>
+      <w:proofErr w:type="spellStart"/>
+      <w:r>
+        <w:rPr>
+          <w:lang w:val="en-US"/>
+        </w:rPr>
+        <w:t>consequat</w:t>
+      </w:r>
+      <w:proofErr w:type="spellEnd"/>
+      <w:r>
+        <w:rPr>
+          <w:lang w:val="en-US"/>
+        </w:rPr>
+        <w:t xml:space="preserve"> </w:t>
+      </w:r>
+      <w:proofErr w:type="spellStart"/>
+      <w:r>
+        <w:rPr>
+          <w:lang w:val="en-US"/>
+        </w:rPr>
+        <w:t>consequat</w:t>
+      </w:r>
+      <w:proofErr w:type="spellEnd"/>
+      <w:r>
+        <w:rPr>
+          <w:lang w:val="en-US"/>
+        </w:rPr>
+        <w:t xml:space="preserve">. </w:t>
+      </w:r>
+      <w:proofErr w:type="spellStart"/>
+      <w:r>
+        <w:t>Etiam</w:t>
+      </w:r>
+      <w:proofErr w:type="spellEnd"/>
+      <w:r>
+        <w:t xml:space="preserve"> </w:t>
+      </w:r>
+      <w:proofErr w:type="spellStart"/>
+      <w:r>
+        <w:t>eget</w:t>
+      </w:r>
+      <w:proofErr w:type="spellEnd"/>
+      <w:r>
+        <w:t xml:space="preserve"> </w:t>
+      </w:r>
+      <w:proofErr w:type="spellStart"/>
+      <w:r>
+        <w:t>dui</w:t>
+      </w:r>
+      <w:proofErr w:type="spellEnd"/>
+      <w:r>
+        <w:t xml:space="preserve">. </w:t>
+      </w:r>
+      <w:proofErr w:type="spellStart"/>
+      <w:r>
+        <w:t>Aliquam</w:t>
+      </w:r>
+      <w:proofErr w:type="spellEnd"/>
+      <w:r>
+        <w:t xml:space="preserve"> </w:t>
+      </w:r>
+      <w:proofErr w:type="spellStart"/>
+      <w:r>
+        <w:t>erat</w:t>
+      </w:r>
+      <w:proofErr w:type="spellEnd"/>
+      <w:r>
+        <w:t xml:space="preserve"> </w:t>
+      </w:r>
+      <w:proofErr w:type="spellStart"/>
+      <w:r>
+        <w:t>volutpat</w:t>
+      </w:r>
+      <w:proofErr w:type="spellEnd"/>
+      <w:r>
+        <w:t xml:space="preserve">. </w:t>
+      </w:r>
+      <w:r>
+        <w:rPr>
+          <w:lang w:val="en-US"/>
+        </w:rPr>
+        <w:t xml:space="preserve">Sed at lorem in nunc </w:t>
+      </w:r>
+      <w:proofErr w:type="spellStart"/>
+      <w:r>
+        <w:rPr>
+          <w:lang w:val="en-US"/>
+        </w:rPr>
+        <w:t>por</w:t>
+      </w:r>
+      <w:proofErr w:type="spellEnd"/>
+      <w:r>
+        <w:rPr>
+          <w:lang w:val="en-US"/>
+        </w:rPr>
+        <w:t xml:space="preserve">-ta </w:t>
+      </w:r>
+      <w:proofErr w:type="spellStart"/>
+      <w:r>
+        <w:rPr>
+          <w:lang w:val="en-US"/>
+        </w:rPr>
+        <w:t>tristique</w:t>
+      </w:r>
+      <w:proofErr w:type="spellEnd"/>
+      <w:r>
+        <w:rPr>
+          <w:lang w:val="en-US"/>
+        </w:rPr>
+        <w:t xml:space="preserve">. Proin nec </w:t>
+      </w:r>
+      <w:proofErr w:type="spellStart"/>
+      <w:r>
+        <w:rPr>
+          <w:lang w:val="en-US"/>
+        </w:rPr>
+        <w:t>augue</w:t>
+      </w:r>
+      <w:proofErr w:type="spellEnd"/>
+      <w:r>
+        <w:rPr>
+          <w:lang w:val="en-US"/>
+        </w:rPr>
+        <w:t xml:space="preserve">. </w:t>
+      </w:r>
+      <w:proofErr w:type="spellStart"/>
+      <w:r>
+        <w:t>Quisque</w:t>
+      </w:r>
+      <w:proofErr w:type="spellEnd"/>
+      <w:r>
+        <w:t xml:space="preserve"> </w:t>
+      </w:r>
+      <w:proofErr w:type="spellStart"/>
+      <w:r>
+        <w:t>aliquam</w:t>
+      </w:r>
+      <w:proofErr w:type="spellEnd"/>
+      <w:r>
+        <w:t xml:space="preserve"> </w:t>
+      </w:r>
+      <w:proofErr w:type="spellStart"/>
+      <w:r>
+        <w:t>tempor</w:t>
+      </w:r>
+      <w:proofErr w:type="spellEnd"/>
+      <w:r>
+        <w:t xml:space="preserve"> magna. </w:t>
+      </w:r>
+      <w:proofErr w:type="spellStart"/>
+      <w:r>
+        <w:t>Pellentesque</w:t>
+      </w:r>
+      <w:proofErr w:type="spellEnd"/>
+      <w:r>
+        <w:t xml:space="preserve"> </w:t>
+      </w:r>
+      <w:proofErr w:type="spellStart"/>
+      <w:r>
+        <w:t>habitant</w:t>
+      </w:r>
+      <w:proofErr w:type="spellEnd"/>
+      <w:r>
+        <w:t xml:space="preserve"> </w:t>
+      </w:r>
+      <w:proofErr w:type="spellStart"/>
+      <w:r>
+        <w:t>morbi</w:t>
+      </w:r>
+      <w:proofErr w:type="spellEnd"/>
+      <w:r>
+        <w:t xml:space="preserve"> </w:t>
+      </w:r>
+      <w:proofErr w:type="spellStart"/>
+      <w:r>
+        <w:t>tristique</w:t>
+      </w:r>
+      <w:proofErr w:type="spellEnd"/>
+      <w:r>
+        <w:t xml:space="preserve"> </w:t>
+      </w:r>
+      <w:proofErr w:type="spellStart"/>
+      <w:r>
+        <w:t>senectus</w:t>
+      </w:r>
+      <w:proofErr w:type="spellEnd"/>
+      <w:r>
+        <w:t xml:space="preserve"> </w:t>
+      </w:r>
+      <w:proofErr w:type="spellStart"/>
+      <w:r>
+        <w:t>et</w:t>
+      </w:r>
+      <w:proofErr w:type="spellEnd"/>
+      <w:r>
+        <w:t xml:space="preserve"> </w:t>
+      </w:r>
+      <w:proofErr w:type="spellStart"/>
+      <w:r>
+        <w:t>netus</w:t>
+      </w:r>
+      <w:proofErr w:type="spellEnd"/>
+      <w:r>
+        <w:t xml:space="preserve"> </w:t>
+      </w:r>
+      <w:proofErr w:type="spellStart"/>
+      <w:r>
+        <w:t>et</w:t>
+      </w:r>
+      <w:proofErr w:type="spellEnd"/>
+      <w:r>
+        <w:t xml:space="preserve"> </w:t>
+      </w:r>
+      <w:proofErr w:type="spellStart"/>
+      <w:r>
+        <w:t>malesuada</w:t>
+      </w:r>
+      <w:proofErr w:type="spellEnd"/>
+      <w:r>
+        <w:t xml:space="preserve"> </w:t>
+      </w:r>
+      <w:proofErr w:type="spellStart"/>
+      <w:r>
+        <w:t>fames</w:t>
+      </w:r>
+      <w:proofErr w:type="spellEnd"/>
+      <w:r>
+        <w:t xml:space="preserve"> ac </w:t>
+      </w:r>
+      <w:proofErr w:type="spellStart"/>
+      <w:r>
+        <w:t>turpis</w:t>
+      </w:r>
+      <w:proofErr w:type="spellEnd"/>
+      <w:r>
+        <w:t xml:space="preserve"> egestas. </w:t>
+      </w:r>
+      <w:proofErr w:type="spellStart"/>
+      <w:r>
+        <w:t>Nunc</w:t>
+      </w:r>
+      <w:proofErr w:type="spellEnd"/>
+      <w:r>
+        <w:t xml:space="preserve"> ac magna. </w:t>
+      </w:r>
+      <w:proofErr w:type="spellStart"/>
+      <w:r>
+        <w:t>Maecenas</w:t>
+      </w:r>
+      <w:proofErr w:type="spellEnd"/>
+      <w:r>
+        <w:t xml:space="preserve"> odio </w:t>
+      </w:r>
+      <w:proofErr w:type="spellStart"/>
+      <w:r>
+        <w:t>dolor</w:t>
+      </w:r>
+      <w:proofErr w:type="spellEnd"/>
+      <w:r>
+        <w:t xml:space="preserve">, </w:t>
+      </w:r>
+      <w:proofErr w:type="spellStart"/>
+      <w:r>
+        <w:t>vulputate</w:t>
+      </w:r>
+      <w:proofErr w:type="spellEnd"/>
+      <w:r>
+        <w:t xml:space="preserve"> </w:t>
+      </w:r>
+      <w:proofErr w:type="spellStart"/>
+      <w:r>
+        <w:t>vel</w:t>
+      </w:r>
+      <w:proofErr w:type="spellEnd"/>
+      <w:r>
+        <w:t xml:space="preserve">, </w:t>
+      </w:r>
+      <w:proofErr w:type="spellStart"/>
+      <w:r>
+        <w:t>auctor</w:t>
+      </w:r>
+      <w:proofErr w:type="spellEnd"/>
+      <w:r>
+        <w:t xml:space="preserve"> ac, </w:t>
+      </w:r>
+      <w:proofErr w:type="spellStart"/>
+      <w:r>
+        <w:t>accumsan</w:t>
+      </w:r>
+      <w:proofErr w:type="spellEnd"/>
+      <w:r>
+        <w:t xml:space="preserve"> id, </w:t>
+      </w:r>
+      <w:proofErr w:type="spellStart"/>
+      <w:r>
+        <w:t>felis</w:t>
+      </w:r>
+      <w:proofErr w:type="spellEnd"/>
+      <w:r>
+        <w:t xml:space="preserve">. </w:t>
+      </w:r>
+      <w:proofErr w:type="spellStart"/>
+      <w:r>
+        <w:t>Pellentesque</w:t>
+      </w:r>
+      <w:proofErr w:type="spellEnd"/>
+      <w:r>
+        <w:t xml:space="preserve"> </w:t>
+      </w:r>
+      <w:proofErr w:type="spellStart"/>
+      <w:r>
+        <w:t>cursus</w:t>
+      </w:r>
+      <w:proofErr w:type="spellEnd"/>
+      <w:r>
+        <w:t xml:space="preserve"> </w:t>
+      </w:r>
+      <w:proofErr w:type="spellStart"/>
+      <w:r>
+        <w:t>sagittis</w:t>
+      </w:r>
+      <w:proofErr w:type="spellEnd"/>
+      <w:r>
+        <w:t xml:space="preserve"> </w:t>
+      </w:r>
+      <w:proofErr w:type="spellStart"/>
+      <w:r>
+        <w:t>felis</w:t>
+      </w:r>
+      <w:proofErr w:type="spellEnd"/>
+      <w:r>
+        <w:t>.</w:t>
       </w:r>
     </w:p>
     <w:p/>
@@ -406,8 +1179,165 @@
           <w:lang w:val="en-US"/>
         </w:rPr>
       </w:pPr>
-      <w:r>
-        <w:t xml:space="preserve">Lorem ipsum dolor sit amet, consectetuer adipiscing elit. Maecenas porttitor congue massa. Fusce posuere, magna sed pulvinar ultricies, purus lectus malesuada libero, sit amet commodo </w:t>
+      <w:proofErr w:type="spellStart"/>
+      <w:r>
+        <w:t>Lorem</w:t>
+      </w:r>
+      <w:proofErr w:type="spellEnd"/>
+      <w:r>
+        <w:t xml:space="preserve"> </w:t>
+      </w:r>
+      <w:proofErr w:type="spellStart"/>
+      <w:r>
+        <w:t>ipsum</w:t>
+      </w:r>
+      <w:proofErr w:type="spellEnd"/>
+      <w:r>
+        <w:t xml:space="preserve"> </w:t>
+      </w:r>
+      <w:proofErr w:type="spellStart"/>
+      <w:r>
+        <w:t>dolor</w:t>
+      </w:r>
+      <w:proofErr w:type="spellEnd"/>
+      <w:r>
+        <w:t xml:space="preserve"> </w:t>
+      </w:r>
+      <w:proofErr w:type="spellStart"/>
+      <w:r>
+        <w:t>sit</w:t>
+      </w:r>
+      <w:proofErr w:type="spellEnd"/>
+      <w:r>
+        <w:t xml:space="preserve"> </w:t>
+      </w:r>
+      <w:proofErr w:type="spellStart"/>
+      <w:r>
+        <w:t>amet</w:t>
+      </w:r>
+      <w:proofErr w:type="spellEnd"/>
+      <w:r>
+        <w:t xml:space="preserve">, </w:t>
+      </w:r>
+      <w:proofErr w:type="spellStart"/>
+      <w:r>
+        <w:t>consectetuer</w:t>
+      </w:r>
+      <w:proofErr w:type="spellEnd"/>
+      <w:r>
+        <w:t xml:space="preserve"> </w:t>
+      </w:r>
+      <w:proofErr w:type="spellStart"/>
+      <w:r>
+        <w:t>adipiscing</w:t>
+      </w:r>
+      <w:proofErr w:type="spellEnd"/>
+      <w:r>
+        <w:t xml:space="preserve"> </w:t>
+      </w:r>
+      <w:proofErr w:type="spellStart"/>
+      <w:r>
+        <w:t>elit</w:t>
+      </w:r>
+      <w:proofErr w:type="spellEnd"/>
+      <w:r>
+        <w:t xml:space="preserve">. </w:t>
+      </w:r>
+      <w:proofErr w:type="spellStart"/>
+      <w:r>
+        <w:t>Maecenas</w:t>
+      </w:r>
+      <w:proofErr w:type="spellEnd"/>
+      <w:r>
+        <w:t xml:space="preserve"> </w:t>
+      </w:r>
+      <w:proofErr w:type="spellStart"/>
+      <w:r>
+        <w:t>porttitor</w:t>
+      </w:r>
+      <w:proofErr w:type="spellEnd"/>
+      <w:r>
+        <w:t xml:space="preserve"> </w:t>
+      </w:r>
+      <w:proofErr w:type="spellStart"/>
+      <w:r>
+        <w:t>congue</w:t>
+      </w:r>
+      <w:proofErr w:type="spellEnd"/>
+      <w:r>
+        <w:t xml:space="preserve"> massa. </w:t>
+      </w:r>
+      <w:proofErr w:type="spellStart"/>
+      <w:r>
+        <w:t>Fusce</w:t>
+      </w:r>
+      <w:proofErr w:type="spellEnd"/>
+      <w:r>
+        <w:t xml:space="preserve"> </w:t>
+      </w:r>
+      <w:proofErr w:type="spellStart"/>
+      <w:r>
+        <w:t>posuere</w:t>
+      </w:r>
+      <w:proofErr w:type="spellEnd"/>
+      <w:r>
+        <w:t xml:space="preserve">, magna </w:t>
+      </w:r>
+      <w:proofErr w:type="spellStart"/>
+      <w:r>
+        <w:t>sed</w:t>
+      </w:r>
+      <w:proofErr w:type="spellEnd"/>
+      <w:r>
+        <w:t xml:space="preserve"> pulvinar </w:t>
+      </w:r>
+      <w:proofErr w:type="spellStart"/>
+      <w:r>
+        <w:t>ultricies</w:t>
+      </w:r>
+      <w:proofErr w:type="spellEnd"/>
+      <w:r>
+        <w:t xml:space="preserve">, purus </w:t>
+      </w:r>
+      <w:proofErr w:type="spellStart"/>
+      <w:r>
+        <w:t>lectus</w:t>
+      </w:r>
+      <w:proofErr w:type="spellEnd"/>
+      <w:r>
+        <w:t xml:space="preserve"> </w:t>
+      </w:r>
+      <w:proofErr w:type="spellStart"/>
+      <w:r>
+        <w:t>malesuada</w:t>
+      </w:r>
+      <w:proofErr w:type="spellEnd"/>
+      <w:r>
+        <w:t xml:space="preserve"> libero, </w:t>
+      </w:r>
+      <w:proofErr w:type="spellStart"/>
+      <w:r>
+        <w:t>sit</w:t>
+      </w:r>
+      <w:proofErr w:type="spellEnd"/>
+      <w:r>
+        <w:t xml:space="preserve"> </w:t>
+      </w:r>
+      <w:proofErr w:type="spellStart"/>
+      <w:r>
+        <w:t>amet</w:t>
+      </w:r>
+      <w:proofErr w:type="spellEnd"/>
+      <w:r>
+        <w:t xml:space="preserve"> </w:t>
+      </w:r>
+      <w:proofErr w:type="spellStart"/>
+      <w:r>
+        <w:t>commodo</w:t>
+      </w:r>
+      <w:proofErr w:type="spellEnd"/>
+      <w:r>
+        <w:t xml:space="preserve"> </w:t>
       </w:r>
       <w:proofErr w:type="gramStart"/>
       <w:r>
@@ -415,33 +1345,567 @@
       </w:r>
       <w:proofErr w:type="gramEnd"/>
       <w:r>
-        <w:t xml:space="preserve"> quis urna. Nunc viverra imperdiet enim. Fusce est. Vivamus a tellus. Pellentesque habitant morbi tristique senectus et netus et malesuada fames ac turpis egestas. </w:t>
-      </w:r>
-      <w:r>
-        <w:rPr>
-          <w:lang w:val="en-US"/>
-        </w:rPr>
-        <w:t>Proin pharetra nonummy pede. Mauris et orci. Aenean nec lorem.</w:t>
-      </w:r>
-    </w:p>
-    <w:p>
-      <w:r>
-        <w:rPr>
-          <w:lang w:val="en-US"/>
-        </w:rPr>
-        <w:t xml:space="preserve">Donec ut est in lectus consequat consequat. </w:t>
-      </w:r>
-      <w:r>
-        <w:t xml:space="preserve">Etiam eget dui. Aliquam erat volutpat. </w:t>
-      </w:r>
-      <w:r>
-        <w:rPr>
-          <w:lang w:val="en-US"/>
-        </w:rPr>
-        <w:t xml:space="preserve">Sed at lorem in nunc por-ta tristique. Proin nec augue. </w:t>
-      </w:r>
-      <w:r>
-        <w:t>Quisque aliquam tempor magna. Pellentesque habitant morbi tristique senectus et netus et malesuada fames ac turpis egestas. Nunc ac magna. Maecenas odio dolor, vulputate vel, auctor ac, accumsan id, felis. Pellentesque cursus sagittis felis.</w:t>
+        <w:t xml:space="preserve"> quis urna. </w:t>
+      </w:r>
+      <w:proofErr w:type="spellStart"/>
+      <w:r>
+        <w:t>Nunc</w:t>
+      </w:r>
+      <w:proofErr w:type="spellEnd"/>
+      <w:r>
+        <w:t xml:space="preserve"> </w:t>
+      </w:r>
+      <w:proofErr w:type="spellStart"/>
+      <w:r>
+        <w:t>viverra</w:t>
+      </w:r>
+      <w:proofErr w:type="spellEnd"/>
+      <w:r>
+        <w:t xml:space="preserve"> </w:t>
+      </w:r>
+      <w:proofErr w:type="spellStart"/>
+      <w:r>
+        <w:t>imperdiet</w:t>
+      </w:r>
+      <w:proofErr w:type="spellEnd"/>
+      <w:r>
+        <w:t xml:space="preserve"> </w:t>
+      </w:r>
+      <w:proofErr w:type="spellStart"/>
+      <w:r>
+        <w:t>enim</w:t>
+      </w:r>
+      <w:proofErr w:type="spellEnd"/>
+      <w:r>
+        <w:t xml:space="preserve">. </w:t>
+      </w:r>
+      <w:proofErr w:type="spellStart"/>
+      <w:r>
+        <w:t>Fusce</w:t>
+      </w:r>
+      <w:proofErr w:type="spellEnd"/>
+      <w:r>
+        <w:t xml:space="preserve"> est. </w:t>
+      </w:r>
+      <w:proofErr w:type="spellStart"/>
+      <w:r>
+        <w:t>Vivamus</w:t>
+      </w:r>
+      <w:proofErr w:type="spellEnd"/>
+      <w:r>
+        <w:t xml:space="preserve"> a </w:t>
+      </w:r>
+      <w:proofErr w:type="spellStart"/>
+      <w:r>
+        <w:t>tellus</w:t>
+      </w:r>
+      <w:proofErr w:type="spellEnd"/>
+      <w:r>
+        <w:t xml:space="preserve">. </w:t>
+      </w:r>
+      <w:proofErr w:type="spellStart"/>
+      <w:r>
+        <w:t>Pellentesque</w:t>
+      </w:r>
+      <w:proofErr w:type="spellEnd"/>
+      <w:r>
+        <w:t xml:space="preserve"> </w:t>
+      </w:r>
+      <w:proofErr w:type="spellStart"/>
+      <w:r>
+        <w:t>habitant</w:t>
+      </w:r>
+      <w:proofErr w:type="spellEnd"/>
+      <w:r>
+        <w:t xml:space="preserve"> </w:t>
+      </w:r>
+      <w:proofErr w:type="spellStart"/>
+      <w:r>
+        <w:t>morbi</w:t>
+      </w:r>
+      <w:proofErr w:type="spellEnd"/>
+      <w:r>
+        <w:t xml:space="preserve"> </w:t>
+      </w:r>
+      <w:proofErr w:type="spellStart"/>
+      <w:r>
+        <w:t>tristique</w:t>
+      </w:r>
+      <w:proofErr w:type="spellEnd"/>
+      <w:r>
+        <w:t xml:space="preserve"> </w:t>
+      </w:r>
+      <w:proofErr w:type="spellStart"/>
+      <w:r>
+        <w:t>senectus</w:t>
+      </w:r>
+      <w:proofErr w:type="spellEnd"/>
+      <w:r>
+        <w:t xml:space="preserve"> </w:t>
+      </w:r>
+      <w:proofErr w:type="spellStart"/>
+      <w:r>
+        <w:t>et</w:t>
+      </w:r>
+      <w:proofErr w:type="spellEnd"/>
+      <w:r>
+        <w:t xml:space="preserve"> </w:t>
+      </w:r>
+      <w:proofErr w:type="spellStart"/>
+      <w:r>
+        <w:t>netus</w:t>
+      </w:r>
+      <w:proofErr w:type="spellEnd"/>
+      <w:r>
+        <w:t xml:space="preserve"> </w:t>
+      </w:r>
+      <w:proofErr w:type="spellStart"/>
+      <w:r>
+        <w:t>et</w:t>
+      </w:r>
+      <w:proofErr w:type="spellEnd"/>
+      <w:r>
+        <w:t xml:space="preserve"> </w:t>
+      </w:r>
+      <w:proofErr w:type="spellStart"/>
+      <w:r>
+        <w:t>malesuada</w:t>
+      </w:r>
+      <w:proofErr w:type="spellEnd"/>
+      <w:r>
+        <w:t xml:space="preserve"> </w:t>
+      </w:r>
+      <w:proofErr w:type="spellStart"/>
+      <w:r>
+        <w:t>fames</w:t>
+      </w:r>
+      <w:proofErr w:type="spellEnd"/>
+      <w:r>
+        <w:t xml:space="preserve"> ac </w:t>
+      </w:r>
+      <w:proofErr w:type="spellStart"/>
+      <w:r>
+        <w:t>turpis</w:t>
+      </w:r>
+      <w:proofErr w:type="spellEnd"/>
+      <w:r>
+        <w:t xml:space="preserve"> egestas. </w:t>
+      </w:r>
+      <w:r>
+        <w:rPr>
+          <w:lang w:val="en-US"/>
+        </w:rPr>
+        <w:t xml:space="preserve">Proin pharetra </w:t>
+      </w:r>
+      <w:proofErr w:type="spellStart"/>
+      <w:r>
+        <w:rPr>
+          <w:lang w:val="en-US"/>
+        </w:rPr>
+        <w:t>nonummy</w:t>
+      </w:r>
+      <w:proofErr w:type="spellEnd"/>
+      <w:r>
+        <w:rPr>
+          <w:lang w:val="en-US"/>
+        </w:rPr>
+        <w:t xml:space="preserve"> </w:t>
+      </w:r>
+      <w:proofErr w:type="spellStart"/>
+      <w:r>
+        <w:rPr>
+          <w:lang w:val="en-US"/>
+        </w:rPr>
+        <w:t>pede</w:t>
+      </w:r>
+      <w:proofErr w:type="spellEnd"/>
+      <w:r>
+        <w:rPr>
+          <w:lang w:val="en-US"/>
+        </w:rPr>
+        <w:t xml:space="preserve">. Mauris et </w:t>
+      </w:r>
+      <w:proofErr w:type="spellStart"/>
+      <w:r>
+        <w:rPr>
+          <w:lang w:val="en-US"/>
+        </w:rPr>
+        <w:t>orci</w:t>
+      </w:r>
+      <w:proofErr w:type="spellEnd"/>
+      <w:r>
+        <w:rPr>
+          <w:lang w:val="en-US"/>
+        </w:rPr>
+        <w:t>. Aenean nec lorem.</w:t>
+      </w:r>
+    </w:p>
+    <w:p>
+      <w:r>
+        <w:rPr>
+          <w:lang w:val="en-US"/>
+        </w:rPr>
+        <w:t xml:space="preserve">Donec </w:t>
+      </w:r>
+      <w:proofErr w:type="spellStart"/>
+      <w:r>
+        <w:rPr>
+          <w:lang w:val="en-US"/>
+        </w:rPr>
+        <w:t>ut</w:t>
+      </w:r>
+      <w:proofErr w:type="spellEnd"/>
+      <w:r>
+        <w:rPr>
+          <w:lang w:val="en-US"/>
+        </w:rPr>
+        <w:t xml:space="preserve"> est in </w:t>
+      </w:r>
+      <w:proofErr w:type="spellStart"/>
+      <w:r>
+        <w:rPr>
+          <w:lang w:val="en-US"/>
+        </w:rPr>
+        <w:t>lectus</w:t>
+      </w:r>
+      <w:proofErr w:type="spellEnd"/>
+      <w:r>
+        <w:rPr>
+          <w:lang w:val="en-US"/>
+        </w:rPr>
+        <w:t xml:space="preserve"> </w:t>
+      </w:r>
+      <w:proofErr w:type="spellStart"/>
+      <w:r>
+        <w:rPr>
+          <w:lang w:val="en-US"/>
+        </w:rPr>
+        <w:t>consequat</w:t>
+      </w:r>
+      <w:proofErr w:type="spellEnd"/>
+      <w:r>
+        <w:rPr>
+          <w:lang w:val="en-US"/>
+        </w:rPr>
+        <w:t xml:space="preserve"> </w:t>
+      </w:r>
+      <w:proofErr w:type="spellStart"/>
+      <w:r>
+        <w:rPr>
+          <w:lang w:val="en-US"/>
+        </w:rPr>
+        <w:t>consequat</w:t>
+      </w:r>
+      <w:proofErr w:type="spellEnd"/>
+      <w:r>
+        <w:rPr>
+          <w:lang w:val="en-US"/>
+        </w:rPr>
+        <w:t xml:space="preserve">. </w:t>
+      </w:r>
+      <w:proofErr w:type="spellStart"/>
+      <w:r>
+        <w:t>Etiam</w:t>
+      </w:r>
+      <w:proofErr w:type="spellEnd"/>
+      <w:r>
+        <w:t xml:space="preserve"> </w:t>
+      </w:r>
+      <w:proofErr w:type="spellStart"/>
+      <w:r>
+        <w:t>eget</w:t>
+      </w:r>
+      <w:proofErr w:type="spellEnd"/>
+      <w:r>
+        <w:t xml:space="preserve"> </w:t>
+      </w:r>
+      <w:proofErr w:type="spellStart"/>
+      <w:r>
+        <w:t>dui</w:t>
+      </w:r>
+      <w:proofErr w:type="spellEnd"/>
+      <w:r>
+        <w:t xml:space="preserve">. </w:t>
+      </w:r>
+      <w:proofErr w:type="spellStart"/>
+      <w:r>
+        <w:t>Aliquam</w:t>
+      </w:r>
+      <w:proofErr w:type="spellEnd"/>
+      <w:r>
+        <w:t xml:space="preserve"> </w:t>
+      </w:r>
+      <w:proofErr w:type="spellStart"/>
+      <w:r>
+        <w:t>erat</w:t>
+      </w:r>
+      <w:proofErr w:type="spellEnd"/>
+      <w:r>
+        <w:t xml:space="preserve"> </w:t>
+      </w:r>
+      <w:proofErr w:type="spellStart"/>
+      <w:r>
+        <w:t>volutpat</w:t>
+      </w:r>
+      <w:proofErr w:type="spellEnd"/>
+      <w:r>
+        <w:t xml:space="preserve">. </w:t>
+      </w:r>
+      <w:r>
+        <w:rPr>
+          <w:lang w:val="en-US"/>
+        </w:rPr>
+        <w:t xml:space="preserve">Sed at lorem in nunc </w:t>
+      </w:r>
+      <w:proofErr w:type="spellStart"/>
+      <w:r>
+        <w:rPr>
+          <w:lang w:val="en-US"/>
+        </w:rPr>
+        <w:t>por</w:t>
+      </w:r>
+      <w:proofErr w:type="spellEnd"/>
+      <w:r>
+        <w:rPr>
+          <w:lang w:val="en-US"/>
+        </w:rPr>
+        <w:t xml:space="preserve">-ta </w:t>
+      </w:r>
+      <w:proofErr w:type="spellStart"/>
+      <w:r>
+        <w:rPr>
+          <w:lang w:val="en-US"/>
+        </w:rPr>
+        <w:t>tristique</w:t>
+      </w:r>
+      <w:proofErr w:type="spellEnd"/>
+      <w:r>
+        <w:rPr>
+          <w:lang w:val="en-US"/>
+        </w:rPr>
+        <w:t xml:space="preserve">. Proin nec </w:t>
+      </w:r>
+      <w:proofErr w:type="spellStart"/>
+      <w:r>
+        <w:rPr>
+          <w:lang w:val="en-US"/>
+        </w:rPr>
+        <w:t>augue</w:t>
+      </w:r>
+      <w:proofErr w:type="spellEnd"/>
+      <w:r>
+        <w:rPr>
+          <w:lang w:val="en-US"/>
+        </w:rPr>
+        <w:t xml:space="preserve">. </w:t>
+      </w:r>
+      <w:proofErr w:type="spellStart"/>
+      <w:r>
+        <w:t>Quisque</w:t>
+      </w:r>
+      <w:proofErr w:type="spellEnd"/>
+      <w:r>
+        <w:t xml:space="preserve"> </w:t>
+      </w:r>
+      <w:proofErr w:type="spellStart"/>
+      <w:r>
+        <w:t>aliquam</w:t>
+      </w:r>
+      <w:proofErr w:type="spellEnd"/>
+      <w:r>
+        <w:t xml:space="preserve"> </w:t>
+      </w:r>
+      <w:proofErr w:type="spellStart"/>
+      <w:r>
+        <w:t>tempor</w:t>
+      </w:r>
+      <w:proofErr w:type="spellEnd"/>
+      <w:r>
+        <w:t xml:space="preserve"> magna. </w:t>
+      </w:r>
+      <w:proofErr w:type="spellStart"/>
+      <w:r>
+        <w:t>Pellentesque</w:t>
+      </w:r>
+      <w:proofErr w:type="spellEnd"/>
+      <w:r>
+        <w:t xml:space="preserve"> </w:t>
+      </w:r>
+      <w:proofErr w:type="spellStart"/>
+      <w:r>
+        <w:t>habitant</w:t>
+      </w:r>
+      <w:proofErr w:type="spellEnd"/>
+      <w:r>
+        <w:t xml:space="preserve"> </w:t>
+      </w:r>
+      <w:proofErr w:type="spellStart"/>
+      <w:r>
+        <w:t>morbi</w:t>
+      </w:r>
+      <w:proofErr w:type="spellEnd"/>
+      <w:r>
+        <w:t xml:space="preserve"> </w:t>
+      </w:r>
+      <w:proofErr w:type="spellStart"/>
+      <w:r>
+        <w:t>tristique</w:t>
+      </w:r>
+      <w:proofErr w:type="spellEnd"/>
+      <w:r>
+        <w:t xml:space="preserve"> </w:t>
+      </w:r>
+      <w:proofErr w:type="spellStart"/>
+      <w:r>
+        <w:t>senectus</w:t>
+      </w:r>
+      <w:proofErr w:type="spellEnd"/>
+      <w:r>
+        <w:t xml:space="preserve"> </w:t>
+      </w:r>
+      <w:proofErr w:type="spellStart"/>
+      <w:r>
+        <w:t>et</w:t>
+      </w:r>
+      <w:proofErr w:type="spellEnd"/>
+      <w:r>
+        <w:t xml:space="preserve"> </w:t>
+      </w:r>
+      <w:proofErr w:type="spellStart"/>
+      <w:r>
+        <w:t>netus</w:t>
+      </w:r>
+      <w:proofErr w:type="spellEnd"/>
+      <w:r>
+        <w:t xml:space="preserve"> </w:t>
+      </w:r>
+      <w:proofErr w:type="spellStart"/>
+      <w:r>
+        <w:t>et</w:t>
+      </w:r>
+      <w:proofErr w:type="spellEnd"/>
+      <w:r>
+        <w:t xml:space="preserve"> </w:t>
+      </w:r>
+      <w:proofErr w:type="spellStart"/>
+      <w:r>
+        <w:t>malesuada</w:t>
+      </w:r>
+      <w:proofErr w:type="spellEnd"/>
+      <w:r>
+        <w:t xml:space="preserve"> </w:t>
+      </w:r>
+      <w:proofErr w:type="spellStart"/>
+      <w:r>
+        <w:t>fames</w:t>
+      </w:r>
+      <w:proofErr w:type="spellEnd"/>
+      <w:r>
+        <w:t xml:space="preserve"> ac </w:t>
+      </w:r>
+      <w:proofErr w:type="spellStart"/>
+      <w:r>
+        <w:t>turpis</w:t>
+      </w:r>
+      <w:proofErr w:type="spellEnd"/>
+      <w:r>
+        <w:t xml:space="preserve"> egestas. </w:t>
+      </w:r>
+      <w:proofErr w:type="spellStart"/>
+      <w:r>
+        <w:t>Nunc</w:t>
+      </w:r>
+      <w:proofErr w:type="spellEnd"/>
+      <w:r>
+        <w:t xml:space="preserve"> ac magna. </w:t>
+      </w:r>
+      <w:proofErr w:type="spellStart"/>
+      <w:r>
+        <w:t>Maecenas</w:t>
+      </w:r>
+      <w:proofErr w:type="spellEnd"/>
+      <w:r>
+        <w:t xml:space="preserve"> odio </w:t>
+      </w:r>
+      <w:proofErr w:type="spellStart"/>
+      <w:r>
+        <w:t>dolor</w:t>
+      </w:r>
+      <w:proofErr w:type="spellEnd"/>
+      <w:r>
+        <w:t xml:space="preserve">, </w:t>
+      </w:r>
+      <w:proofErr w:type="spellStart"/>
+      <w:r>
+        <w:t>vulputate</w:t>
+      </w:r>
+      <w:proofErr w:type="spellEnd"/>
+      <w:r>
+        <w:t xml:space="preserve"> </w:t>
+      </w:r>
+      <w:proofErr w:type="spellStart"/>
+      <w:r>
+        <w:t>vel</w:t>
+      </w:r>
+      <w:proofErr w:type="spellEnd"/>
+      <w:r>
+        <w:t xml:space="preserve">, </w:t>
+      </w:r>
+      <w:proofErr w:type="spellStart"/>
+      <w:r>
+        <w:t>auctor</w:t>
+      </w:r>
+      <w:proofErr w:type="spellEnd"/>
+      <w:r>
+        <w:t xml:space="preserve"> ac, </w:t>
+      </w:r>
+      <w:proofErr w:type="spellStart"/>
+      <w:r>
+        <w:t>accumsan</w:t>
+      </w:r>
+      <w:proofErr w:type="spellEnd"/>
+      <w:r>
+        <w:t xml:space="preserve"> id, </w:t>
+      </w:r>
+      <w:proofErr w:type="spellStart"/>
+      <w:r>
+        <w:t>felis</w:t>
+      </w:r>
+      <w:proofErr w:type="spellEnd"/>
+      <w:r>
+        <w:t xml:space="preserve">. </w:t>
+      </w:r>
+      <w:proofErr w:type="spellStart"/>
+      <w:r>
+        <w:t>Pellentesque</w:t>
+      </w:r>
+      <w:proofErr w:type="spellEnd"/>
+      <w:r>
+        <w:t xml:space="preserve"> </w:t>
+      </w:r>
+      <w:proofErr w:type="spellStart"/>
+      <w:r>
+        <w:t>cursus</w:t>
+      </w:r>
+      <w:proofErr w:type="spellEnd"/>
+      <w:r>
+        <w:t xml:space="preserve"> </w:t>
+      </w:r>
+      <w:proofErr w:type="spellStart"/>
+      <w:r>
+        <w:t>sagittis</w:t>
+      </w:r>
+      <w:proofErr w:type="spellEnd"/>
+      <w:r>
+        <w:t xml:space="preserve"> </w:t>
+      </w:r>
+      <w:proofErr w:type="spellStart"/>
+      <w:r>
+        <w:t>felis</w:t>
+      </w:r>
+      <w:proofErr w:type="spellEnd"/>
+      <w:r>
+        <w:t>.</w:t>
       </w:r>
     </w:p>
     <w:p/>
@@ -809,68 +2273,744 @@
           <w:lang w:val="en-US"/>
         </w:rPr>
       </w:pPr>
-      <w:r>
-        <w:rPr>
-          <w:lang w:val="en-US"/>
-        </w:rPr>
-        <w:t xml:space="preserve">Lorem ipsum dolor </w:t>
+      <w:proofErr w:type="spellStart"/>
+      <w:r>
+        <w:t>Lorem</w:t>
+      </w:r>
+      <w:proofErr w:type="spellEnd"/>
+      <w:r>
+        <w:t xml:space="preserve"> </w:t>
+      </w:r>
+      <w:proofErr w:type="spellStart"/>
+      <w:r>
+        <w:t>ipsum</w:t>
+      </w:r>
+      <w:proofErr w:type="spellEnd"/>
+      <w:r>
+        <w:t xml:space="preserve"> </w:t>
+      </w:r>
+      <w:proofErr w:type="spellStart"/>
+      <w:r>
+        <w:t>dolor</w:t>
+      </w:r>
+      <w:proofErr w:type="spellEnd"/>
+      <w:r>
+        <w:t xml:space="preserve"> </w:t>
+      </w:r>
+      <w:proofErr w:type="spellStart"/>
+      <w:r>
+        <w:t>sit</w:t>
+      </w:r>
+      <w:proofErr w:type="spellEnd"/>
+      <w:r>
+        <w:t xml:space="preserve"> </w:t>
+      </w:r>
+      <w:proofErr w:type="spellStart"/>
+      <w:r>
+        <w:t>amet</w:t>
+      </w:r>
+      <w:proofErr w:type="spellEnd"/>
+      <w:r>
+        <w:t xml:space="preserve">, </w:t>
+      </w:r>
+      <w:proofErr w:type="spellStart"/>
+      <w:r>
+        <w:t>consectetuer</w:t>
+      </w:r>
+      <w:proofErr w:type="spellEnd"/>
+      <w:r>
+        <w:t xml:space="preserve"> </w:t>
+      </w:r>
+      <w:proofErr w:type="spellStart"/>
+      <w:r>
+        <w:t>adipiscing</w:t>
+      </w:r>
+      <w:proofErr w:type="spellEnd"/>
+      <w:r>
+        <w:t xml:space="preserve"> </w:t>
+      </w:r>
+      <w:proofErr w:type="spellStart"/>
+      <w:r>
+        <w:t>elit</w:t>
+      </w:r>
+      <w:proofErr w:type="spellEnd"/>
+      <w:r>
+        <w:t xml:space="preserve">. </w:t>
+      </w:r>
+      <w:proofErr w:type="spellStart"/>
+      <w:r>
+        <w:t>Maecenas</w:t>
+      </w:r>
+      <w:proofErr w:type="spellEnd"/>
+      <w:r>
+        <w:t xml:space="preserve"> </w:t>
+      </w:r>
+      <w:proofErr w:type="spellStart"/>
+      <w:r>
+        <w:t>porttitor</w:t>
+      </w:r>
+      <w:proofErr w:type="spellEnd"/>
+      <w:r>
+        <w:t xml:space="preserve"> </w:t>
+      </w:r>
+      <w:proofErr w:type="spellStart"/>
+      <w:r>
+        <w:t>congue</w:t>
+      </w:r>
+      <w:proofErr w:type="spellEnd"/>
+      <w:r>
+        <w:t xml:space="preserve"> massa. </w:t>
+      </w:r>
+      <w:proofErr w:type="spellStart"/>
+      <w:r>
+        <w:t>Fusce</w:t>
+      </w:r>
+      <w:proofErr w:type="spellEnd"/>
+      <w:r>
+        <w:t xml:space="preserve"> </w:t>
+      </w:r>
+      <w:proofErr w:type="spellStart"/>
+      <w:r>
+        <w:t>posuere</w:t>
+      </w:r>
+      <w:proofErr w:type="spellEnd"/>
+      <w:r>
+        <w:t xml:space="preserve">, magna </w:t>
+      </w:r>
+      <w:proofErr w:type="spellStart"/>
+      <w:r>
+        <w:t>sed</w:t>
+      </w:r>
+      <w:proofErr w:type="spellEnd"/>
+      <w:r>
+        <w:t xml:space="preserve"> pulvinar </w:t>
+      </w:r>
+      <w:proofErr w:type="spellStart"/>
+      <w:r>
+        <w:t>ultricies</w:t>
+      </w:r>
+      <w:proofErr w:type="spellEnd"/>
+      <w:r>
+        <w:t xml:space="preserve">, purus </w:t>
+      </w:r>
+      <w:proofErr w:type="spellStart"/>
+      <w:r>
+        <w:t>lectus</w:t>
+      </w:r>
+      <w:proofErr w:type="spellEnd"/>
+      <w:r>
+        <w:t xml:space="preserve"> </w:t>
+      </w:r>
+      <w:proofErr w:type="spellStart"/>
+      <w:r>
+        <w:t>malesuada</w:t>
+      </w:r>
+      <w:proofErr w:type="spellEnd"/>
+      <w:r>
+        <w:t xml:space="preserve"> libero, </w:t>
+      </w:r>
+      <w:proofErr w:type="spellStart"/>
+      <w:r>
+        <w:t>sit</w:t>
+      </w:r>
+      <w:proofErr w:type="spellEnd"/>
+      <w:r>
+        <w:t xml:space="preserve"> </w:t>
+      </w:r>
+      <w:proofErr w:type="spellStart"/>
+      <w:r>
+        <w:t>amet</w:t>
+      </w:r>
+      <w:proofErr w:type="spellEnd"/>
+      <w:r>
+        <w:t xml:space="preserve"> </w:t>
+      </w:r>
+      <w:proofErr w:type="spellStart"/>
+      <w:r>
+        <w:t>commodo</w:t>
+      </w:r>
+      <w:proofErr w:type="spellEnd"/>
+      <w:r>
+        <w:t xml:space="preserve"> </w:t>
       </w:r>
       <w:proofErr w:type="gramStart"/>
       <w:r>
-        <w:rPr>
-          <w:lang w:val="en-US"/>
-        </w:rPr>
-        <w:t>sit</w:t>
+        <w:t>magna eros</w:t>
       </w:r>
       <w:proofErr w:type="gramEnd"/>
       <w:r>
-        <w:rPr>
-          <w:lang w:val="en-US"/>
-        </w:rPr>
-        <w:t xml:space="preserve"> amet, consectetuer adipiscing elit. </w:t>
-      </w:r>
-      <w:r>
-        <w:t xml:space="preserve">Maecenas porttitor congue massa. Fusce posuere, magna sed pulvinar ultricies, purus lectus malesuada libero, sit amet commodo </w:t>
-      </w:r>
-      <w:proofErr w:type="gramStart"/>
-      <w:r>
-        <w:t>magna eros</w:t>
-      </w:r>
-      <w:proofErr w:type="gramEnd"/>
-      <w:r>
-        <w:t xml:space="preserve"> quis urna. Nunc viverra imperdiet enim. Fusce est. Vivamus a tellus. Pellentesque habitant morbi tristique senectus et netus et malesuada fames ac turpis egestas. </w:t>
-      </w:r>
-      <w:r>
-        <w:rPr>
-          <w:lang w:val="en-US"/>
-        </w:rPr>
-        <w:t>Proin pharetra nonummy pede. Mauris et orci. Aenean nec lorem.</w:t>
-      </w:r>
-    </w:p>
-    <w:p>
-      <w:r>
-        <w:rPr>
-          <w:lang w:val="en-US"/>
-        </w:rPr>
-        <w:t xml:space="preserve">Donec ut est in lectus consequat consequat. </w:t>
-      </w:r>
-      <w:r>
-        <w:t xml:space="preserve">Etiam eget dui. Aliquam erat volutpat. </w:t>
-      </w:r>
-      <w:r>
-        <w:rPr>
-          <w:lang w:val="en-US"/>
-        </w:rPr>
-        <w:t xml:space="preserve">Sed at lorem in nunc por-ta tristique. Proin nec augue. </w:t>
-      </w:r>
-      <w:r>
-        <w:t>Quisque aliquam tempor magna. Pellentesque habitant morbi tristique senectus et netus et malesuada fames ac turpis egestas. Nunc ac magna. Maecenas odio dolor, vulputate vel, auctor ac, accumsan id, felis. Pellentesque cursus sagittis felis.</w:t>
+        <w:t xml:space="preserve"> quis urna. </w:t>
+      </w:r>
+      <w:proofErr w:type="spellStart"/>
+      <w:r>
+        <w:t>Nunc</w:t>
+      </w:r>
+      <w:proofErr w:type="spellEnd"/>
+      <w:r>
+        <w:t xml:space="preserve"> </w:t>
+      </w:r>
+      <w:proofErr w:type="spellStart"/>
+      <w:r>
+        <w:t>viverra</w:t>
+      </w:r>
+      <w:proofErr w:type="spellEnd"/>
+      <w:r>
+        <w:t xml:space="preserve"> </w:t>
+      </w:r>
+      <w:proofErr w:type="spellStart"/>
+      <w:r>
+        <w:t>imperdiet</w:t>
+      </w:r>
+      <w:proofErr w:type="spellEnd"/>
+      <w:r>
+        <w:t xml:space="preserve"> </w:t>
+      </w:r>
+      <w:proofErr w:type="spellStart"/>
+      <w:r>
+        <w:t>enim</w:t>
+      </w:r>
+      <w:proofErr w:type="spellEnd"/>
+      <w:r>
+        <w:t xml:space="preserve">. </w:t>
+      </w:r>
+      <w:proofErr w:type="spellStart"/>
+      <w:r>
+        <w:t>Fusce</w:t>
+      </w:r>
+      <w:proofErr w:type="spellEnd"/>
+      <w:r>
+        <w:t xml:space="preserve"> est. </w:t>
+      </w:r>
+      <w:proofErr w:type="spellStart"/>
+      <w:r>
+        <w:t>Vivamus</w:t>
+      </w:r>
+      <w:proofErr w:type="spellEnd"/>
+      <w:r>
+        <w:t xml:space="preserve"> a </w:t>
+      </w:r>
+      <w:proofErr w:type="spellStart"/>
+      <w:r>
+        <w:t>tellus</w:t>
+      </w:r>
+      <w:proofErr w:type="spellEnd"/>
+      <w:r>
+        <w:t xml:space="preserve">. </w:t>
+      </w:r>
+      <w:proofErr w:type="spellStart"/>
+      <w:r>
+        <w:t>Pellentesque</w:t>
+      </w:r>
+      <w:proofErr w:type="spellEnd"/>
+      <w:r>
+        <w:t xml:space="preserve"> </w:t>
+      </w:r>
+      <w:proofErr w:type="spellStart"/>
+      <w:r>
+        <w:t>habitant</w:t>
+      </w:r>
+      <w:proofErr w:type="spellEnd"/>
+      <w:r>
+        <w:t xml:space="preserve"> </w:t>
+      </w:r>
+      <w:proofErr w:type="spellStart"/>
+      <w:r>
+        <w:t>morbi</w:t>
+      </w:r>
+      <w:proofErr w:type="spellEnd"/>
+      <w:r>
+        <w:t xml:space="preserve"> </w:t>
+      </w:r>
+      <w:proofErr w:type="spellStart"/>
+      <w:r>
+        <w:t>tristique</w:t>
+      </w:r>
+      <w:proofErr w:type="spellEnd"/>
+      <w:r>
+        <w:t xml:space="preserve"> </w:t>
+      </w:r>
+      <w:proofErr w:type="spellStart"/>
+      <w:r>
+        <w:t>senectus</w:t>
+      </w:r>
+      <w:proofErr w:type="spellEnd"/>
+      <w:r>
+        <w:t xml:space="preserve"> </w:t>
+      </w:r>
+      <w:proofErr w:type="spellStart"/>
+      <w:r>
+        <w:t>et</w:t>
+      </w:r>
+      <w:proofErr w:type="spellEnd"/>
+      <w:r>
+        <w:t xml:space="preserve"> </w:t>
+      </w:r>
+      <w:proofErr w:type="spellStart"/>
+      <w:r>
+        <w:t>netus</w:t>
+      </w:r>
+      <w:proofErr w:type="spellEnd"/>
+      <w:r>
+        <w:t xml:space="preserve"> </w:t>
+      </w:r>
+      <w:proofErr w:type="spellStart"/>
+      <w:r>
+        <w:t>et</w:t>
+      </w:r>
+      <w:proofErr w:type="spellEnd"/>
+      <w:r>
+        <w:t xml:space="preserve"> </w:t>
+      </w:r>
+      <w:proofErr w:type="spellStart"/>
+      <w:r>
+        <w:t>malesuada</w:t>
+      </w:r>
+      <w:proofErr w:type="spellEnd"/>
+      <w:r>
+        <w:t xml:space="preserve"> </w:t>
+      </w:r>
+      <w:proofErr w:type="spellStart"/>
+      <w:r>
+        <w:t>fames</w:t>
+      </w:r>
+      <w:proofErr w:type="spellEnd"/>
+      <w:r>
+        <w:t xml:space="preserve"> ac </w:t>
+      </w:r>
+      <w:proofErr w:type="spellStart"/>
+      <w:r>
+        <w:t>turpis</w:t>
+      </w:r>
+      <w:proofErr w:type="spellEnd"/>
+      <w:r>
+        <w:t xml:space="preserve"> egestas. </w:t>
+      </w:r>
+      <w:r>
+        <w:rPr>
+          <w:lang w:val="en-US"/>
+        </w:rPr>
+        <w:t xml:space="preserve">Proin pharetra </w:t>
+      </w:r>
+      <w:proofErr w:type="spellStart"/>
+      <w:r>
+        <w:rPr>
+          <w:lang w:val="en-US"/>
+        </w:rPr>
+        <w:t>nonummy</w:t>
+      </w:r>
+      <w:proofErr w:type="spellEnd"/>
+      <w:r>
+        <w:rPr>
+          <w:lang w:val="en-US"/>
+        </w:rPr>
+        <w:t xml:space="preserve"> </w:t>
+      </w:r>
+      <w:proofErr w:type="spellStart"/>
+      <w:r>
+        <w:rPr>
+          <w:lang w:val="en-US"/>
+        </w:rPr>
+        <w:t>pede</w:t>
+      </w:r>
+      <w:proofErr w:type="spellEnd"/>
+      <w:r>
+        <w:rPr>
+          <w:lang w:val="en-US"/>
+        </w:rPr>
+        <w:t xml:space="preserve">. Mauris et </w:t>
+      </w:r>
+      <w:proofErr w:type="spellStart"/>
+      <w:r>
+        <w:rPr>
+          <w:lang w:val="en-US"/>
+        </w:rPr>
+        <w:t>orci</w:t>
+      </w:r>
+      <w:proofErr w:type="spellEnd"/>
+      <w:r>
+        <w:rPr>
+          <w:lang w:val="en-US"/>
+        </w:rPr>
+        <w:t>. Aenean nec lorem.</w:t>
+      </w:r>
+    </w:p>
+    <w:p>
+      <w:r>
+        <w:rPr>
+          <w:lang w:val="en-US"/>
+        </w:rPr>
+        <w:t xml:space="preserve">Donec </w:t>
+      </w:r>
+      <w:proofErr w:type="spellStart"/>
+      <w:r>
+        <w:rPr>
+          <w:lang w:val="en-US"/>
+        </w:rPr>
+        <w:t>ut</w:t>
+      </w:r>
+      <w:proofErr w:type="spellEnd"/>
+      <w:r>
+        <w:rPr>
+          <w:lang w:val="en-US"/>
+        </w:rPr>
+        <w:t xml:space="preserve"> est in </w:t>
+      </w:r>
+      <w:proofErr w:type="spellStart"/>
+      <w:r>
+        <w:rPr>
+          <w:lang w:val="en-US"/>
+        </w:rPr>
+        <w:t>lectus</w:t>
+      </w:r>
+      <w:proofErr w:type="spellEnd"/>
+      <w:r>
+        <w:rPr>
+          <w:lang w:val="en-US"/>
+        </w:rPr>
+        <w:t xml:space="preserve"> </w:t>
+      </w:r>
+      <w:proofErr w:type="spellStart"/>
+      <w:r>
+        <w:rPr>
+          <w:lang w:val="en-US"/>
+        </w:rPr>
+        <w:t>consequat</w:t>
+      </w:r>
+      <w:proofErr w:type="spellEnd"/>
+      <w:r>
+        <w:rPr>
+          <w:lang w:val="en-US"/>
+        </w:rPr>
+        <w:t xml:space="preserve"> </w:t>
+      </w:r>
+      <w:proofErr w:type="spellStart"/>
+      <w:r>
+        <w:rPr>
+          <w:lang w:val="en-US"/>
+        </w:rPr>
+        <w:t>consequat</w:t>
+      </w:r>
+      <w:proofErr w:type="spellEnd"/>
+      <w:r>
+        <w:rPr>
+          <w:lang w:val="en-US"/>
+        </w:rPr>
+        <w:t xml:space="preserve">. </w:t>
+      </w:r>
+      <w:proofErr w:type="spellStart"/>
+      <w:r>
+        <w:t>Etiam</w:t>
+      </w:r>
+      <w:proofErr w:type="spellEnd"/>
+      <w:r>
+        <w:t xml:space="preserve"> </w:t>
+      </w:r>
+      <w:proofErr w:type="spellStart"/>
+      <w:r>
+        <w:t>eget</w:t>
+      </w:r>
+      <w:proofErr w:type="spellEnd"/>
+      <w:r>
+        <w:t xml:space="preserve"> </w:t>
+      </w:r>
+      <w:proofErr w:type="spellStart"/>
+      <w:r>
+        <w:t>dui</w:t>
+      </w:r>
+      <w:proofErr w:type="spellEnd"/>
+      <w:r>
+        <w:t xml:space="preserve">. </w:t>
+      </w:r>
+      <w:proofErr w:type="spellStart"/>
+      <w:r>
+        <w:t>Aliquam</w:t>
+      </w:r>
+      <w:proofErr w:type="spellEnd"/>
+      <w:r>
+        <w:t xml:space="preserve"> </w:t>
+      </w:r>
+      <w:proofErr w:type="spellStart"/>
+      <w:r>
+        <w:t>erat</w:t>
+      </w:r>
+      <w:proofErr w:type="spellEnd"/>
+      <w:r>
+        <w:t xml:space="preserve"> </w:t>
+      </w:r>
+      <w:proofErr w:type="spellStart"/>
+      <w:r>
+        <w:t>volutpat</w:t>
+      </w:r>
+      <w:proofErr w:type="spellEnd"/>
+      <w:r>
+        <w:t xml:space="preserve">. </w:t>
+      </w:r>
+      <w:r>
+        <w:rPr>
+          <w:lang w:val="en-US"/>
+        </w:rPr>
+        <w:t xml:space="preserve">Sed at lorem in nunc </w:t>
+      </w:r>
+      <w:proofErr w:type="spellStart"/>
+      <w:r>
+        <w:rPr>
+          <w:lang w:val="en-US"/>
+        </w:rPr>
+        <w:t>por</w:t>
+      </w:r>
+      <w:proofErr w:type="spellEnd"/>
+      <w:r>
+        <w:rPr>
+          <w:lang w:val="en-US"/>
+        </w:rPr>
+        <w:t xml:space="preserve">-ta </w:t>
+      </w:r>
+      <w:proofErr w:type="spellStart"/>
+      <w:r>
+        <w:rPr>
+          <w:lang w:val="en-US"/>
+        </w:rPr>
+        <w:t>tristique</w:t>
+      </w:r>
+      <w:proofErr w:type="spellEnd"/>
+      <w:r>
+        <w:rPr>
+          <w:lang w:val="en-US"/>
+        </w:rPr>
+        <w:t xml:space="preserve">. Proin nec </w:t>
+      </w:r>
+      <w:proofErr w:type="spellStart"/>
+      <w:r>
+        <w:rPr>
+          <w:lang w:val="en-US"/>
+        </w:rPr>
+        <w:t>augue</w:t>
+      </w:r>
+      <w:proofErr w:type="spellEnd"/>
+      <w:r>
+        <w:rPr>
+          <w:lang w:val="en-US"/>
+        </w:rPr>
+        <w:t xml:space="preserve">. </w:t>
+      </w:r>
+      <w:proofErr w:type="spellStart"/>
+      <w:r>
+        <w:t>Quisque</w:t>
+      </w:r>
+      <w:proofErr w:type="spellEnd"/>
+      <w:r>
+        <w:t xml:space="preserve"> </w:t>
+      </w:r>
+      <w:proofErr w:type="spellStart"/>
+      <w:r>
+        <w:t>aliquam</w:t>
+      </w:r>
+      <w:proofErr w:type="spellEnd"/>
+      <w:r>
+        <w:t xml:space="preserve"> </w:t>
+      </w:r>
+      <w:proofErr w:type="spellStart"/>
+      <w:r>
+        <w:t>tempor</w:t>
+      </w:r>
+      <w:proofErr w:type="spellEnd"/>
+      <w:r>
+        <w:t xml:space="preserve"> magna. </w:t>
+      </w:r>
+      <w:proofErr w:type="spellStart"/>
+      <w:r>
+        <w:t>Pellentesque</w:t>
+      </w:r>
+      <w:proofErr w:type="spellEnd"/>
+      <w:r>
+        <w:t xml:space="preserve"> </w:t>
+      </w:r>
+      <w:proofErr w:type="spellStart"/>
+      <w:r>
+        <w:t>habitant</w:t>
+      </w:r>
+      <w:proofErr w:type="spellEnd"/>
+      <w:r>
+        <w:t xml:space="preserve"> </w:t>
+      </w:r>
+      <w:proofErr w:type="spellStart"/>
+      <w:r>
+        <w:t>morbi</w:t>
+      </w:r>
+      <w:proofErr w:type="spellEnd"/>
+      <w:r>
+        <w:t xml:space="preserve"> </w:t>
+      </w:r>
+      <w:proofErr w:type="spellStart"/>
+      <w:r>
+        <w:t>tristique</w:t>
+      </w:r>
+      <w:proofErr w:type="spellEnd"/>
+      <w:r>
+        <w:t xml:space="preserve"> </w:t>
+      </w:r>
+      <w:proofErr w:type="spellStart"/>
+      <w:r>
+        <w:t>senectus</w:t>
+      </w:r>
+      <w:proofErr w:type="spellEnd"/>
+      <w:r>
+        <w:t xml:space="preserve"> </w:t>
+      </w:r>
+      <w:proofErr w:type="spellStart"/>
+      <w:r>
+        <w:t>et</w:t>
+      </w:r>
+      <w:proofErr w:type="spellEnd"/>
+      <w:r>
+        <w:t xml:space="preserve"> </w:t>
+      </w:r>
+      <w:proofErr w:type="spellStart"/>
+      <w:r>
+        <w:t>netus</w:t>
+      </w:r>
+      <w:proofErr w:type="spellEnd"/>
+      <w:r>
+        <w:t xml:space="preserve"> </w:t>
+      </w:r>
+      <w:proofErr w:type="spellStart"/>
+      <w:r>
+        <w:t>et</w:t>
+      </w:r>
+      <w:proofErr w:type="spellEnd"/>
+      <w:r>
+        <w:t xml:space="preserve"> </w:t>
+      </w:r>
+      <w:proofErr w:type="spellStart"/>
+      <w:r>
+        <w:t>malesuada</w:t>
+      </w:r>
+      <w:proofErr w:type="spellEnd"/>
+      <w:r>
+        <w:t xml:space="preserve"> </w:t>
+      </w:r>
+      <w:proofErr w:type="spellStart"/>
+      <w:r>
+        <w:t>fames</w:t>
+      </w:r>
+      <w:proofErr w:type="spellEnd"/>
+      <w:r>
+        <w:t xml:space="preserve"> ac </w:t>
+      </w:r>
+      <w:proofErr w:type="spellStart"/>
+      <w:r>
+        <w:t>turpis</w:t>
+      </w:r>
+      <w:proofErr w:type="spellEnd"/>
+      <w:r>
+        <w:t xml:space="preserve"> egestas. </w:t>
+      </w:r>
+      <w:proofErr w:type="spellStart"/>
+      <w:r>
+        <w:t>Nunc</w:t>
+      </w:r>
+      <w:proofErr w:type="spellEnd"/>
+      <w:r>
+        <w:t xml:space="preserve"> ac magna. </w:t>
+      </w:r>
+      <w:proofErr w:type="spellStart"/>
+      <w:r>
+        <w:t>Maecenas</w:t>
+      </w:r>
+      <w:proofErr w:type="spellEnd"/>
+      <w:r>
+        <w:t xml:space="preserve"> odio </w:t>
+      </w:r>
+      <w:proofErr w:type="spellStart"/>
+      <w:r>
+        <w:t>dolor</w:t>
+      </w:r>
+      <w:proofErr w:type="spellEnd"/>
+      <w:r>
+        <w:t xml:space="preserve">, </w:t>
+      </w:r>
+      <w:proofErr w:type="spellStart"/>
+      <w:r>
+        <w:t>vulputate</w:t>
+      </w:r>
+      <w:proofErr w:type="spellEnd"/>
+      <w:r>
+        <w:t xml:space="preserve"> </w:t>
+      </w:r>
+      <w:proofErr w:type="spellStart"/>
+      <w:r>
+        <w:t>vel</w:t>
+      </w:r>
+      <w:proofErr w:type="spellEnd"/>
+      <w:r>
+        <w:t xml:space="preserve">, </w:t>
+      </w:r>
+      <w:proofErr w:type="spellStart"/>
+      <w:r>
+        <w:t>auctor</w:t>
+      </w:r>
+      <w:proofErr w:type="spellEnd"/>
+      <w:r>
+        <w:t xml:space="preserve"> ac, </w:t>
+      </w:r>
+      <w:proofErr w:type="spellStart"/>
+      <w:r>
+        <w:t>accumsan</w:t>
+      </w:r>
+      <w:proofErr w:type="spellEnd"/>
+      <w:r>
+        <w:t xml:space="preserve"> id, </w:t>
+      </w:r>
+      <w:proofErr w:type="spellStart"/>
+      <w:r>
+        <w:t>felis</w:t>
+      </w:r>
+      <w:proofErr w:type="spellEnd"/>
+      <w:r>
+        <w:t xml:space="preserve">. </w:t>
+      </w:r>
+      <w:proofErr w:type="spellStart"/>
+      <w:r>
+        <w:t>Pellentesque</w:t>
+      </w:r>
+      <w:proofErr w:type="spellEnd"/>
+      <w:r>
+        <w:t xml:space="preserve"> </w:t>
+      </w:r>
+      <w:proofErr w:type="spellStart"/>
+      <w:r>
+        <w:t>cursus</w:t>
+      </w:r>
+      <w:proofErr w:type="spellEnd"/>
+      <w:r>
+        <w:t xml:space="preserve"> </w:t>
+      </w:r>
+      <w:proofErr w:type="spellStart"/>
+      <w:r>
+        <w:t>sagittis</w:t>
+      </w:r>
+      <w:proofErr w:type="spellEnd"/>
+      <w:r>
+        <w:t xml:space="preserve"> </w:t>
+      </w:r>
+      <w:proofErr w:type="spellStart"/>
+      <w:r>
+        <w:t>felis</w:t>
+      </w:r>
+      <w:proofErr w:type="spellEnd"/>
+      <w:r>
+        <w:t>.</w:t>
       </w:r>
     </w:p>
     <w:p/>
     <w:p>
-      <w:r>
-        <w:t>Keywords: …</w:t>
+      <w:proofErr w:type="spellStart"/>
+      <w:r>
+        <w:t>Keywords</w:t>
+      </w:r>
+      <w:proofErr w:type="spellEnd"/>
+      <w:r>
+        <w:t>: …</w:t>
       </w:r>
     </w:p>
     <w:p/>
@@ -5290,12 +7430,14 @@
           <w:highlight w:val="yellow"/>
         </w:rPr>
       </w:pPr>
+      <w:proofErr w:type="spellStart"/>
       <w:r>
         <w:rPr>
           <w:highlight w:val="yellow"/>
         </w:rPr>
         <w:t>TdS</w:t>
       </w:r>
+      <w:proofErr w:type="spellEnd"/>
       <w:r>
         <w:rPr>
           <w:highlight w:val="yellow"/>
@@ -5379,8 +7521,165 @@
           <w:lang w:val="en-US"/>
         </w:rPr>
       </w:pPr>
-      <w:r>
-        <w:t xml:space="preserve">Lorem ipsum dolor sit amet, consectetuer adipiscing elit. Maecenas porttitor congue massa. Fusce posuere, magna sed pulvinar ultricies, purus lectus malesuada libero, sit amet commodo </w:t>
+      <w:proofErr w:type="spellStart"/>
+      <w:r>
+        <w:t>Lorem</w:t>
+      </w:r>
+      <w:proofErr w:type="spellEnd"/>
+      <w:r>
+        <w:t xml:space="preserve"> </w:t>
+      </w:r>
+      <w:proofErr w:type="spellStart"/>
+      <w:r>
+        <w:t>ipsum</w:t>
+      </w:r>
+      <w:proofErr w:type="spellEnd"/>
+      <w:r>
+        <w:t xml:space="preserve"> </w:t>
+      </w:r>
+      <w:proofErr w:type="spellStart"/>
+      <w:r>
+        <w:t>dolor</w:t>
+      </w:r>
+      <w:proofErr w:type="spellEnd"/>
+      <w:r>
+        <w:t xml:space="preserve"> </w:t>
+      </w:r>
+      <w:proofErr w:type="spellStart"/>
+      <w:r>
+        <w:t>sit</w:t>
+      </w:r>
+      <w:proofErr w:type="spellEnd"/>
+      <w:r>
+        <w:t xml:space="preserve"> </w:t>
+      </w:r>
+      <w:proofErr w:type="spellStart"/>
+      <w:r>
+        <w:t>amet</w:t>
+      </w:r>
+      <w:proofErr w:type="spellEnd"/>
+      <w:r>
+        <w:t xml:space="preserve">, </w:t>
+      </w:r>
+      <w:proofErr w:type="spellStart"/>
+      <w:r>
+        <w:t>consectetuer</w:t>
+      </w:r>
+      <w:proofErr w:type="spellEnd"/>
+      <w:r>
+        <w:t xml:space="preserve"> </w:t>
+      </w:r>
+      <w:proofErr w:type="spellStart"/>
+      <w:r>
+        <w:t>adipiscing</w:t>
+      </w:r>
+      <w:proofErr w:type="spellEnd"/>
+      <w:r>
+        <w:t xml:space="preserve"> </w:t>
+      </w:r>
+      <w:proofErr w:type="spellStart"/>
+      <w:r>
+        <w:t>elit</w:t>
+      </w:r>
+      <w:proofErr w:type="spellEnd"/>
+      <w:r>
+        <w:t xml:space="preserve">. </w:t>
+      </w:r>
+      <w:proofErr w:type="spellStart"/>
+      <w:r>
+        <w:t>Maecenas</w:t>
+      </w:r>
+      <w:proofErr w:type="spellEnd"/>
+      <w:r>
+        <w:t xml:space="preserve"> </w:t>
+      </w:r>
+      <w:proofErr w:type="spellStart"/>
+      <w:r>
+        <w:t>porttitor</w:t>
+      </w:r>
+      <w:proofErr w:type="spellEnd"/>
+      <w:r>
+        <w:t xml:space="preserve"> </w:t>
+      </w:r>
+      <w:proofErr w:type="spellStart"/>
+      <w:r>
+        <w:t>congue</w:t>
+      </w:r>
+      <w:proofErr w:type="spellEnd"/>
+      <w:r>
+        <w:t xml:space="preserve"> massa. </w:t>
+      </w:r>
+      <w:proofErr w:type="spellStart"/>
+      <w:r>
+        <w:t>Fusce</w:t>
+      </w:r>
+      <w:proofErr w:type="spellEnd"/>
+      <w:r>
+        <w:t xml:space="preserve"> </w:t>
+      </w:r>
+      <w:proofErr w:type="spellStart"/>
+      <w:r>
+        <w:t>posuere</w:t>
+      </w:r>
+      <w:proofErr w:type="spellEnd"/>
+      <w:r>
+        <w:t xml:space="preserve">, magna </w:t>
+      </w:r>
+      <w:proofErr w:type="spellStart"/>
+      <w:r>
+        <w:t>sed</w:t>
+      </w:r>
+      <w:proofErr w:type="spellEnd"/>
+      <w:r>
+        <w:t xml:space="preserve"> pulvinar </w:t>
+      </w:r>
+      <w:proofErr w:type="spellStart"/>
+      <w:r>
+        <w:t>ultricies</w:t>
+      </w:r>
+      <w:proofErr w:type="spellEnd"/>
+      <w:r>
+        <w:t xml:space="preserve">, purus </w:t>
+      </w:r>
+      <w:proofErr w:type="spellStart"/>
+      <w:r>
+        <w:t>lectus</w:t>
+      </w:r>
+      <w:proofErr w:type="spellEnd"/>
+      <w:r>
+        <w:t xml:space="preserve"> </w:t>
+      </w:r>
+      <w:proofErr w:type="spellStart"/>
+      <w:r>
+        <w:t>malesuada</w:t>
+      </w:r>
+      <w:proofErr w:type="spellEnd"/>
+      <w:r>
+        <w:t xml:space="preserve"> libero, </w:t>
+      </w:r>
+      <w:proofErr w:type="spellStart"/>
+      <w:r>
+        <w:t>sit</w:t>
+      </w:r>
+      <w:proofErr w:type="spellEnd"/>
+      <w:r>
+        <w:t xml:space="preserve"> </w:t>
+      </w:r>
+      <w:proofErr w:type="spellStart"/>
+      <w:r>
+        <w:t>amet</w:t>
+      </w:r>
+      <w:proofErr w:type="spellEnd"/>
+      <w:r>
+        <w:t xml:space="preserve"> </w:t>
+      </w:r>
+      <w:proofErr w:type="spellStart"/>
+      <w:r>
+        <w:t>commodo</w:t>
+      </w:r>
+      <w:proofErr w:type="spellEnd"/>
+      <w:r>
+        <w:t xml:space="preserve"> </w:t>
       </w:r>
       <w:proofErr w:type="gramStart"/>
       <w:r>
@@ -5388,39 +7687,567 @@
       </w:r>
       <w:proofErr w:type="gramEnd"/>
       <w:r>
-        <w:t xml:space="preserve"> quis urna. Nunc viverra imperdiet enim. </w:t>
-      </w:r>
+        <w:t xml:space="preserve"> quis urna. </w:t>
+      </w:r>
+      <w:proofErr w:type="spellStart"/>
+      <w:r>
+        <w:t>Nunc</w:t>
+      </w:r>
+      <w:proofErr w:type="spellEnd"/>
+      <w:r>
+        <w:t xml:space="preserve"> </w:t>
+      </w:r>
+      <w:proofErr w:type="spellStart"/>
+      <w:r>
+        <w:t>viverra</w:t>
+      </w:r>
+      <w:proofErr w:type="spellEnd"/>
+      <w:r>
+        <w:t xml:space="preserve"> </w:t>
+      </w:r>
+      <w:proofErr w:type="spellStart"/>
+      <w:r>
+        <w:t>imperdiet</w:t>
+      </w:r>
+      <w:proofErr w:type="spellEnd"/>
+      <w:r>
+        <w:t xml:space="preserve"> </w:t>
+      </w:r>
+      <w:proofErr w:type="spellStart"/>
+      <w:r>
+        <w:t>enim</w:t>
+      </w:r>
+      <w:proofErr w:type="spellEnd"/>
+      <w:r>
+        <w:t xml:space="preserve">. </w:t>
+      </w:r>
+      <w:proofErr w:type="spellStart"/>
       <w:r>
         <w:t>Fusce</w:t>
       </w:r>
-      <w:r>
-        <w:t xml:space="preserve"> est. Vivamus a tellus. Pellentesque habitant morbi tristique senectus et netus et malesuada fames ac turpis egestas. </w:t>
-      </w:r>
-      <w:r>
-        <w:rPr>
-          <w:lang w:val="en-US"/>
-        </w:rPr>
-        <w:t>Proin pharetra nonummy pede. Mauris et orci. Aenean nec lorem.</w:t>
-      </w:r>
-    </w:p>
-    <w:p>
-      <w:r>
-        <w:rPr>
-          <w:lang w:val="en-US"/>
-        </w:rPr>
-        <w:t xml:space="preserve">Donec ut est in lectus consequat consequat. </w:t>
-      </w:r>
-      <w:r>
-        <w:t xml:space="preserve">Etiam eget dui. Aliquam erat volutpat. </w:t>
-      </w:r>
-      <w:r>
-        <w:rPr>
-          <w:lang w:val="en-US"/>
-        </w:rPr>
-        <w:t xml:space="preserve">Sed at lorem in nunc por-ta tristique. Proin nec augue. </w:t>
-      </w:r>
-      <w:r>
-        <w:t>Quisque aliquam tempor magna. Pellentesque habitant morbi tristique senectus et netus et malesuada fames ac turpis egestas. Nunc ac magna. Maecenas odio dolor, vulputate vel, auctor ac, accumsan id, felis. Pellentesque cursus sagittis felis.</w:t>
+      <w:proofErr w:type="spellEnd"/>
+      <w:r>
+        <w:t xml:space="preserve"> est. </w:t>
+      </w:r>
+      <w:proofErr w:type="spellStart"/>
+      <w:r>
+        <w:t>Vivamus</w:t>
+      </w:r>
+      <w:proofErr w:type="spellEnd"/>
+      <w:r>
+        <w:t xml:space="preserve"> a </w:t>
+      </w:r>
+      <w:proofErr w:type="spellStart"/>
+      <w:r>
+        <w:t>tellus</w:t>
+      </w:r>
+      <w:proofErr w:type="spellEnd"/>
+      <w:r>
+        <w:t xml:space="preserve">. </w:t>
+      </w:r>
+      <w:proofErr w:type="spellStart"/>
+      <w:r>
+        <w:t>Pellentesque</w:t>
+      </w:r>
+      <w:proofErr w:type="spellEnd"/>
+      <w:r>
+        <w:t xml:space="preserve"> </w:t>
+      </w:r>
+      <w:proofErr w:type="spellStart"/>
+      <w:r>
+        <w:t>habitant</w:t>
+      </w:r>
+      <w:proofErr w:type="spellEnd"/>
+      <w:r>
+        <w:t xml:space="preserve"> </w:t>
+      </w:r>
+      <w:proofErr w:type="spellStart"/>
+      <w:r>
+        <w:t>morbi</w:t>
+      </w:r>
+      <w:proofErr w:type="spellEnd"/>
+      <w:r>
+        <w:t xml:space="preserve"> </w:t>
+      </w:r>
+      <w:proofErr w:type="spellStart"/>
+      <w:r>
+        <w:t>tristique</w:t>
+      </w:r>
+      <w:proofErr w:type="spellEnd"/>
+      <w:r>
+        <w:t xml:space="preserve"> </w:t>
+      </w:r>
+      <w:proofErr w:type="spellStart"/>
+      <w:r>
+        <w:t>senectus</w:t>
+      </w:r>
+      <w:proofErr w:type="spellEnd"/>
+      <w:r>
+        <w:t xml:space="preserve"> </w:t>
+      </w:r>
+      <w:proofErr w:type="spellStart"/>
+      <w:r>
+        <w:t>et</w:t>
+      </w:r>
+      <w:proofErr w:type="spellEnd"/>
+      <w:r>
+        <w:t xml:space="preserve"> </w:t>
+      </w:r>
+      <w:proofErr w:type="spellStart"/>
+      <w:r>
+        <w:t>netus</w:t>
+      </w:r>
+      <w:proofErr w:type="spellEnd"/>
+      <w:r>
+        <w:t xml:space="preserve"> </w:t>
+      </w:r>
+      <w:proofErr w:type="spellStart"/>
+      <w:r>
+        <w:t>et</w:t>
+      </w:r>
+      <w:proofErr w:type="spellEnd"/>
+      <w:r>
+        <w:t xml:space="preserve"> </w:t>
+      </w:r>
+      <w:proofErr w:type="spellStart"/>
+      <w:r>
+        <w:t>malesuada</w:t>
+      </w:r>
+      <w:proofErr w:type="spellEnd"/>
+      <w:r>
+        <w:t xml:space="preserve"> </w:t>
+      </w:r>
+      <w:proofErr w:type="spellStart"/>
+      <w:r>
+        <w:t>fames</w:t>
+      </w:r>
+      <w:proofErr w:type="spellEnd"/>
+      <w:r>
+        <w:t xml:space="preserve"> ac </w:t>
+      </w:r>
+      <w:proofErr w:type="spellStart"/>
+      <w:r>
+        <w:t>turpis</w:t>
+      </w:r>
+      <w:proofErr w:type="spellEnd"/>
+      <w:r>
+        <w:t xml:space="preserve"> egestas. </w:t>
+      </w:r>
+      <w:r>
+        <w:rPr>
+          <w:lang w:val="en-US"/>
+        </w:rPr>
+        <w:t xml:space="preserve">Proin pharetra </w:t>
+      </w:r>
+      <w:proofErr w:type="spellStart"/>
+      <w:r>
+        <w:rPr>
+          <w:lang w:val="en-US"/>
+        </w:rPr>
+        <w:t>nonummy</w:t>
+      </w:r>
+      <w:proofErr w:type="spellEnd"/>
+      <w:r>
+        <w:rPr>
+          <w:lang w:val="en-US"/>
+        </w:rPr>
+        <w:t xml:space="preserve"> </w:t>
+      </w:r>
+      <w:proofErr w:type="spellStart"/>
+      <w:r>
+        <w:rPr>
+          <w:lang w:val="en-US"/>
+        </w:rPr>
+        <w:t>pede</w:t>
+      </w:r>
+      <w:proofErr w:type="spellEnd"/>
+      <w:r>
+        <w:rPr>
+          <w:lang w:val="en-US"/>
+        </w:rPr>
+        <w:t xml:space="preserve">. Mauris et </w:t>
+      </w:r>
+      <w:proofErr w:type="spellStart"/>
+      <w:r>
+        <w:rPr>
+          <w:lang w:val="en-US"/>
+        </w:rPr>
+        <w:t>orci</w:t>
+      </w:r>
+      <w:proofErr w:type="spellEnd"/>
+      <w:r>
+        <w:rPr>
+          <w:lang w:val="en-US"/>
+        </w:rPr>
+        <w:t>. Aenean nec lorem.</w:t>
+      </w:r>
+    </w:p>
+    <w:p>
+      <w:r>
+        <w:rPr>
+          <w:lang w:val="en-US"/>
+        </w:rPr>
+        <w:t xml:space="preserve">Donec </w:t>
+      </w:r>
+      <w:proofErr w:type="spellStart"/>
+      <w:r>
+        <w:rPr>
+          <w:lang w:val="en-US"/>
+        </w:rPr>
+        <w:t>ut</w:t>
+      </w:r>
+      <w:proofErr w:type="spellEnd"/>
+      <w:r>
+        <w:rPr>
+          <w:lang w:val="en-US"/>
+        </w:rPr>
+        <w:t xml:space="preserve"> est in </w:t>
+      </w:r>
+      <w:proofErr w:type="spellStart"/>
+      <w:r>
+        <w:rPr>
+          <w:lang w:val="en-US"/>
+        </w:rPr>
+        <w:t>lectus</w:t>
+      </w:r>
+      <w:proofErr w:type="spellEnd"/>
+      <w:r>
+        <w:rPr>
+          <w:lang w:val="en-US"/>
+        </w:rPr>
+        <w:t xml:space="preserve"> </w:t>
+      </w:r>
+      <w:proofErr w:type="spellStart"/>
+      <w:r>
+        <w:rPr>
+          <w:lang w:val="en-US"/>
+        </w:rPr>
+        <w:t>consequat</w:t>
+      </w:r>
+      <w:proofErr w:type="spellEnd"/>
+      <w:r>
+        <w:rPr>
+          <w:lang w:val="en-US"/>
+        </w:rPr>
+        <w:t xml:space="preserve"> </w:t>
+      </w:r>
+      <w:proofErr w:type="spellStart"/>
+      <w:r>
+        <w:rPr>
+          <w:lang w:val="en-US"/>
+        </w:rPr>
+        <w:t>consequat</w:t>
+      </w:r>
+      <w:proofErr w:type="spellEnd"/>
+      <w:r>
+        <w:rPr>
+          <w:lang w:val="en-US"/>
+        </w:rPr>
+        <w:t xml:space="preserve">. </w:t>
+      </w:r>
+      <w:proofErr w:type="spellStart"/>
+      <w:r>
+        <w:t>Etiam</w:t>
+      </w:r>
+      <w:proofErr w:type="spellEnd"/>
+      <w:r>
+        <w:t xml:space="preserve"> </w:t>
+      </w:r>
+      <w:proofErr w:type="spellStart"/>
+      <w:r>
+        <w:t>eget</w:t>
+      </w:r>
+      <w:proofErr w:type="spellEnd"/>
+      <w:r>
+        <w:t xml:space="preserve"> </w:t>
+      </w:r>
+      <w:proofErr w:type="spellStart"/>
+      <w:r>
+        <w:t>dui</w:t>
+      </w:r>
+      <w:proofErr w:type="spellEnd"/>
+      <w:r>
+        <w:t xml:space="preserve">. </w:t>
+      </w:r>
+      <w:proofErr w:type="spellStart"/>
+      <w:r>
+        <w:t>Aliquam</w:t>
+      </w:r>
+      <w:proofErr w:type="spellEnd"/>
+      <w:r>
+        <w:t xml:space="preserve"> </w:t>
+      </w:r>
+      <w:proofErr w:type="spellStart"/>
+      <w:r>
+        <w:t>erat</w:t>
+      </w:r>
+      <w:proofErr w:type="spellEnd"/>
+      <w:r>
+        <w:t xml:space="preserve"> </w:t>
+      </w:r>
+      <w:proofErr w:type="spellStart"/>
+      <w:r>
+        <w:t>volutpat</w:t>
+      </w:r>
+      <w:proofErr w:type="spellEnd"/>
+      <w:r>
+        <w:t xml:space="preserve">. </w:t>
+      </w:r>
+      <w:r>
+        <w:rPr>
+          <w:lang w:val="en-US"/>
+        </w:rPr>
+        <w:t xml:space="preserve">Sed at lorem in nunc </w:t>
+      </w:r>
+      <w:proofErr w:type="spellStart"/>
+      <w:r>
+        <w:rPr>
+          <w:lang w:val="en-US"/>
+        </w:rPr>
+        <w:t>por</w:t>
+      </w:r>
+      <w:proofErr w:type="spellEnd"/>
+      <w:r>
+        <w:rPr>
+          <w:lang w:val="en-US"/>
+        </w:rPr>
+        <w:t xml:space="preserve">-ta </w:t>
+      </w:r>
+      <w:proofErr w:type="spellStart"/>
+      <w:r>
+        <w:rPr>
+          <w:lang w:val="en-US"/>
+        </w:rPr>
+        <w:t>tristique</w:t>
+      </w:r>
+      <w:proofErr w:type="spellEnd"/>
+      <w:r>
+        <w:rPr>
+          <w:lang w:val="en-US"/>
+        </w:rPr>
+        <w:t xml:space="preserve">. Proin nec </w:t>
+      </w:r>
+      <w:proofErr w:type="spellStart"/>
+      <w:r>
+        <w:rPr>
+          <w:lang w:val="en-US"/>
+        </w:rPr>
+        <w:t>augue</w:t>
+      </w:r>
+      <w:proofErr w:type="spellEnd"/>
+      <w:r>
+        <w:rPr>
+          <w:lang w:val="en-US"/>
+        </w:rPr>
+        <w:t xml:space="preserve">. </w:t>
+      </w:r>
+      <w:proofErr w:type="spellStart"/>
+      <w:r>
+        <w:t>Quisque</w:t>
+      </w:r>
+      <w:proofErr w:type="spellEnd"/>
+      <w:r>
+        <w:t xml:space="preserve"> </w:t>
+      </w:r>
+      <w:proofErr w:type="spellStart"/>
+      <w:r>
+        <w:t>aliquam</w:t>
+      </w:r>
+      <w:proofErr w:type="spellEnd"/>
+      <w:r>
+        <w:t xml:space="preserve"> </w:t>
+      </w:r>
+      <w:proofErr w:type="spellStart"/>
+      <w:r>
+        <w:t>tempor</w:t>
+      </w:r>
+      <w:proofErr w:type="spellEnd"/>
+      <w:r>
+        <w:t xml:space="preserve"> magna. </w:t>
+      </w:r>
+      <w:proofErr w:type="spellStart"/>
+      <w:r>
+        <w:t>Pellentesque</w:t>
+      </w:r>
+      <w:proofErr w:type="spellEnd"/>
+      <w:r>
+        <w:t xml:space="preserve"> </w:t>
+      </w:r>
+      <w:proofErr w:type="spellStart"/>
+      <w:r>
+        <w:t>habitant</w:t>
+      </w:r>
+      <w:proofErr w:type="spellEnd"/>
+      <w:r>
+        <w:t xml:space="preserve"> </w:t>
+      </w:r>
+      <w:proofErr w:type="spellStart"/>
+      <w:r>
+        <w:t>morbi</w:t>
+      </w:r>
+      <w:proofErr w:type="spellEnd"/>
+      <w:r>
+        <w:t xml:space="preserve"> </w:t>
+      </w:r>
+      <w:proofErr w:type="spellStart"/>
+      <w:r>
+        <w:t>tristique</w:t>
+      </w:r>
+      <w:proofErr w:type="spellEnd"/>
+      <w:r>
+        <w:t xml:space="preserve"> </w:t>
+      </w:r>
+      <w:proofErr w:type="spellStart"/>
+      <w:r>
+        <w:t>senectus</w:t>
+      </w:r>
+      <w:proofErr w:type="spellEnd"/>
+      <w:r>
+        <w:t xml:space="preserve"> </w:t>
+      </w:r>
+      <w:proofErr w:type="spellStart"/>
+      <w:r>
+        <w:t>et</w:t>
+      </w:r>
+      <w:proofErr w:type="spellEnd"/>
+      <w:r>
+        <w:t xml:space="preserve"> </w:t>
+      </w:r>
+      <w:proofErr w:type="spellStart"/>
+      <w:r>
+        <w:t>netus</w:t>
+      </w:r>
+      <w:proofErr w:type="spellEnd"/>
+      <w:r>
+        <w:t xml:space="preserve"> </w:t>
+      </w:r>
+      <w:proofErr w:type="spellStart"/>
+      <w:r>
+        <w:t>et</w:t>
+      </w:r>
+      <w:proofErr w:type="spellEnd"/>
+      <w:r>
+        <w:t xml:space="preserve"> </w:t>
+      </w:r>
+      <w:proofErr w:type="spellStart"/>
+      <w:r>
+        <w:t>malesuada</w:t>
+      </w:r>
+      <w:proofErr w:type="spellEnd"/>
+      <w:r>
+        <w:t xml:space="preserve"> </w:t>
+      </w:r>
+      <w:proofErr w:type="spellStart"/>
+      <w:r>
+        <w:t>fames</w:t>
+      </w:r>
+      <w:proofErr w:type="spellEnd"/>
+      <w:r>
+        <w:t xml:space="preserve"> ac </w:t>
+      </w:r>
+      <w:proofErr w:type="spellStart"/>
+      <w:r>
+        <w:t>turpis</w:t>
+      </w:r>
+      <w:proofErr w:type="spellEnd"/>
+      <w:r>
+        <w:t xml:space="preserve"> egestas. </w:t>
+      </w:r>
+      <w:proofErr w:type="spellStart"/>
+      <w:r>
+        <w:t>Nunc</w:t>
+      </w:r>
+      <w:proofErr w:type="spellEnd"/>
+      <w:r>
+        <w:t xml:space="preserve"> ac magna. </w:t>
+      </w:r>
+      <w:proofErr w:type="spellStart"/>
+      <w:r>
+        <w:t>Maecenas</w:t>
+      </w:r>
+      <w:proofErr w:type="spellEnd"/>
+      <w:r>
+        <w:t xml:space="preserve"> odio </w:t>
+      </w:r>
+      <w:proofErr w:type="spellStart"/>
+      <w:r>
+        <w:t>dolor</w:t>
+      </w:r>
+      <w:proofErr w:type="spellEnd"/>
+      <w:r>
+        <w:t xml:space="preserve">, </w:t>
+      </w:r>
+      <w:proofErr w:type="spellStart"/>
+      <w:r>
+        <w:t>vulputate</w:t>
+      </w:r>
+      <w:proofErr w:type="spellEnd"/>
+      <w:r>
+        <w:t xml:space="preserve"> </w:t>
+      </w:r>
+      <w:proofErr w:type="spellStart"/>
+      <w:r>
+        <w:t>vel</w:t>
+      </w:r>
+      <w:proofErr w:type="spellEnd"/>
+      <w:r>
+        <w:t xml:space="preserve">, </w:t>
+      </w:r>
+      <w:proofErr w:type="spellStart"/>
+      <w:r>
+        <w:t>auctor</w:t>
+      </w:r>
+      <w:proofErr w:type="spellEnd"/>
+      <w:r>
+        <w:t xml:space="preserve"> ac, </w:t>
+      </w:r>
+      <w:proofErr w:type="spellStart"/>
+      <w:r>
+        <w:t>accumsan</w:t>
+      </w:r>
+      <w:proofErr w:type="spellEnd"/>
+      <w:r>
+        <w:t xml:space="preserve"> id, </w:t>
+      </w:r>
+      <w:proofErr w:type="spellStart"/>
+      <w:r>
+        <w:t>felis</w:t>
+      </w:r>
+      <w:proofErr w:type="spellEnd"/>
+      <w:r>
+        <w:t xml:space="preserve">. </w:t>
+      </w:r>
+      <w:proofErr w:type="spellStart"/>
+      <w:r>
+        <w:t>Pellentesque</w:t>
+      </w:r>
+      <w:proofErr w:type="spellEnd"/>
+      <w:r>
+        <w:t xml:space="preserve"> </w:t>
+      </w:r>
+      <w:proofErr w:type="spellStart"/>
+      <w:r>
+        <w:t>cursus</w:t>
+      </w:r>
+      <w:proofErr w:type="spellEnd"/>
+      <w:r>
+        <w:t xml:space="preserve"> </w:t>
+      </w:r>
+      <w:proofErr w:type="spellStart"/>
+      <w:r>
+        <w:t>sagittis</w:t>
+      </w:r>
+      <w:proofErr w:type="spellEnd"/>
+      <w:r>
+        <w:t xml:space="preserve"> </w:t>
+      </w:r>
+      <w:proofErr w:type="spellStart"/>
+      <w:r>
+        <w:t>felis</w:t>
+      </w:r>
+      <w:proofErr w:type="spellEnd"/>
+      <w:r>
+        <w:t>.</w:t>
       </w:r>
     </w:p>
     <w:p/>
@@ -5742,13 +8569,37 @@
     <w:p/>
     <w:p>
       <w:r>
-        <w:t xml:space="preserve">As tabelas devem ser numeradas com algarismos arábicos (1, 2, 3, …). O título deve ser escrito no topo, centrado (Arial Narrow, </w:t>
+        <w:t>As tabelas devem ser numeradas com algarismos arábicos (1, 2, 3, …). O título deve ser escrito no topo, centrado (</w:t>
+      </w:r>
+      <w:proofErr w:type="spellStart"/>
+      <w:r>
+        <w:t>Arial</w:t>
+      </w:r>
+      <w:proofErr w:type="spellEnd"/>
+      <w:r>
+        <w:t xml:space="preserve"> </w:t>
+      </w:r>
+      <w:proofErr w:type="spellStart"/>
+      <w:r>
+        <w:t>Narrow</w:t>
+      </w:r>
+      <w:proofErr w:type="spellEnd"/>
+      <w:r>
+        <w:t xml:space="preserve">, </w:t>
       </w:r>
       <w:r>
         <w:t>9</w:t>
       </w:r>
       <w:r>
-        <w:t xml:space="preserve"> pt). Os cabeçalhos das tabelas devem ser descritivos, embora breves. Sempre que possível, as tabelas devem aparecer referenciadas no corpo do texto. Por exemplo:</w:t>
+        <w:t xml:space="preserve"> </w:t>
+      </w:r>
+      <w:proofErr w:type="spellStart"/>
+      <w:r>
+        <w:t>pt</w:t>
+      </w:r>
+      <w:proofErr w:type="spellEnd"/>
+      <w:r>
+        <w:t>). Os cabeçalhos das tabelas devem ser descritivos, embora breves. Sempre que possível, as tabelas devem aparecer referenciadas no corpo do texto. Por exemplo:</w:t>
       </w:r>
     </w:p>
     <w:p>
@@ -5917,13 +8768,37 @@
     <w:p/>
     <w:p>
       <w:r>
-        <w:t xml:space="preserve">As figuras devem ser numeradas com algarismos arábicos (1, 2, 3, …). A legenda deve ser colocada a seguir à imagem, centrada (Arial Narrow, </w:t>
+        <w:t>As figuras devem ser numeradas com algarismos arábicos (1, 2, 3, …). A legenda deve ser colocada a seguir à imagem, centrada (</w:t>
+      </w:r>
+      <w:proofErr w:type="spellStart"/>
+      <w:r>
+        <w:t>Arial</w:t>
+      </w:r>
+      <w:proofErr w:type="spellEnd"/>
+      <w:r>
+        <w:t xml:space="preserve"> </w:t>
+      </w:r>
+      <w:proofErr w:type="spellStart"/>
+      <w:r>
+        <w:t>Narrow</w:t>
+      </w:r>
+      <w:proofErr w:type="spellEnd"/>
+      <w:r>
+        <w:t xml:space="preserve">, </w:t>
       </w:r>
       <w:r>
         <w:t>9</w:t>
       </w:r>
       <w:r>
-        <w:t xml:space="preserve"> pt). As legendas das figuras devem ser descritivas, embora breves. Sempre que possível, as figuras devem aparecer referenciadas no corpo do texto. Por exemplo:</w:t>
+        <w:t xml:space="preserve"> </w:t>
+      </w:r>
+      <w:proofErr w:type="spellStart"/>
+      <w:r>
+        <w:t>pt</w:t>
+      </w:r>
+      <w:proofErr w:type="spellEnd"/>
+      <w:r>
+        <w:t>). As legendas das figuras devem ser descritivas, embora breves. Sempre que possível, as figuras devem aparecer referenciadas no corpo do texto. Por exemplo:</w:t>
       </w:r>
     </w:p>
     <w:p>
@@ -6554,11 +9429,16 @@
     <w:p/>
     <w:p>
       <w:r>
-        <w:t>Língua Estrangeira | FG</w:t>
+        <w:t xml:space="preserve">Língua Estrangeira | </w:t>
+      </w:r>
+      <w:proofErr w:type="spellStart"/>
+      <w:r>
+        <w:t>FG</w:t>
       </w:r>
       <w:r>
         <w:t>q</w:t>
       </w:r>
+      <w:proofErr w:type="spellEnd"/>
     </w:p>
     <w:p>
       <w:r>
@@ -6647,7 +9527,31 @@
     </w:p>
     <w:p>
       <w:r>
-        <w:t>Disciplina que estuda a teoria e a prática de como os computadores funcionam, desde a eletrónica básica até os sistemas operativos. Realizamos trabalhos de estudo de Redes e de Computadores. Utilizamos ferramentas como o Cisco Packet Tracer e Wireshark.</w:t>
+        <w:t xml:space="preserve">Disciplina que estuda a teoria e a prática de como os computadores funcionam, desde a eletrónica básica até os sistemas operativos. Realizamos trabalhos de estudo de Redes e de Computadores. Utilizamos ferramentas como o Cisco </w:t>
+      </w:r>
+      <w:proofErr w:type="spellStart"/>
+      <w:r>
+        <w:t>Packet</w:t>
+      </w:r>
+      <w:proofErr w:type="spellEnd"/>
+      <w:r>
+        <w:t xml:space="preserve"> </w:t>
+      </w:r>
+      <w:proofErr w:type="spellStart"/>
+      <w:r>
+        <w:t>Tracer</w:t>
+      </w:r>
+      <w:proofErr w:type="spellEnd"/>
+      <w:r>
+        <w:t xml:space="preserve"> e </w:t>
+      </w:r>
+      <w:proofErr w:type="spellStart"/>
+      <w:r>
+        <w:t>Wireshark</w:t>
+      </w:r>
+      <w:proofErr w:type="spellEnd"/>
+      <w:r>
+        <w:t>.</w:t>
       </w:r>
     </w:p>
     <w:p/>
@@ -6658,7 +9562,15 @@
     </w:p>
     <w:p>
       <w:r>
-        <w:t>Disciplina que ensina técnicas e metodologias para programação de software em diversas linguagens de programação. Utilizamos o Visual Studio para desenvolver aplicações de Consola e com ambiente gráfico.</w:t>
+        <w:t xml:space="preserve">Disciplina que ensina técnicas e metodologias para programação de software em diversas linguagens de programação. Utilizamos o Visual </w:t>
+      </w:r>
+      <w:proofErr w:type="spellStart"/>
+      <w:r>
+        <w:t>Studio</w:t>
+      </w:r>
+      <w:proofErr w:type="spellEnd"/>
+      <w:r>
+        <w:t xml:space="preserve"> para desenvolver aplicações de Consola e com ambiente gráfico.</w:t>
       </w:r>
     </w:p>
     <w:p/>
@@ -6669,7 +9581,15 @@
     </w:p>
     <w:p>
       <w:r>
-        <w:t>Disciplina que estuda a estruturação, organização e manutenção de bases de dados para o armazenamento e recuperação de informações. Utilizamos SGBDs como o Access para desenvolver Bases de Dados e Consultas.</w:t>
+        <w:t xml:space="preserve">Disciplina que estuda a estruturação, organização e manutenção de bases de dados para o armazenamento e recuperação de informações. Utilizamos </w:t>
+      </w:r>
+      <w:proofErr w:type="spellStart"/>
+      <w:r>
+        <w:t>SGBDs</w:t>
+      </w:r>
+      <w:proofErr w:type="spellEnd"/>
+      <w:r>
+        <w:t xml:space="preserve"> como o Access para desenvolver Bases de Dados e Consultas.</w:t>
       </w:r>
     </w:p>
     <w:p/>
@@ -6688,7 +9608,23 @@
       </w:r>
       <w:proofErr w:type="gramEnd"/>
       <w:r>
-        <w:t xml:space="preserve"> e aplicações móveis. Utilizamos o Visual Studio Code para o desenvolvimento de sites.</w:t>
+        <w:t xml:space="preserve"> e aplicações móveis. Utilizamos o Visual </w:t>
+      </w:r>
+      <w:proofErr w:type="spellStart"/>
+      <w:r>
+        <w:t>Studio</w:t>
+      </w:r>
+      <w:proofErr w:type="spellEnd"/>
+      <w:r>
+        <w:t xml:space="preserve"> </w:t>
+      </w:r>
+      <w:proofErr w:type="spellStart"/>
+      <w:r>
+        <w:t>Code</w:t>
+      </w:r>
+      <w:proofErr w:type="spellEnd"/>
+      <w:r>
+        <w:t xml:space="preserve"> para o desenvolvimento de sites.</w:t>
       </w:r>
     </w:p>
     <w:p/>
@@ -6699,7 +9635,31 @@
     </w:p>
     <w:p>
       <w:r>
-        <w:t>Disciplina que estuda a criação de conteúdo multimédia, como imagens, vídeos, animações e áudio, utilizando ferramentas e tecnologias específicas. Utilizamos a Unity, o Trello e o Jira para a criação de jogos e a gestão de tarefas e recursos.</w:t>
+        <w:t xml:space="preserve">Disciplina que estuda a criação de conteúdo multimédia, como imagens, vídeos, animações e áudio, utilizando ferramentas e tecnologias específicas. Utilizamos a </w:t>
+      </w:r>
+      <w:proofErr w:type="spellStart"/>
+      <w:r>
+        <w:t>Unity</w:t>
+      </w:r>
+      <w:proofErr w:type="spellEnd"/>
+      <w:r>
+        <w:t xml:space="preserve">, o </w:t>
+      </w:r>
+      <w:proofErr w:type="spellStart"/>
+      <w:r>
+        <w:t>Trello</w:t>
+      </w:r>
+      <w:proofErr w:type="spellEnd"/>
+      <w:r>
+        <w:t xml:space="preserve"> e o </w:t>
+      </w:r>
+      <w:proofErr w:type="spellStart"/>
+      <w:r>
+        <w:t>Jira</w:t>
+      </w:r>
+      <w:proofErr w:type="spellEnd"/>
+      <w:r>
+        <w:t xml:space="preserve"> para a criação de jogos e a gestão de tarefas e recursos.</w:t>
       </w:r>
     </w:p>
     <w:p/>
@@ -6724,7 +9684,15 @@
         <w:t>f</w:t>
       </w:r>
       <w:r>
-        <w:t>erramentas tipo o Canva ou o Word, desenvolvemos trabalhos que nos preparam para situações empresariais.</w:t>
+        <w:t xml:space="preserve">erramentas tipo o </w:t>
+      </w:r>
+      <w:proofErr w:type="spellStart"/>
+      <w:r>
+        <w:t>Canva</w:t>
+      </w:r>
+      <w:proofErr w:type="spellEnd"/>
+      <w:r>
+        <w:t xml:space="preserve"> ou o Word, desenvolvemos trabalhos que nos preparam para situações empresariais.</w:t>
       </w:r>
     </w:p>
     <w:p>
@@ -6766,7 +9734,15 @@
     </w:p>
     <w:p>
       <w:r>
-        <w:t>Podem, ainda, ingressar num Curso Técnico Superior Profissional (CTeSP) ou num Curso de Especialização Tecnológica (CET).</w:t>
+        <w:t>Podem, ainda, ingressar num Curso Técnico Superior Profissional (</w:t>
+      </w:r>
+      <w:proofErr w:type="spellStart"/>
+      <w:r>
+        <w:t>CTeSP</w:t>
+      </w:r>
+      <w:proofErr w:type="spellEnd"/>
+      <w:r>
+        <w:t>) ou num Curso de Especialização Tecnológica (CET).</w:t>
       </w:r>
     </w:p>
     <w:p/>
@@ -6894,8 +9870,25 @@
         <w:t xml:space="preserve">promover hábitos saudáveis, como desporto, sociabilização e </w:t>
       </w:r>
       <w:r>
-        <w:t xml:space="preserve">confiança, ao contrário de outras redes como Instagram ou Tiktok, que promovel o </w:t>
-      </w:r>
+        <w:t xml:space="preserve">confiança, ao contrário de outras redes como Instagram ou </w:t>
+      </w:r>
+      <w:proofErr w:type="spellStart"/>
+      <w:r>
+        <w:t>Tiktok</w:t>
+      </w:r>
+      <w:proofErr w:type="spellEnd"/>
+      <w:r>
+        <w:t xml:space="preserve">, que </w:t>
+      </w:r>
+      <w:proofErr w:type="spellStart"/>
+      <w:r>
+        <w:t>promovel</w:t>
+      </w:r>
+      <w:proofErr w:type="spellEnd"/>
+      <w:r>
+        <w:t xml:space="preserve"> o </w:t>
+      </w:r>
+      <w:proofErr w:type="spellStart"/>
       <w:r>
         <w:rPr>
           <w:i/>
@@ -6903,6 +9896,7 @@
         </w:rPr>
         <w:t>doomscrolling</w:t>
       </w:r>
+      <w:proofErr w:type="spellEnd"/>
       <w:r>
         <w:t xml:space="preserve">, </w:t>
       </w:r>
@@ -7129,6 +10123,7 @@
       <w:r>
         <w:t xml:space="preserve">, </w:t>
       </w:r>
+      <w:proofErr w:type="spellStart"/>
       <w:r>
         <w:rPr>
           <w:i/>
@@ -7136,6 +10131,7 @@
         </w:rPr>
         <w:t>feed</w:t>
       </w:r>
+      <w:proofErr w:type="spellEnd"/>
       <w:r>
         <w:t xml:space="preserve"> cronológico e </w:t>
       </w:r>
@@ -7159,21 +10155,39 @@
           <w:i/>
           <w:iCs/>
         </w:rPr>
-        <w:t>instante camera”</w:t>
-      </w:r>
-      <w:r>
-        <w:t>, que significa câmara instantânea</w:t>
-      </w:r>
-      <w:r>
-        <w:t>, e “</w:t>
-      </w:r>
+        <w:t xml:space="preserve">instante </w:t>
+      </w:r>
+      <w:proofErr w:type="spellStart"/>
       <w:r>
         <w:rPr>
           <w:i/>
           <w:iCs/>
         </w:rPr>
+        <w:t>camera</w:t>
+      </w:r>
+      <w:proofErr w:type="spellEnd"/>
+      <w:r>
+        <w:rPr>
+          <w:i/>
+          <w:iCs/>
+        </w:rPr>
+        <w:t>”</w:t>
+      </w:r>
+      <w:r>
+        <w:t>, que significa câmara instantânea</w:t>
+      </w:r>
+      <w:r>
+        <w:t>, e “</w:t>
+      </w:r>
+      <w:proofErr w:type="spellStart"/>
+      <w:r>
+        <w:rPr>
+          <w:i/>
+          <w:iCs/>
+        </w:rPr>
         <w:t>telegram</w:t>
       </w:r>
+      <w:proofErr w:type="spellEnd"/>
       <w:r>
         <w:t>”, que significa telegrama</w:t>
       </w:r>
@@ -7334,10 +10348,12 @@
         <w:pStyle w:val="Heading3"/>
       </w:pPr>
       <w:bookmarkStart w:id="68" w:name="_Toc228179532"/>
+      <w:proofErr w:type="spellStart"/>
       <w:r>
         <w:t>Tiktok</w:t>
       </w:r>
       <w:bookmarkEnd w:id="68"/>
+      <w:proofErr w:type="spellEnd"/>
     </w:p>
     <w:p>
       <w:pPr>
@@ -7345,7 +10361,15 @@
         <w:contextualSpacing w:val="0"/>
       </w:pPr>
       <w:r>
-        <w:t>O Tiktok é uma rede social muito popular entre os mais jovens</w:t>
+        <w:t xml:space="preserve">O </w:t>
+      </w:r>
+      <w:proofErr w:type="spellStart"/>
+      <w:r>
+        <w:t>Tiktok</w:t>
+      </w:r>
+      <w:proofErr w:type="spellEnd"/>
+      <w:r>
+        <w:t xml:space="preserve"> é uma rede social muito popular entre os mais jovens</w:t>
       </w:r>
       <w:r>
         <w:t xml:space="preserve">, focada </w:t>
@@ -7363,7 +10387,23 @@
         <w:t xml:space="preserve"> </w:t>
       </w:r>
       <w:r>
-        <w:t xml:space="preserve">O seu nome surgiu dos sons “tick” e “tock” de um relógio, </w:t>
+        <w:t>O seu nome surgiu dos sons “</w:t>
+      </w:r>
+      <w:proofErr w:type="spellStart"/>
+      <w:r>
+        <w:t>tick</w:t>
+      </w:r>
+      <w:proofErr w:type="spellEnd"/>
+      <w:r>
+        <w:t>” e “</w:t>
+      </w:r>
+      <w:proofErr w:type="spellStart"/>
+      <w:r>
+        <w:t>tock</w:t>
+      </w:r>
+      <w:proofErr w:type="spellEnd"/>
+      <w:r>
+        <w:t xml:space="preserve">” de um relógio, </w:t>
       </w:r>
       <w:r>
         <w:t>apontando para a natureza rápida e repetitiva do seu conteúdo, pelo qual é conhecido.</w:t>
@@ -7408,7 +10448,15 @@
         <w:contextualSpacing w:val="0"/>
       </w:pPr>
       <w:r>
-        <w:t>Grande potencial de viralidade para contas pequenas.</w:t>
+        <w:t xml:space="preserve">Grande potencial de </w:t>
+      </w:r>
+      <w:proofErr w:type="spellStart"/>
+      <w:r>
+        <w:t>viralidade</w:t>
+      </w:r>
+      <w:proofErr w:type="spellEnd"/>
+      <w:r>
+        <w:t xml:space="preserve"> para contas pequenas.</w:t>
       </w:r>
     </w:p>
     <w:p>
@@ -7765,7 +10813,15 @@
     </w:p>
     <w:p>
       <w:r>
-        <w:t>O SQL foi escolhido por permitir trabalhar com relações complexas entre entidades, como utilizadores e músicas, garantindo consultas rápidas e consistentes, totalmente integradas com o PostgreSQL. Além disso, esta é a linguagem padrão utilizada em praticamente todas as empresas que trabalham com bases de dados relacionais.</w:t>
+        <w:t xml:space="preserve">O SQL foi escolhido por permitir trabalhar com relações complexas entre entidades, como utilizadores e músicas, garantindo consultas rápidas e consistentes, totalmente integradas com o </w:t>
+      </w:r>
+      <w:proofErr w:type="spellStart"/>
+      <w:r>
+        <w:t>PostgreSQL</w:t>
+      </w:r>
+      <w:proofErr w:type="spellEnd"/>
+      <w:r>
+        <w:t>. Além disso, esta é a linguagem padrão utilizada em praticamente todas as empresas que trabalham com bases de dados relacionais.</w:t>
       </w:r>
     </w:p>
     <w:p>
@@ -7855,8 +10911,13 @@
         <w:t>do</w:t>
       </w:r>
       <w:r>
-        <w:t xml:space="preserve"> PostgreSQL</w:t>
-      </w:r>
+        <w:t xml:space="preserve"> </w:t>
+      </w:r>
+      <w:proofErr w:type="spellStart"/>
+      <w:r>
+        <w:t>PostgreSQL</w:t>
+      </w:r>
+      <w:proofErr w:type="spellEnd"/>
     </w:p>
     <w:p/>
     <w:p>
@@ -7928,8 +10989,13 @@
           </wp:anchor>
         </w:drawing>
       </w:r>
-      <w:r>
-        <w:t>Backend como Serviço</w:t>
+      <w:proofErr w:type="spellStart"/>
+      <w:r>
+        <w:t>Backend</w:t>
+      </w:r>
+      <w:proofErr w:type="spellEnd"/>
+      <w:r>
+        <w:t xml:space="preserve"> como Serviço</w:t>
       </w:r>
       <w:bookmarkEnd w:id="72"/>
     </w:p>
@@ -7938,15 +11004,52 @@
         <w:pStyle w:val="Heading4"/>
       </w:pPr>
       <w:r>
-        <w:t>Descrição do Supabase</w:t>
-      </w:r>
+        <w:t xml:space="preserve">Descrição do </w:t>
+      </w:r>
+      <w:proofErr w:type="spellStart"/>
+      <w:r>
+        <w:t>Supabase</w:t>
+      </w:r>
+      <w:proofErr w:type="spellEnd"/>
     </w:p>
     <w:p>
       <w:r>
         <w:t>(aqui dizer tipo</w:t>
       </w:r>
       <w:r>
-        <w:t>, “o supabase é um Backend como Serviço (BaaS), ou seja, e explicar oqq isso significa)</w:t>
+        <w:t xml:space="preserve">, “o </w:t>
+      </w:r>
+      <w:proofErr w:type="spellStart"/>
+      <w:r>
+        <w:t>supabase</w:t>
+      </w:r>
+      <w:proofErr w:type="spellEnd"/>
+      <w:r>
+        <w:t xml:space="preserve"> é um </w:t>
+      </w:r>
+      <w:proofErr w:type="spellStart"/>
+      <w:r>
+        <w:t>Backend</w:t>
+      </w:r>
+      <w:proofErr w:type="spellEnd"/>
+      <w:r>
+        <w:t xml:space="preserve"> como Serviço (</w:t>
+      </w:r>
+      <w:proofErr w:type="spellStart"/>
+      <w:r>
+        <w:t>BaaS</w:t>
+      </w:r>
+      <w:proofErr w:type="spellEnd"/>
+      <w:r>
+        <w:t xml:space="preserve">), ou seja, e explicar </w:t>
+      </w:r>
+      <w:proofErr w:type="spellStart"/>
+      <w:r>
+        <w:t>oqq</w:t>
+      </w:r>
+      <w:proofErr w:type="spellEnd"/>
+      <w:r>
+        <w:t xml:space="preserve"> isso significa)</w:t>
       </w:r>
     </w:p>
     <w:p>
@@ -8038,21 +11141,55 @@
         </w:drawing>
       </w:r>
       <w:r>
-        <w:t>Linguagem de programação do back-end</w:t>
+        <w:t xml:space="preserve">Linguagem de programação do </w:t>
+      </w:r>
+      <w:proofErr w:type="spellStart"/>
+      <w:r>
+        <w:t>back-end</w:t>
       </w:r>
       <w:bookmarkEnd w:id="73"/>
+      <w:proofErr w:type="spellEnd"/>
     </w:p>
     <w:p>
       <w:pPr>
         <w:pStyle w:val="Heading4"/>
       </w:pPr>
       <w:r>
-        <w:t>Descrição do Javascript</w:t>
-      </w:r>
-    </w:p>
-    <w:p>
-      <w:r>
-        <w:t>O JavaScript é uma linguagem de programação moderna e versátil, utilizada tanto no frontend como no backend da aplicação. Esta linguagem é amplamente utilizada no desenvolvimento web, sendo essencial em inúmeras aplicações modernas como redes sociais e plataformas de streaming.</w:t>
+        <w:t xml:space="preserve">Descrição do </w:t>
+      </w:r>
+      <w:proofErr w:type="spellStart"/>
+      <w:r>
+        <w:t>Javascript</w:t>
+      </w:r>
+      <w:proofErr w:type="spellEnd"/>
+    </w:p>
+    <w:p>
+      <w:r>
+        <w:t xml:space="preserve">O JavaScript é uma linguagem de programação moderna e versátil, utilizada tanto no </w:t>
+      </w:r>
+      <w:proofErr w:type="spellStart"/>
+      <w:r>
+        <w:t>frontend</w:t>
+      </w:r>
+      <w:proofErr w:type="spellEnd"/>
+      <w:r>
+        <w:t xml:space="preserve"> como no </w:t>
+      </w:r>
+      <w:proofErr w:type="spellStart"/>
+      <w:r>
+        <w:t>backend</w:t>
+      </w:r>
+      <w:proofErr w:type="spellEnd"/>
+      <w:r>
+        <w:t xml:space="preserve"> da aplicação. Esta linguagem é amplamente utilizada no desenvolvimento web, sendo essencial em inúmeras aplicações modernas como redes sociais e plataformas de </w:t>
+      </w:r>
+      <w:proofErr w:type="spellStart"/>
+      <w:r>
+        <w:t>streaming</w:t>
+      </w:r>
+      <w:proofErr w:type="spellEnd"/>
+      <w:r>
+        <w:t>.</w:t>
       </w:r>
     </w:p>
     <w:p>
@@ -8132,17 +11269,27 @@
         </w:drawing>
       </w:r>
       <w:r>
-        <w:t>Framework utilizada no backend</w:t>
+        <w:t xml:space="preserve">Framework utilizada no </w:t>
+      </w:r>
+      <w:proofErr w:type="spellStart"/>
+      <w:r>
+        <w:t>backend</w:t>
       </w:r>
       <w:bookmarkEnd w:id="74"/>
+      <w:proofErr w:type="spellEnd"/>
     </w:p>
     <w:p>
       <w:pPr>
         <w:pStyle w:val="Heading4"/>
       </w:pPr>
       <w:r>
-        <w:t>Descrição do NodeJS</w:t>
-      </w:r>
+        <w:t xml:space="preserve">Descrição do </w:t>
+      </w:r>
+      <w:proofErr w:type="spellStart"/>
+      <w:r>
+        <w:t>NodeJS</w:t>
+      </w:r>
+      <w:proofErr w:type="spellEnd"/>
     </w:p>
     <w:p>
       <w:r>
@@ -8152,7 +11299,39 @@
         <w:t>Seara</w:t>
       </w:r>
       <w:r>
-        <w:t>. Devido à sua escalabilidade, é amplamente utilizado no desenvolvimento de APIs e serviços backend em empresas tecnológicas e startups como Uber e Linkedin, devido à sua escalabilidade e eficiência.</w:t>
+        <w:t xml:space="preserve">. Devido à sua escalabilidade, é amplamente utilizado no desenvolvimento de </w:t>
+      </w:r>
+      <w:proofErr w:type="spellStart"/>
+      <w:r>
+        <w:t>APIs</w:t>
+      </w:r>
+      <w:proofErr w:type="spellEnd"/>
+      <w:r>
+        <w:t xml:space="preserve"> e serviços </w:t>
+      </w:r>
+      <w:proofErr w:type="spellStart"/>
+      <w:r>
+        <w:t>backend</w:t>
+      </w:r>
+      <w:proofErr w:type="spellEnd"/>
+      <w:r>
+        <w:t xml:space="preserve"> em empresas tecnológicas e </w:t>
+      </w:r>
+      <w:proofErr w:type="spellStart"/>
+      <w:r>
+        <w:t>startups</w:t>
+      </w:r>
+      <w:proofErr w:type="spellEnd"/>
+      <w:r>
+        <w:t xml:space="preserve"> como Uber e </w:t>
+      </w:r>
+      <w:proofErr w:type="spellStart"/>
+      <w:r>
+        <w:t>Linkedin</w:t>
+      </w:r>
+      <w:proofErr w:type="spellEnd"/>
+      <w:r>
+        <w:t>, devido à sua escalabilidade e eficiência.</w:t>
       </w:r>
     </w:p>
     <w:p/>
@@ -8233,17 +11412,27 @@
         </w:drawing>
       </w:r>
       <w:r>
-        <w:t>Linguagem de programação do frontend</w:t>
+        <w:t xml:space="preserve">Linguagem de programação do </w:t>
+      </w:r>
+      <w:proofErr w:type="spellStart"/>
+      <w:r>
+        <w:t>frontend</w:t>
       </w:r>
       <w:bookmarkEnd w:id="75"/>
+      <w:proofErr w:type="spellEnd"/>
     </w:p>
     <w:p>
       <w:pPr>
         <w:pStyle w:val="Heading4"/>
       </w:pPr>
       <w:r>
-        <w:t>Descrição do Dart</w:t>
-      </w:r>
+        <w:t xml:space="preserve">Descrição do </w:t>
+      </w:r>
+      <w:proofErr w:type="spellStart"/>
+      <w:r>
+        <w:t>Dart</w:t>
+      </w:r>
+      <w:proofErr w:type="spellEnd"/>
     </w:p>
     <w:p/>
     <w:p/>
@@ -8253,9 +11442,14 @@
       </w:pPr>
       <w:bookmarkStart w:id="76" w:name="_Toc228179540"/>
       <w:r>
-        <w:t>Framework utilizada no frontend</w:t>
+        <w:t xml:space="preserve">Framework utilizada no </w:t>
+      </w:r>
+      <w:proofErr w:type="spellStart"/>
+      <w:r>
+        <w:t>frontend</w:t>
       </w:r>
       <w:bookmarkEnd w:id="76"/>
+      <w:proofErr w:type="spellEnd"/>
     </w:p>
     <w:p>
       <w:pPr>
@@ -8567,8 +11761,21 @@
         </w:drawing>
       </w:r>
       <w:r>
-        <w:t>Descrição do Visual Studio Code</w:t>
-      </w:r>
+        <w:t xml:space="preserve">Descrição do Visual </w:t>
+      </w:r>
+      <w:proofErr w:type="spellStart"/>
+      <w:r>
+        <w:t>Studio</w:t>
+      </w:r>
+      <w:proofErr w:type="spellEnd"/>
+      <w:r>
+        <w:t xml:space="preserve"> </w:t>
+      </w:r>
+      <w:proofErr w:type="spellStart"/>
+      <w:r>
+        <w:t>Code</w:t>
+      </w:r>
+      <w:proofErr w:type="spellEnd"/>
     </w:p>
     <w:p>
       <w:r>
@@ -8806,12 +12013,25 @@
         </w:drawing>
       </w:r>
       <w:r>
-        <w:t>Descrição do Git</w:t>
-      </w:r>
-    </w:p>
-    <w:p>
-      <w:r>
-        <w:t>O Git é um sistema de controlo de versões grátis e com o seu código de fonte aberto desenvolvido para conseguir ser aplicado em projetos de todas as escalas de forma fácil e eficiente.</w:t>
+        <w:t xml:space="preserve">Descrição do </w:t>
+      </w:r>
+      <w:proofErr w:type="spellStart"/>
+      <w:r>
+        <w:t>Git</w:t>
+      </w:r>
+      <w:proofErr w:type="spellEnd"/>
+    </w:p>
+    <w:p>
+      <w:r>
+        <w:t xml:space="preserve">O </w:t>
+      </w:r>
+      <w:proofErr w:type="spellStart"/>
+      <w:r>
+        <w:t>Git</w:t>
+      </w:r>
+      <w:proofErr w:type="spellEnd"/>
+      <w:r>
+        <w:t xml:space="preserve"> é um sistema de controlo de versões grátis e com o seu código de fonte aberto desenvolvido para conseguir ser aplicado em projetos de todas as escalas de forma fácil e eficiente.</w:t>
       </w:r>
       <w:r>
         <w:rPr>
@@ -9043,7 +12263,15 @@
     </w:p>
     <w:p>
       <w:r>
-        <w:t>O GitHub é uma plataforma usada para hospedar repositórios do Git, fornecendo ferramentas para a colaboração com outros desenvolvedores do mesmo projeto e de controlo de versão.</w:t>
+        <w:t xml:space="preserve">O GitHub é uma plataforma usada para hospedar repositórios do </w:t>
+      </w:r>
+      <w:proofErr w:type="spellStart"/>
+      <w:r>
+        <w:t>Git</w:t>
+      </w:r>
+      <w:proofErr w:type="spellEnd"/>
+      <w:r>
+        <w:t>, fornecendo ferramentas para a colaboração com outros desenvolvedores do mesmo projeto e de controlo de versão.</w:t>
       </w:r>
       <w:r>
         <w:rPr>
@@ -9344,6 +12572,7 @@
           <w:lang w:val="en-US"/>
         </w:rPr>
       </w:pPr>
+      <w:proofErr w:type="spellStart"/>
       <w:r>
         <w:rPr>
           <w:b/>
@@ -9352,19 +12581,36 @@
         </w:rPr>
         <w:t>Utilizador</w:t>
       </w:r>
-    </w:p>
-    <w:p>
-      <w:pPr>
-        <w:rPr>
-          <w:lang w:val="en-US"/>
-        </w:rPr>
-      </w:pPr>
-      <w:r>
-        <w:rPr>
-          <w:lang w:val="en-US"/>
-        </w:rPr>
-        <w:t>Explicar a tabela</w:t>
-      </w:r>
+      <w:proofErr w:type="spellEnd"/>
+    </w:p>
+    <w:p>
+      <w:pPr>
+        <w:rPr>
+          <w:lang w:val="en-US"/>
+        </w:rPr>
+      </w:pPr>
+      <w:proofErr w:type="spellStart"/>
+      <w:r>
+        <w:rPr>
+          <w:lang w:val="en-US"/>
+        </w:rPr>
+        <w:t>Explicar</w:t>
+      </w:r>
+      <w:proofErr w:type="spellEnd"/>
+      <w:r>
+        <w:rPr>
+          <w:lang w:val="en-US"/>
+        </w:rPr>
+        <w:t xml:space="preserve"> a </w:t>
+      </w:r>
+      <w:proofErr w:type="spellStart"/>
+      <w:r>
+        <w:rPr>
+          <w:lang w:val="en-US"/>
+        </w:rPr>
+        <w:t>tabela</w:t>
+      </w:r>
+      <w:proofErr w:type="spellEnd"/>
     </w:p>
     <w:p>
       <w:pPr>
@@ -9528,7 +12774,15 @@
               <w:t>Meter as tabelas lado a</w:t>
             </w:r>
             <w:r>
-              <w:t xml:space="preserve"> lado e depois usar a legenda como mencionação para falar delas no texto em baixo </w:t>
+              <w:t xml:space="preserve"> lado e depois usar a legenda como </w:t>
+            </w:r>
+            <w:proofErr w:type="spellStart"/>
+            <w:r>
+              <w:t>mencionação</w:t>
+            </w:r>
+            <w:proofErr w:type="spellEnd"/>
+            <w:r>
+              <w:t xml:space="preserve"> para falar delas no texto em baixo </w:t>
             </w:r>
           </w:p>
         </w:tc>
@@ -9545,6 +12799,7 @@
           <w:lang w:val="en-US"/>
         </w:rPr>
       </w:pPr>
+      <w:proofErr w:type="spellStart"/>
       <w:r>
         <w:rPr>
           <w:b/>
@@ -9553,6 +12808,7 @@
         </w:rPr>
         <w:t>Publicação</w:t>
       </w:r>
+      <w:proofErr w:type="spellEnd"/>
     </w:p>
     <w:p>
       <w:pPr>
@@ -9583,11 +12839,19 @@
           <w:lang w:val="en-US"/>
         </w:rPr>
       </w:pPr>
-      <w:r>
-        <w:rPr>
-          <w:lang w:val="en-US"/>
-        </w:rPr>
-        <w:t>user_id (FK)</w:t>
+      <w:proofErr w:type="spellStart"/>
+      <w:r>
+        <w:rPr>
+          <w:lang w:val="en-US"/>
+        </w:rPr>
+        <w:t>user_id</w:t>
+      </w:r>
+      <w:proofErr w:type="spellEnd"/>
+      <w:r>
+        <w:rPr>
+          <w:lang w:val="en-US"/>
+        </w:rPr>
+        <w:t xml:space="preserve"> (FK)</w:t>
       </w:r>
     </w:p>
     <w:p>
@@ -9639,12 +12903,14 @@
           <w:lang w:val="en-US"/>
         </w:rPr>
       </w:pPr>
+      <w:proofErr w:type="spellStart"/>
       <w:r>
         <w:rPr>
           <w:lang w:val="en-US"/>
         </w:rPr>
         <w:t>audio_path</w:t>
       </w:r>
+      <w:proofErr w:type="spellEnd"/>
     </w:p>
     <w:p>
       <w:pPr>
@@ -9657,12 +12923,14 @@
           <w:lang w:val="en-US"/>
         </w:rPr>
       </w:pPr>
+      <w:proofErr w:type="spellStart"/>
       <w:r>
         <w:rPr>
           <w:lang w:val="en-US"/>
         </w:rPr>
         <w:t>created_at</w:t>
       </w:r>
+      <w:proofErr w:type="spellEnd"/>
     </w:p>
     <w:p>
       <w:pPr>
@@ -9675,12 +12943,14 @@
           <w:lang w:val="en-US"/>
         </w:rPr>
       </w:pPr>
+      <w:proofErr w:type="spellStart"/>
       <w:r>
         <w:rPr>
           <w:lang w:val="en-US"/>
         </w:rPr>
         <w:t>updated_at</w:t>
       </w:r>
+      <w:proofErr w:type="spellEnd"/>
     </w:p>
     <w:p>
       <w:pPr>
@@ -9703,8 +12973,18 @@
           <w:bCs/>
           <w:lang w:val="en-US"/>
         </w:rPr>
-        <w:t>Media da Publicação</w:t>
-      </w:r>
+        <w:t xml:space="preserve">Media da </w:t>
+      </w:r>
+      <w:proofErr w:type="spellStart"/>
+      <w:r>
+        <w:rPr>
+          <w:b/>
+          <w:bCs/>
+          <w:lang w:val="en-US"/>
+        </w:rPr>
+        <w:t>Publicação</w:t>
+      </w:r>
+      <w:proofErr w:type="spellEnd"/>
     </w:p>
     <w:p>
       <w:pPr>
@@ -9735,11 +13015,19 @@
           <w:lang w:val="en-US"/>
         </w:rPr>
       </w:pPr>
-      <w:r>
-        <w:rPr>
-          <w:lang w:val="en-US"/>
-        </w:rPr>
-        <w:t>post_id (FK)</w:t>
+      <w:proofErr w:type="spellStart"/>
+      <w:r>
+        <w:rPr>
+          <w:lang w:val="en-US"/>
+        </w:rPr>
+        <w:t>post_id</w:t>
+      </w:r>
+      <w:proofErr w:type="spellEnd"/>
+      <w:r>
+        <w:rPr>
+          <w:lang w:val="en-US"/>
+        </w:rPr>
+        <w:t xml:space="preserve"> (FK)</w:t>
       </w:r>
     </w:p>
     <w:p>
@@ -9753,12 +13041,14 @@
           <w:lang w:val="en-US"/>
         </w:rPr>
       </w:pPr>
+      <w:proofErr w:type="spellStart"/>
       <w:r>
         <w:rPr>
           <w:lang w:val="en-US"/>
         </w:rPr>
         <w:t>media_type</w:t>
       </w:r>
+      <w:proofErr w:type="spellEnd"/>
     </w:p>
     <w:p>
       <w:pPr>
@@ -9771,12 +13061,14 @@
           <w:lang w:val="en-US"/>
         </w:rPr>
       </w:pPr>
+      <w:proofErr w:type="spellStart"/>
       <w:r>
         <w:rPr>
           <w:lang w:val="en-US"/>
         </w:rPr>
         <w:t>file_path</w:t>
       </w:r>
+      <w:proofErr w:type="spellEnd"/>
     </w:p>
     <w:p>
       <w:pPr>
@@ -9807,12 +13099,14 @@
           <w:lang w:val="en-US"/>
         </w:rPr>
       </w:pPr>
+      <w:proofErr w:type="spellStart"/>
       <w:r>
         <w:rPr>
           <w:lang w:val="en-US"/>
         </w:rPr>
         <w:t>created_at</w:t>
       </w:r>
+      <w:proofErr w:type="spellEnd"/>
     </w:p>
     <w:p>
       <w:pPr>
@@ -9825,12 +13119,14 @@
           <w:lang w:val="en-US"/>
         </w:rPr>
       </w:pPr>
+      <w:proofErr w:type="spellStart"/>
       <w:r>
         <w:rPr>
           <w:lang w:val="en-US"/>
         </w:rPr>
         <w:t>updated_at</w:t>
       </w:r>
+      <w:proofErr w:type="spellEnd"/>
     </w:p>
     <w:p>
       <w:pPr>
@@ -9847,6 +13143,7 @@
           <w:lang w:val="en-US"/>
         </w:rPr>
       </w:pPr>
+      <w:proofErr w:type="spellStart"/>
       <w:r>
         <w:rPr>
           <w:b/>
@@ -9855,6 +13152,7 @@
         </w:rPr>
         <w:t>Seguidores</w:t>
       </w:r>
+      <w:proofErr w:type="spellEnd"/>
     </w:p>
     <w:p>
       <w:pPr>
@@ -9885,11 +13183,19 @@
           <w:lang w:val="en-US"/>
         </w:rPr>
       </w:pPr>
-      <w:r>
-        <w:rPr>
-          <w:lang w:val="en-US"/>
-        </w:rPr>
-        <w:t>user_id (FK)</w:t>
+      <w:proofErr w:type="spellStart"/>
+      <w:r>
+        <w:rPr>
+          <w:lang w:val="en-US"/>
+        </w:rPr>
+        <w:t>user_id</w:t>
+      </w:r>
+      <w:proofErr w:type="spellEnd"/>
+      <w:r>
+        <w:rPr>
+          <w:lang w:val="en-US"/>
+        </w:rPr>
+        <w:t xml:space="preserve"> (FK)</w:t>
       </w:r>
     </w:p>
     <w:p>
@@ -9903,11 +13209,19 @@
           <w:lang w:val="en-US"/>
         </w:rPr>
       </w:pPr>
-      <w:r>
-        <w:rPr>
-          <w:lang w:val="en-US"/>
-        </w:rPr>
-        <w:t>follower_id (FK)</w:t>
+      <w:proofErr w:type="spellStart"/>
+      <w:r>
+        <w:rPr>
+          <w:lang w:val="en-US"/>
+        </w:rPr>
+        <w:t>follower_id</w:t>
+      </w:r>
+      <w:proofErr w:type="spellEnd"/>
+      <w:r>
+        <w:rPr>
+          <w:lang w:val="en-US"/>
+        </w:rPr>
+        <w:t xml:space="preserve"> (FK)</w:t>
       </w:r>
     </w:p>
     <w:p>
@@ -9921,12 +13235,14 @@
           <w:lang w:val="en-US"/>
         </w:rPr>
       </w:pPr>
+      <w:proofErr w:type="spellStart"/>
       <w:r>
         <w:rPr>
           <w:lang w:val="en-US"/>
         </w:rPr>
         <w:t>created_at</w:t>
       </w:r>
+      <w:proofErr w:type="spellEnd"/>
     </w:p>
     <w:p>
       <w:pPr>
@@ -9939,12 +13255,14 @@
           <w:lang w:val="en-US"/>
         </w:rPr>
       </w:pPr>
+      <w:proofErr w:type="spellStart"/>
       <w:r>
         <w:rPr>
           <w:lang w:val="en-US"/>
         </w:rPr>
         <w:t>updated_at</w:t>
       </w:r>
+      <w:proofErr w:type="spellEnd"/>
     </w:p>
     <w:p>
       <w:pPr>
@@ -10017,12 +13335,14 @@
           <w:lang w:val="en-US"/>
         </w:rPr>
       </w:pPr>
+      <w:proofErr w:type="spellStart"/>
       <w:r>
         <w:rPr>
           <w:lang w:val="en-US"/>
         </w:rPr>
         <w:t>is_group</w:t>
       </w:r>
+      <w:proofErr w:type="spellEnd"/>
     </w:p>
     <w:p>
       <w:pPr>
@@ -10035,12 +13355,14 @@
           <w:lang w:val="en-US"/>
         </w:rPr>
       </w:pPr>
+      <w:proofErr w:type="spellStart"/>
       <w:r>
         <w:rPr>
           <w:lang w:val="en-US"/>
         </w:rPr>
         <w:t>created_at</w:t>
       </w:r>
+      <w:proofErr w:type="spellEnd"/>
     </w:p>
     <w:p>
       <w:pPr>
@@ -10053,12 +13375,14 @@
           <w:lang w:val="en-US"/>
         </w:rPr>
       </w:pPr>
+      <w:proofErr w:type="spellStart"/>
       <w:r>
         <w:rPr>
           <w:lang w:val="en-US"/>
         </w:rPr>
         <w:t>updated_at</w:t>
       </w:r>
+      <w:proofErr w:type="spellEnd"/>
     </w:p>
     <w:p>
       <w:pPr>
@@ -10108,11 +13432,19 @@
           <w:lang w:val="en-US"/>
         </w:rPr>
       </w:pPr>
-      <w:r>
-        <w:rPr>
-          <w:lang w:val="en-US"/>
-        </w:rPr>
-        <w:t>conversation_id (FK)</w:t>
+      <w:proofErr w:type="spellStart"/>
+      <w:r>
+        <w:rPr>
+          <w:lang w:val="en-US"/>
+        </w:rPr>
+        <w:t>conversation_id</w:t>
+      </w:r>
+      <w:proofErr w:type="spellEnd"/>
+      <w:r>
+        <w:rPr>
+          <w:lang w:val="en-US"/>
+        </w:rPr>
+        <w:t xml:space="preserve"> (FK)</w:t>
       </w:r>
     </w:p>
     <w:p>
@@ -10126,11 +13458,19 @@
           <w:lang w:val="en-US"/>
         </w:rPr>
       </w:pPr>
-      <w:r>
-        <w:rPr>
-          <w:lang w:val="en-US"/>
-        </w:rPr>
-        <w:t>user_id (FK)</w:t>
+      <w:proofErr w:type="spellStart"/>
+      <w:r>
+        <w:rPr>
+          <w:lang w:val="en-US"/>
+        </w:rPr>
+        <w:t>user_id</w:t>
+      </w:r>
+      <w:proofErr w:type="spellEnd"/>
+      <w:r>
+        <w:rPr>
+          <w:lang w:val="en-US"/>
+        </w:rPr>
+        <w:t xml:space="preserve"> (FK)</w:t>
       </w:r>
     </w:p>
     <w:p>
@@ -10144,12 +13484,14 @@
           <w:lang w:val="en-US"/>
         </w:rPr>
       </w:pPr>
+      <w:proofErr w:type="spellStart"/>
       <w:r>
         <w:rPr>
           <w:lang w:val="en-US"/>
         </w:rPr>
         <w:t>created_at</w:t>
       </w:r>
+      <w:proofErr w:type="spellEnd"/>
     </w:p>
     <w:p>
       <w:pPr>
@@ -10162,12 +13504,14 @@
           <w:lang w:val="en-US"/>
         </w:rPr>
       </w:pPr>
+      <w:proofErr w:type="spellStart"/>
       <w:r>
         <w:rPr>
           <w:lang w:val="en-US"/>
         </w:rPr>
         <w:t>updated_at</w:t>
       </w:r>
+      <w:proofErr w:type="spellEnd"/>
     </w:p>
     <w:p>
       <w:pPr>
@@ -10184,6 +13528,7 @@
           <w:lang w:val="en-US"/>
         </w:rPr>
       </w:pPr>
+      <w:proofErr w:type="spellStart"/>
       <w:r>
         <w:rPr>
           <w:b/>
@@ -10192,6 +13537,7 @@
         </w:rPr>
         <w:t>Mensagem</w:t>
       </w:r>
+      <w:proofErr w:type="spellEnd"/>
     </w:p>
     <w:p>
       <w:pPr>
@@ -10222,11 +13568,19 @@
           <w:lang w:val="en-US"/>
         </w:rPr>
       </w:pPr>
-      <w:r>
-        <w:rPr>
-          <w:lang w:val="en-US"/>
-        </w:rPr>
-        <w:t>conversation_id (FK)</w:t>
+      <w:proofErr w:type="spellStart"/>
+      <w:r>
+        <w:rPr>
+          <w:lang w:val="en-US"/>
+        </w:rPr>
+        <w:t>conversation_id</w:t>
+      </w:r>
+      <w:proofErr w:type="spellEnd"/>
+      <w:r>
+        <w:rPr>
+          <w:lang w:val="en-US"/>
+        </w:rPr>
+        <w:t xml:space="preserve"> (FK)</w:t>
       </w:r>
     </w:p>
     <w:p>
@@ -10240,11 +13594,19 @@
           <w:lang w:val="en-US"/>
         </w:rPr>
       </w:pPr>
-      <w:r>
-        <w:rPr>
-          <w:lang w:val="en-US"/>
-        </w:rPr>
-        <w:t>user_id (FK)</w:t>
+      <w:proofErr w:type="spellStart"/>
+      <w:r>
+        <w:rPr>
+          <w:lang w:val="en-US"/>
+        </w:rPr>
+        <w:t>user_id</w:t>
+      </w:r>
+      <w:proofErr w:type="spellEnd"/>
+      <w:r>
+        <w:rPr>
+          <w:lang w:val="en-US"/>
+        </w:rPr>
+        <w:t xml:space="preserve"> (FK)</w:t>
       </w:r>
     </w:p>
     <w:p>
@@ -10294,12 +13656,14 @@
           <w:lang w:val="en-US"/>
         </w:rPr>
       </w:pPr>
+      <w:proofErr w:type="spellStart"/>
       <w:r>
         <w:rPr>
           <w:lang w:val="en-US"/>
         </w:rPr>
         <w:t>created_at</w:t>
       </w:r>
+      <w:proofErr w:type="spellEnd"/>
     </w:p>
     <w:p>
       <w:pPr>
@@ -10312,12 +13676,14 @@
           <w:lang w:val="en-US"/>
         </w:rPr>
       </w:pPr>
+      <w:proofErr w:type="spellStart"/>
       <w:r>
         <w:rPr>
           <w:lang w:val="en-US"/>
         </w:rPr>
         <w:t>updated_at</w:t>
       </w:r>
+      <w:proofErr w:type="spellEnd"/>
     </w:p>
     <w:p>
       <w:pPr>
@@ -10334,6 +13700,7 @@
           <w:lang w:val="en-US"/>
         </w:rPr>
       </w:pPr>
+      <w:proofErr w:type="spellStart"/>
       <w:r>
         <w:rPr>
           <w:b/>
@@ -10342,6 +13709,7 @@
         </w:rPr>
         <w:t>Desafio</w:t>
       </w:r>
+      <w:proofErr w:type="spellEnd"/>
     </w:p>
     <w:p>
       <w:pPr>
@@ -10372,12 +13740,14 @@
           <w:lang w:val="en-US"/>
         </w:rPr>
       </w:pPr>
+      <w:proofErr w:type="spellStart"/>
       <w:r>
         <w:rPr>
           <w:lang w:val="en-US"/>
         </w:rPr>
         <w:t>created_at</w:t>
       </w:r>
+      <w:proofErr w:type="spellEnd"/>
     </w:p>
     <w:p>
       <w:pPr>
@@ -10390,6 +13760,7 @@
           <w:lang w:val="en-US"/>
         </w:rPr>
       </w:pPr>
+      <w:proofErr w:type="spellStart"/>
       <w:r>
         <w:rPr>
           <w:lang w:val="en-US"/>
@@ -10397,6 +13768,7 @@
         <w:lastRenderedPageBreak/>
         <w:t>updated_at</w:t>
       </w:r>
+      <w:proofErr w:type="spellEnd"/>
     </w:p>
     <w:p>
       <w:pPr>
@@ -10413,6 +13785,7 @@
           <w:lang w:val="en-US"/>
         </w:rPr>
       </w:pPr>
+      <w:proofErr w:type="spellStart"/>
       <w:r>
         <w:rPr>
           <w:b/>
@@ -10421,6 +13794,7 @@
         </w:rPr>
         <w:t>Submissão</w:t>
       </w:r>
+      <w:proofErr w:type="spellEnd"/>
     </w:p>
     <w:p>
       <w:pPr>
@@ -10457,12 +13831,14 @@
           <w:lang w:val="en-US"/>
         </w:rPr>
       </w:pPr>
+      <w:proofErr w:type="spellStart"/>
       <w:r>
         <w:rPr>
           <w:lang w:val="en-US"/>
         </w:rPr>
         <w:t>created_at</w:t>
       </w:r>
+      <w:proofErr w:type="spellEnd"/>
     </w:p>
     <w:p>
       <w:pPr>
@@ -10475,12 +13851,14 @@
           <w:lang w:val="en-US"/>
         </w:rPr>
       </w:pPr>
+      <w:proofErr w:type="spellStart"/>
       <w:r>
         <w:rPr>
           <w:lang w:val="en-US"/>
         </w:rPr>
         <w:t>updated_at</w:t>
       </w:r>
+      <w:proofErr w:type="spellEnd"/>
     </w:p>
     <w:p>
       <w:pPr>
@@ -10529,7 +13907,15 @@
     </w:p>
     <w:p>
       <w:r>
-        <w:t>O modelo físico corresponde à implementação do modelo lógico no Sistema de Gestão de Bases de Dados (SGBD), neste caso MySQL. Neste modelo são definidos os tipos de dados, as chaves primárias, as chaves estrangeiras e as restrições que garantem a integridade e consistência dos dados.</w:t>
+        <w:t xml:space="preserve">O modelo físico corresponde à implementação do modelo lógico no Sistema de Gestão de Bases de Dados (SGBD), neste caso </w:t>
+      </w:r>
+      <w:proofErr w:type="spellStart"/>
+      <w:r>
+        <w:t>MySQL</w:t>
+      </w:r>
+      <w:proofErr w:type="spellEnd"/>
+      <w:r>
+        <w:t>. Neste modelo são definidos os tipos de dados, as chaves primárias, as chaves estrangeiras e as restrições que garantem a integridade e consistência dos dados.</w:t>
       </w:r>
     </w:p>
     <w:p>
@@ -10589,42 +13975,122 @@
           <w:b/>
           <w:bCs/>
         </w:rPr>
-        <w:t>[Print screen da página de iniciar sessão]</w:t>
-      </w:r>
-    </w:p>
-    <w:p>
-      <w:pPr>
+        <w:t xml:space="preserve">[Print </w:t>
+      </w:r>
+      <w:proofErr w:type="spellStart"/>
+      <w:r>
         <w:rPr>
           <w:b/>
           <w:bCs/>
         </w:rPr>
-      </w:pPr>
+        <w:t>screen</w:t>
+      </w:r>
+      <w:proofErr w:type="spellEnd"/>
       <w:r>
         <w:rPr>
           <w:b/>
           <w:bCs/>
         </w:rPr>
-        <w:t>[Print screen da página de registo]</w:t>
-      </w:r>
-    </w:p>
-    <w:p>
-      <w:r>
-        <w:t>Para gerir o estado da autenticação na aplicação foi utilizado um AuthProvider. A sua principal função é verificar se existe uma sessão ativa e disponibilizar essa informação às restantes páginas. Desta forma, quando a aplicação é aberta, o utilizador é encaminhado automaticamente para o ecrã correto.</w:t>
-      </w:r>
-    </w:p>
-    <w:p>
-      <w:r>
-        <w:t>No backend foram criadas as rotas responsáveis pelo registo e autenticação. Estas recebem os dados enviados pelo frontend, verificam se a informação é válida e comunicam com o Supabase, que foi a plataforma utilizada para gerir os utilizadores e a base de dados.</w:t>
-      </w:r>
-    </w:p>
-    <w:p>
-      <w:r>
-        <w:t>Uma preocupação que surgiu durante o desenvolvimento foi evitar que o utilizador tivesse de iniciar sessão sempre que abrisse a aplicação. Para resolver essa situação, foi utilizada a biblioteca flutter_secure_storage, que permite guardar informação sensível de forma segura no dispositivo.</w:t>
-      </w:r>
-    </w:p>
-    <w:p>
-      <w:r>
-        <w:t>Para além disso, algumas configurações da aplicação precisavam de ficar guardadas localmente. Em vez de serem pedidas ao servidor sempre que necessárias, optou-se pela utilização da biblioteca shared_preferences. Esta solução foi utilizada para armazenar preferências simples, como definições da aplicação, tornando a experiência de utilização mais rápida e prática.</w:t>
+        <w:t xml:space="preserve"> da página de iniciar sessão]</w:t>
+      </w:r>
+    </w:p>
+    <w:p>
+      <w:pPr>
+        <w:rPr>
+          <w:b/>
+          <w:bCs/>
+        </w:rPr>
+      </w:pPr>
+      <w:r>
+        <w:rPr>
+          <w:b/>
+          <w:bCs/>
+        </w:rPr>
+        <w:t xml:space="preserve">[Print </w:t>
+      </w:r>
+      <w:proofErr w:type="spellStart"/>
+      <w:r>
+        <w:rPr>
+          <w:b/>
+          <w:bCs/>
+        </w:rPr>
+        <w:t>screen</w:t>
+      </w:r>
+      <w:proofErr w:type="spellEnd"/>
+      <w:r>
+        <w:rPr>
+          <w:b/>
+          <w:bCs/>
+        </w:rPr>
+        <w:t xml:space="preserve"> da página de registo]</w:t>
+      </w:r>
+    </w:p>
+    <w:p>
+      <w:r>
+        <w:t xml:space="preserve">Para gerir o estado da autenticação na aplicação foi utilizado um </w:t>
+      </w:r>
+      <w:proofErr w:type="spellStart"/>
+      <w:r>
+        <w:t>AuthProvider</w:t>
+      </w:r>
+      <w:proofErr w:type="spellEnd"/>
+      <w:r>
+        <w:t>. A sua principal função é verificar se existe uma sessão ativa e disponibilizar essa informação às restantes páginas. Desta forma, quando a aplicação é aberta, o utilizador é encaminhado automaticamente para o ecrã correto.</w:t>
+      </w:r>
+    </w:p>
+    <w:p>
+      <w:r>
+        <w:t xml:space="preserve">No </w:t>
+      </w:r>
+      <w:proofErr w:type="spellStart"/>
+      <w:r>
+        <w:t>backend</w:t>
+      </w:r>
+      <w:proofErr w:type="spellEnd"/>
+      <w:r>
+        <w:t xml:space="preserve"> foram criadas as rotas responsáveis pelo registo e autenticação. Estas recebem os dados enviados pelo </w:t>
+      </w:r>
+      <w:proofErr w:type="spellStart"/>
+      <w:r>
+        <w:t>frontend</w:t>
+      </w:r>
+      <w:proofErr w:type="spellEnd"/>
+      <w:r>
+        <w:t xml:space="preserve">, verificam se a informação é válida e comunicam com o </w:t>
+      </w:r>
+      <w:proofErr w:type="spellStart"/>
+      <w:r>
+        <w:t>Supabase</w:t>
+      </w:r>
+      <w:proofErr w:type="spellEnd"/>
+      <w:r>
+        <w:t>, que foi a plataforma utilizada para gerir os utilizadores e a base de dados.</w:t>
+      </w:r>
+    </w:p>
+    <w:p>
+      <w:r>
+        <w:t xml:space="preserve">Uma preocupação que surgiu durante o desenvolvimento foi evitar que o utilizador tivesse de iniciar sessão sempre que abrisse a aplicação. Para resolver essa situação, foi utilizada a biblioteca </w:t>
+      </w:r>
+      <w:proofErr w:type="spellStart"/>
+      <w:r>
+        <w:t>flutter_secure_storage</w:t>
+      </w:r>
+      <w:proofErr w:type="spellEnd"/>
+      <w:r>
+        <w:t>, que permite guardar informação sensível de forma segura no dispositivo.</w:t>
+      </w:r>
+    </w:p>
+    <w:p>
+      <w:r>
+        <w:t xml:space="preserve">Para além disso, algumas configurações da aplicação precisavam de ficar guardadas localmente. Em vez de serem pedidas ao servidor sempre que necessárias, optou-se pela utilização da biblioteca </w:t>
+      </w:r>
+      <w:proofErr w:type="spellStart"/>
+      <w:r>
+        <w:t>shared_preferences</w:t>
+      </w:r>
+      <w:proofErr w:type="spellEnd"/>
+      <w:r>
+        <w:t>. Esta solução foi utilizada para armazenar preferências simples, como definições da aplicação, tornando a experiência de utilização mais rápida e prática.</w:t>
       </w:r>
     </w:p>
     <w:p>
@@ -10658,12 +14124,28 @@
     </w:p>
     <w:p>
       <w:r>
-        <w:t>[Print screen da lista de conversas]</w:t>
-      </w:r>
-    </w:p>
-    <w:p>
-      <w:r>
-        <w:t>Quando a página é aberta, é obtido o identificador do utilizador autenticado e enviado um pedido ao backend para carregar apenas as conversas associadas a esse utilizador.</w:t>
+        <w:t xml:space="preserve">[Print </w:t>
+      </w:r>
+      <w:proofErr w:type="spellStart"/>
+      <w:r>
+        <w:t>screen</w:t>
+      </w:r>
+      <w:proofErr w:type="spellEnd"/>
+      <w:r>
+        <w:t xml:space="preserve"> da lista de conversas]</w:t>
+      </w:r>
+    </w:p>
+    <w:p>
+      <w:r>
+        <w:t xml:space="preserve">Quando a página é aberta, é obtido o identificador do utilizador autenticado e enviado um pedido ao </w:t>
+      </w:r>
+      <w:proofErr w:type="spellStart"/>
+      <w:r>
+        <w:t>backend</w:t>
+      </w:r>
+      <w:proofErr w:type="spellEnd"/>
+      <w:r>
+        <w:t xml:space="preserve"> para carregar apenas as conversas associadas a esse utilizador.</w:t>
       </w:r>
     </w:p>
     <w:p>
@@ -10695,7 +14177,15 @@
     </w:p>
     <w:p>
       <w:r>
-        <w:t>[Print screen da pesquisa de conversas ou da tabela]</w:t>
+        <w:t xml:space="preserve">[Print </w:t>
+      </w:r>
+      <w:proofErr w:type="spellStart"/>
+      <w:r>
+        <w:t>screen</w:t>
+      </w:r>
+      <w:proofErr w:type="spellEnd"/>
+      <w:r>
+        <w:t xml:space="preserve"> da pesquisa de conversas ou da tabela]</w:t>
       </w:r>
     </w:p>
     <w:p/>
@@ -10714,23 +14204,33 @@
     </w:p>
     <w:p>
       <w:r>
-        <w:t>[Print screen da página de nova conversa]</w:t>
-      </w:r>
-    </w:p>
-    <w:p>
-      <w:r>
-        <w:t xml:space="preserve">Nesta página, a aplicação apresenta uma lista de utilizadores, com possibilidade de pesquisa por nome </w:t>
-      </w:r>
-      <w:r>
-        <w:t>público</w:t>
-      </w:r>
-      <w:r>
-        <w:t xml:space="preserve"> ou nome de utilizador. O utilizador pode selecionar uma ou mais pessoas. Quando seleciona apenas uma pessoa, a aplicação trata a criação como uma conversa privada. Quando seleciona várias pessoas, é criado um grupo.</w:t>
-      </w:r>
-    </w:p>
-    <w:p>
-      <w:r>
-        <w:t xml:space="preserve">No caso das conversas privadas, o backend verifica primeiro se já existe uma conversa entre os dois utilizadores. Se já existir, essa conversa é devolvida e aberta, evitando conversas duplicadas. Se não existir, é </w:t>
+        <w:t xml:space="preserve">[Print </w:t>
+      </w:r>
+      <w:proofErr w:type="spellStart"/>
+      <w:r>
+        <w:t>screen</w:t>
+      </w:r>
+      <w:proofErr w:type="spellEnd"/>
+      <w:r>
+        <w:t xml:space="preserve"> da página de nova conversa]</w:t>
+      </w:r>
+    </w:p>
+    <w:p>
+      <w:r>
+        <w:t>Nesta página, a aplicação apresenta uma lista de utilizadores, com possibilidade de pesquisa por nome público ou nome de utilizador. O utilizador pode selecionar uma ou mais pessoas. Quando seleciona apenas uma pessoa, a aplicação trata a criação como uma conversa privada. Quando seleciona várias pessoas, é criado um grupo.</w:t>
+      </w:r>
+    </w:p>
+    <w:p>
+      <w:r>
+        <w:t xml:space="preserve">No caso das conversas privadas, o </w:t>
+      </w:r>
+      <w:proofErr w:type="spellStart"/>
+      <w:r>
+        <w:t>backend</w:t>
+      </w:r>
+      <w:proofErr w:type="spellEnd"/>
+      <w:r>
+        <w:t xml:space="preserve"> verifica primeiro se já existe uma conversa entre os dois utilizadores. Se já existir, essa conversa é devolvida e aberta, evitando conversas duplicadas. Se não existir, é </w:t>
       </w:r>
       <w:proofErr w:type="gramStart"/>
       <w:r>
@@ -10764,7 +14264,15 @@
     </w:p>
     <w:p>
       <w:r>
-        <w:t>Depois de criar a conversa, o backend regista os participantes na tabela intermediária e cria também as definições iniciais da conversa. Estas definições permitem personalizar mais tarde elementos como nome, imagem, tema e permissões.</w:t>
+        <w:t xml:space="preserve">Depois de criar a conversa, o </w:t>
+      </w:r>
+      <w:proofErr w:type="spellStart"/>
+      <w:r>
+        <w:t>backend</w:t>
+      </w:r>
+      <w:proofErr w:type="spellEnd"/>
+      <w:r>
+        <w:t xml:space="preserve"> regista os participantes na tabela intermediária e cria também as definições iniciais da conversa. Estas definições permitem personalizar mais tarde elementos como nome, imagem, tema e permissões.</w:t>
       </w:r>
     </w:p>
     <w:p>
@@ -10772,10 +14280,12 @@
         <w:lastRenderedPageBreak/>
         <w:t xml:space="preserve">Esta lógica garante uma experiência simples para o utilizador e, ao mesmo tempo, mantém a base de dados </w:t>
       </w:r>
+      <w:proofErr w:type="spellStart"/>
       <w:proofErr w:type="gramStart"/>
       <w:r>
         <w:t>organi-zada</w:t>
       </w:r>
+      <w:proofErr w:type="spellEnd"/>
       <w:proofErr w:type="gramEnd"/>
       <w:r>
         <w:t xml:space="preserve"> e sem duplicação desnecessária.</w:t>
@@ -10811,9 +14321,11 @@
       <w:r>
         <w:t xml:space="preserve">Inicialmente, utilizei o </w:t>
       </w:r>
+      <w:proofErr w:type="spellStart"/>
       <w:r>
         <w:t>audioplayers</w:t>
       </w:r>
+      <w:proofErr w:type="spellEnd"/>
       <w:r>
         <w:t xml:space="preserve"> para tratar da gravação e gestão de </w:t>
       </w:r>
@@ -10827,7 +14339,15 @@
         <w:t>percebi rapidamente que precisaria de algo mais robusto e personalizável,</w:t>
       </w:r>
       <w:r>
-        <w:t xml:space="preserve"> logo migrei para just_audio, o que me disponibilizou compatibilidade para Windows, web e mobile</w:t>
+        <w:t xml:space="preserve"> logo migrei para </w:t>
+      </w:r>
+      <w:proofErr w:type="spellStart"/>
+      <w:r>
+        <w:t>just_audio</w:t>
+      </w:r>
+      <w:proofErr w:type="spellEnd"/>
+      <w:r>
+        <w:t>, o que me disponibilizou compatibilidade para Windows, web e mobile</w:t>
       </w:r>
       <w:r>
         <w:t xml:space="preserve"> e um maior controlo sobre cada elemento do audio.</w:t>
@@ -10840,22 +14360,110 @@
     </w:p>
     <w:p>
       <w:r>
-        <w:t>A reprodução de áudio é tratada pelo just_audio, combinado com o media_kit no Windows, onde é necessário para estabilidade. Esta solução permitiu-me ter play, pausar e alterar velocidade de forma consistente em todas as plataformas. O audio_session serve para gerir situações como audios a tentar correr ao mesmo tempo ou interrupções a meio de um audio.</w:t>
-      </w:r>
-    </w:p>
-    <w:p>
-      <w:r>
-        <w:t>Para o envio de ficheiros e media, utilizei duas bibliotecas: o image_picker, para selecionar e recortar imagens, e o file_picker, para qualquer outro tipo de ficheiro. Para a reprodução dos vídeos enviados nas conversas simplesmente utilizei o video_player, que é a biblioteca oficial do flutter.</w:t>
-      </w:r>
-    </w:p>
-    <w:p>
-      <w:r>
-        <w:t>As reações foram algo que me criou algum medo, pois inicialmente não conhecia nenhuma biblioteca que tivesse o que eu precisava da maneira que eu queria, mas depois de uma pesquisa, escolhi o emoji_picker_flutter, que já inclui categorias, pesquisa e uma interface pronta a usar, apesar de ter tido umas dificuldades ao integrar, evitei ter de construir isso de raiz.</w:t>
-      </w:r>
-    </w:p>
-    <w:p>
-      <w:r>
-        <w:t>No backend, o axios e o cheerio trabalham juntos para criar pré-visualizações dos links, dando uma interface muito mais bonita.</w:t>
+        <w:t xml:space="preserve">A reprodução de áudio é tratada pelo </w:t>
+      </w:r>
+      <w:proofErr w:type="spellStart"/>
+      <w:r>
+        <w:t>just_audio</w:t>
+      </w:r>
+      <w:proofErr w:type="spellEnd"/>
+      <w:r>
+        <w:t xml:space="preserve">, combinado com o </w:t>
+      </w:r>
+      <w:proofErr w:type="spellStart"/>
+      <w:r>
+        <w:t>media_kit</w:t>
+      </w:r>
+      <w:proofErr w:type="spellEnd"/>
+      <w:r>
+        <w:t xml:space="preserve"> no Windows, onde é necessário para estabilidade. Esta solução permitiu-me ter play, pausar e alterar velocidade de forma consistente em todas as plataformas. O </w:t>
+      </w:r>
+      <w:proofErr w:type="spellStart"/>
+      <w:r>
+        <w:t>audio_session</w:t>
+      </w:r>
+      <w:proofErr w:type="spellEnd"/>
+      <w:r>
+        <w:t xml:space="preserve"> serve para gerir situações como </w:t>
+      </w:r>
+      <w:proofErr w:type="spellStart"/>
+      <w:r>
+        <w:t>audios</w:t>
+      </w:r>
+      <w:proofErr w:type="spellEnd"/>
+      <w:r>
+        <w:t xml:space="preserve"> a tentar correr ao mesmo tempo ou interrupções a meio de um audio.</w:t>
+      </w:r>
+    </w:p>
+    <w:p>
+      <w:r>
+        <w:t xml:space="preserve">Para o envio de ficheiros e media, utilizei duas bibliotecas: o </w:t>
+      </w:r>
+      <w:proofErr w:type="spellStart"/>
+      <w:r>
+        <w:t>image_picker</w:t>
+      </w:r>
+      <w:proofErr w:type="spellEnd"/>
+      <w:r>
+        <w:t xml:space="preserve">, para selecionar e recortar imagens, e o </w:t>
+      </w:r>
+      <w:proofErr w:type="spellStart"/>
+      <w:r>
+        <w:t>file_picker</w:t>
+      </w:r>
+      <w:proofErr w:type="spellEnd"/>
+      <w:r>
+        <w:t xml:space="preserve">, para qualquer outro tipo de ficheiro. Para a reprodução dos vídeos enviados nas conversas simplesmente utilizei o </w:t>
+      </w:r>
+      <w:proofErr w:type="spellStart"/>
+      <w:r>
+        <w:t>video_player</w:t>
+      </w:r>
+      <w:proofErr w:type="spellEnd"/>
+      <w:r>
+        <w:t>, que é a biblioteca oficial do flutter.</w:t>
+      </w:r>
+    </w:p>
+    <w:p>
+      <w:r>
+        <w:t xml:space="preserve">As reações foram algo que me criou algum medo, pois inicialmente não conhecia nenhuma biblioteca que tivesse o que eu precisava da maneira que eu queria, mas depois de uma pesquisa, escolhi o </w:t>
+      </w:r>
+      <w:proofErr w:type="spellStart"/>
+      <w:r>
+        <w:t>emoji_picker_flutter</w:t>
+      </w:r>
+      <w:proofErr w:type="spellEnd"/>
+      <w:r>
+        <w:t>, que já inclui categorias, pesquisa e uma interface pronta a usar, apesar de ter tido umas dificuldades ao integrar, evitei ter de construir isso de raiz.</w:t>
+      </w:r>
+    </w:p>
+    <w:p>
+      <w:r>
+        <w:t xml:space="preserve">No </w:t>
+      </w:r>
+      <w:proofErr w:type="spellStart"/>
+      <w:r>
+        <w:t>backend</w:t>
+      </w:r>
+      <w:proofErr w:type="spellEnd"/>
+      <w:r>
+        <w:t xml:space="preserve">, o </w:t>
+      </w:r>
+      <w:proofErr w:type="spellStart"/>
+      <w:r>
+        <w:t>axios</w:t>
+      </w:r>
+      <w:proofErr w:type="spellEnd"/>
+      <w:r>
+        <w:t xml:space="preserve"> e o </w:t>
+      </w:r>
+      <w:proofErr w:type="spellStart"/>
+      <w:r>
+        <w:t>cheerio</w:t>
+      </w:r>
+      <w:proofErr w:type="spellEnd"/>
+      <w:r>
+        <w:t xml:space="preserve"> trabalham juntos para criar pré-visualizações dos links, dando uma interface muito mais bonita.</w:t>
       </w:r>
     </w:p>
     <w:p/>
@@ -10927,13 +14535,37 @@
           <w:b/>
           <w:bCs/>
         </w:rPr>
-        <w:t>[Print screen da página de detalhes de uma conversa]</w:t>
+        <w:t xml:space="preserve">[Print </w:t>
+      </w:r>
+      <w:proofErr w:type="spellStart"/>
+      <w:r>
+        <w:rPr>
+          <w:b/>
+          <w:bCs/>
+        </w:rPr>
+        <w:t>screen</w:t>
+      </w:r>
+      <w:proofErr w:type="spellEnd"/>
+      <w:r>
+        <w:rPr>
+          <w:b/>
+          <w:bCs/>
+        </w:rPr>
+        <w:t xml:space="preserve"> da página de detalhes de uma conversa]</w:t>
       </w:r>
     </w:p>
     <w:p/>
     <w:p>
       <w:r>
-        <w:t xml:space="preserve">No lado do backend, estas configurações são guardadas em tabelas </w:t>
+        <w:t xml:space="preserve">No lado do </w:t>
+      </w:r>
+      <w:proofErr w:type="spellStart"/>
+      <w:r>
+        <w:t>backend</w:t>
+      </w:r>
+      <w:proofErr w:type="spellEnd"/>
+      <w:r>
+        <w:t xml:space="preserve">, estas configurações são guardadas em tabelas </w:t>
       </w:r>
       <w:r>
         <w:t>na base de dados</w:t>
@@ -11003,7 +14635,15 @@
     </w:p>
     <w:p>
       <w:r>
-        <w:t xml:space="preserve">No backend, a atualização destas definições é feita através de rotas protegidas por autenticação. Isto significa que o servidor verifica primeiro se o utilizador está autenticado antes de permitir </w:t>
+        <w:t xml:space="preserve">No </w:t>
+      </w:r>
+      <w:proofErr w:type="spellStart"/>
+      <w:r>
+        <w:t>backend</w:t>
+      </w:r>
+      <w:proofErr w:type="spellEnd"/>
+      <w:r>
+        <w:t xml:space="preserve">, a atualização destas definições é feita através de rotas protegidas por autenticação. Isto significa que o servidor verifica primeiro se o utilizador está autenticado antes de permitir </w:t>
       </w:r>
       <w:r>
         <w:t xml:space="preserve">quaisquer </w:t>
@@ -11096,161 +14736,194 @@
           <w:b/>
           <w:bCs/>
         </w:rPr>
-        <w:t>[Print screen da pesquisa dentro de uma conversa]</w:t>
-      </w:r>
-    </w:p>
-    <w:p/>
-    <w:p>
-      <w:r>
-        <w:t>No backend, esta funcionalidade é tratada através de consultas à base de dados. Quando o utilizador escreve</w:t>
-      </w:r>
-      <w:r>
-        <w:t xml:space="preserve"> algo ou aplica algum filtro</w:t>
-      </w:r>
-      <w:r>
-        <w:t xml:space="preserve"> </w:t>
-      </w:r>
-      <w:r>
-        <w:t>na</w:t>
-      </w:r>
-      <w:r>
-        <w:t xml:space="preserve"> pesquisa, o frontend envia</w:t>
-      </w:r>
-      <w:r>
-        <w:t xml:space="preserve"> esse valor</w:t>
-      </w:r>
-      <w:r>
-        <w:t xml:space="preserve"> para a API</w:t>
-      </w:r>
-      <w:r>
-        <w:t>. Depois</w:t>
-      </w:r>
-      <w:r>
-        <w:t xml:space="preserve">, o backend </w:t>
-      </w:r>
-      <w:r>
-        <w:t xml:space="preserve">pega nesse valor e </w:t>
-      </w:r>
-      <w:r>
-        <w:t>procura nas mensagens associadas à conversa</w:t>
-      </w:r>
-      <w:r>
-        <w:t>, usando os filtros temporais se necessário</w:t>
-      </w:r>
-      <w:r>
-        <w:t xml:space="preserve">. </w:t>
-      </w:r>
-      <w:r>
-        <w:t xml:space="preserve">Se </w:t>
-      </w:r>
-      <w:r>
-        <w:t>o utilizador escolh</w:t>
-      </w:r>
-      <w:r>
-        <w:t xml:space="preserve">er </w:t>
-      </w:r>
-      <w:r>
-        <w:t>filtrar por imagens, vídeos o</w:t>
-      </w:r>
-      <w:r>
-        <w:t xml:space="preserve">u </w:t>
-      </w:r>
-      <w:r>
-        <w:t xml:space="preserve">documentos, o servidor usa o tipo de anexo da mensagem para </w:t>
-      </w:r>
-      <w:r>
-        <w:t xml:space="preserve">só </w:t>
-      </w:r>
-      <w:r>
-        <w:t>devolver</w:t>
-      </w:r>
-      <w:r>
-        <w:t xml:space="preserve"> as mensagens desejadas</w:t>
-      </w:r>
-      <w:r>
-        <w:t>.</w:t>
-      </w:r>
-    </w:p>
-    <w:p>
-      <w:r>
-        <w:t>Esta lógica</w:t>
-      </w:r>
-      <w:r>
-        <w:t xml:space="preserve"> faz com</w:t>
-      </w:r>
-      <w:r>
-        <w:t xml:space="preserve"> que a aplicação seja mais eficiente, porque o frontend não precisa de carregar</w:t>
-      </w:r>
-      <w:r>
-        <w:t xml:space="preserve"> as</w:t>
-      </w:r>
-      <w:r>
-        <w:t xml:space="preserve"> </w:t>
-      </w:r>
-      <w:r>
-        <w:t xml:space="preserve">mensagens </w:t>
-      </w:r>
-      <w:r>
-        <w:t xml:space="preserve">todas </w:t>
-      </w:r>
-      <w:r>
-        <w:t>para depois pesquisar localmente</w:t>
-      </w:r>
-      <w:r>
-        <w:t>, e</w:t>
-      </w:r>
-      <w:r>
-        <w:t>m vez disso, a pesquisa é feita no servidor e na base de dados, que são mais rápidos e adequados para tratar grandes quantidades de informação, o que também permite ter uma estrutura mais escalável, pois se no futuro existirem muitas mensagens, a aplicação continuará a conseguir</w:t>
-      </w:r>
-      <w:r>
-        <w:t xml:space="preserve"> </w:t>
-      </w:r>
-      <w:r>
-        <w:t>pesquisar sem obrigar o telemóvel ou computador do utilizador a processar o histórico inteiro.</w:t>
-      </w:r>
-    </w:p>
-    <w:p/>
-    <w:p>
-      <w:pPr>
-        <w:pStyle w:val="Heading3"/>
-      </w:pPr>
-      <w:bookmarkStart w:id="86" w:name="_Toc228179550"/>
-      <w:r>
-        <w:t>Perfil</w:t>
-      </w:r>
-      <w:bookmarkEnd w:id="86"/>
-    </w:p>
-    <w:p>
-      <w:pPr>
-        <w:pStyle w:val="Heading4"/>
-      </w:pPr>
-      <w:r>
-        <w:t>Ver perfil</w:t>
-      </w:r>
-    </w:p>
-    <w:p>
-      <w:r>
-        <w:t>A funcionalidade de perfil permite ao utilizador consultar informações sobre si próprio ou sobre outros utilizadores da aplicação. O perfil é a página pessoal de um utilizador dentro da Seara, onde ele pode apresentar a sua identidade, a sua biografia e as suas publicações.</w:t>
-      </w:r>
-    </w:p>
-    <w:p>
-      <w:r>
-        <w:t>Quando o utilizador abre um perfil, pode visualizar dados como o nome público, o nome de utilizador, a imagem de perfil, a biografia e as publicações associadas à conta. No caso do perfil do próprio utilizador, esta página também permite editar os seus dados.</w:t>
-      </w:r>
-    </w:p>
-    <w:p>
-      <w:pPr>
+        <w:t xml:space="preserve">[Print </w:t>
+      </w:r>
+      <w:proofErr w:type="spellStart"/>
+      <w:r>
         <w:rPr>
           <w:b/>
           <w:bCs/>
         </w:rPr>
-      </w:pPr>
+        <w:t>screen</w:t>
+      </w:r>
+      <w:proofErr w:type="spellEnd"/>
       <w:r>
         <w:rPr>
           <w:b/>
           <w:bCs/>
         </w:rPr>
-        <w:t>[Print screen da tela de perfil próprio]</w:t>
+        <w:t xml:space="preserve"> da pesquisa dentro de uma conversa]</w:t>
+      </w:r>
+    </w:p>
+    <w:p/>
+    <w:p>
+      <w:r>
+        <w:t xml:space="preserve">No </w:t>
+      </w:r>
+      <w:proofErr w:type="spellStart"/>
+      <w:r>
+        <w:t>backend</w:t>
+      </w:r>
+      <w:proofErr w:type="spellEnd"/>
+      <w:r>
+        <w:t>, esta funcionalidade é tratada através de consultas à base de dados. Quando o utilizador escreve</w:t>
+      </w:r>
+      <w:r>
+        <w:t xml:space="preserve"> algo ou aplica algum filtro</w:t>
+      </w:r>
+      <w:r>
+        <w:t xml:space="preserve"> </w:t>
+      </w:r>
+      <w:r>
+        <w:t>na</w:t>
+      </w:r>
+      <w:r>
+        <w:t xml:space="preserve"> pesquisa, o </w:t>
+      </w:r>
+      <w:proofErr w:type="spellStart"/>
+      <w:r>
+        <w:t>frontend</w:t>
+      </w:r>
+      <w:proofErr w:type="spellEnd"/>
+      <w:r>
+        <w:t xml:space="preserve"> envia</w:t>
+      </w:r>
+      <w:r>
+        <w:t xml:space="preserve"> esse valor</w:t>
+      </w:r>
+      <w:r>
+        <w:t xml:space="preserve"> para a API</w:t>
+      </w:r>
+      <w:r>
+        <w:t>. Depois</w:t>
+      </w:r>
+      <w:r>
+        <w:t xml:space="preserve">, o </w:t>
+      </w:r>
+      <w:proofErr w:type="spellStart"/>
+      <w:r>
+        <w:t>backend</w:t>
+      </w:r>
+      <w:proofErr w:type="spellEnd"/>
+      <w:r>
+        <w:t xml:space="preserve"> </w:t>
+      </w:r>
+      <w:r>
+        <w:t xml:space="preserve">pega nesse valor e </w:t>
+      </w:r>
+      <w:r>
+        <w:t>procura nas mensagens associadas à conversa</w:t>
+      </w:r>
+      <w:r>
+        <w:t>, usando os filtros temporais se necessário</w:t>
+      </w:r>
+      <w:r>
+        <w:t xml:space="preserve">. </w:t>
+      </w:r>
+      <w:r>
+        <w:t xml:space="preserve">Se </w:t>
+      </w:r>
+      <w:r>
+        <w:t>o utilizador escolh</w:t>
+      </w:r>
+      <w:r>
+        <w:t xml:space="preserve">er </w:t>
+      </w:r>
+      <w:r>
+        <w:t>filtrar por imagens, vídeos o</w:t>
+      </w:r>
+      <w:r>
+        <w:t xml:space="preserve">u </w:t>
+      </w:r>
+      <w:r>
+        <w:t xml:space="preserve">documentos, o servidor usa o tipo de anexo da mensagem para </w:t>
+      </w:r>
+      <w:r>
+        <w:t xml:space="preserve">só </w:t>
+      </w:r>
+      <w:r>
+        <w:t>devolver</w:t>
+      </w:r>
+      <w:r>
+        <w:t xml:space="preserve"> as mensagens desejadas</w:t>
+      </w:r>
+      <w:r>
+        <w:t>.</w:t>
+      </w:r>
+    </w:p>
+    <w:p>
+      <w:r>
+        <w:t>Esta lógica</w:t>
+      </w:r>
+      <w:r>
+        <w:t xml:space="preserve"> faz com</w:t>
+      </w:r>
+      <w:r>
+        <w:t xml:space="preserve"> que a aplicação seja mais eficiente, porque o </w:t>
+      </w:r>
+      <w:proofErr w:type="spellStart"/>
+      <w:r>
+        <w:t>frontend</w:t>
+      </w:r>
+      <w:proofErr w:type="spellEnd"/>
+      <w:r>
+        <w:t xml:space="preserve"> não precisa de carregar</w:t>
+      </w:r>
+      <w:r>
+        <w:t xml:space="preserve"> as</w:t>
+      </w:r>
+      <w:r>
+        <w:t xml:space="preserve"> </w:t>
+      </w:r>
+      <w:r>
+        <w:t xml:space="preserve">mensagens </w:t>
+      </w:r>
+      <w:r>
+        <w:t xml:space="preserve">todas </w:t>
+      </w:r>
+      <w:r>
+        <w:t>para depois pesquisar localmente</w:t>
+      </w:r>
+      <w:r>
+        <w:t>, e</w:t>
+      </w:r>
+      <w:r>
+        <w:t>m vez disso, a pesquisa é feita no servidor e na base de dados, que são mais rápidos e adequados para tratar grandes quantidades de informação, o que também permite ter uma estrutura mais escalável, pois se no futuro existirem muitas mensagens, a aplicação continuará a conseguir</w:t>
+      </w:r>
+      <w:r>
+        <w:t xml:space="preserve"> </w:t>
+      </w:r>
+      <w:r>
+        <w:t>pesquisar sem obrigar o telemóvel ou computador do utilizador a processar o histórico inteiro.</w:t>
+      </w:r>
+    </w:p>
+    <w:p/>
+    <w:p>
+      <w:pPr>
+        <w:pStyle w:val="Heading3"/>
+      </w:pPr>
+      <w:bookmarkStart w:id="86" w:name="_Toc228179550"/>
+      <w:r>
+        <w:t>Perfil</w:t>
+      </w:r>
+      <w:bookmarkEnd w:id="86"/>
+    </w:p>
+    <w:p>
+      <w:pPr>
+        <w:pStyle w:val="Heading4"/>
+      </w:pPr>
+      <w:r>
+        <w:t>Ver perfil</w:t>
+      </w:r>
+    </w:p>
+    <w:p>
+      <w:r>
+        <w:t>A funcionalidade de perfil permite ao utilizador consultar informações sobre si próprio ou sobre outros utilizadores da aplicação. O perfil é a página pessoal de um utilizador dentro da Seara, onde ele pode apresentar a sua identidade, a sua biografia e as suas publicações.</w:t>
+      </w:r>
+    </w:p>
+    <w:p>
+      <w:r>
+        <w:t>Quando o utilizador abre um perfil, pode visualizar dados como o nome público, o nome de utilizador, a imagem de perfil, a biografia e as publicações associadas à conta. No caso do perfil do próprio utilizador, esta página também permite editar os seus dados.</w:t>
       </w:r>
     </w:p>
     <w:p>
@@ -11265,7 +14938,54 @@
           <w:b/>
           <w:bCs/>
         </w:rPr>
-        <w:t>[Print screen da tela de perfil de outro utilizador]</w:t>
+        <w:t xml:space="preserve">[Print </w:t>
+      </w:r>
+      <w:proofErr w:type="spellStart"/>
+      <w:r>
+        <w:rPr>
+          <w:b/>
+          <w:bCs/>
+        </w:rPr>
+        <w:t>screen</w:t>
+      </w:r>
+      <w:proofErr w:type="spellEnd"/>
+      <w:r>
+        <w:rPr>
+          <w:b/>
+          <w:bCs/>
+        </w:rPr>
+        <w:t xml:space="preserve"> da tela de perfil próprio]</w:t>
+      </w:r>
+    </w:p>
+    <w:p>
+      <w:pPr>
+        <w:rPr>
+          <w:b/>
+          <w:bCs/>
+        </w:rPr>
+      </w:pPr>
+      <w:r>
+        <w:rPr>
+          <w:b/>
+          <w:bCs/>
+        </w:rPr>
+        <w:t xml:space="preserve">[Print </w:t>
+      </w:r>
+      <w:proofErr w:type="spellStart"/>
+      <w:r>
+        <w:rPr>
+          <w:b/>
+          <w:bCs/>
+        </w:rPr>
+        <w:t>screen</w:t>
+      </w:r>
+      <w:proofErr w:type="spellEnd"/>
+      <w:r>
+        <w:rPr>
+          <w:b/>
+          <w:bCs/>
+        </w:rPr>
+        <w:t xml:space="preserve"> da tela de perfil de outro utilizador]</w:t>
       </w:r>
     </w:p>
     <w:p>
@@ -11275,7 +14995,15 @@
     </w:p>
     <w:p>
       <w:r>
-        <w:t>No backend, o perfil é obtido através de rotas próprias, protegidas por autenticação. Isto garante que apenas utilizadores autenticados conseguem aceder às informações fornecidas pela API.</w:t>
+        <w:t xml:space="preserve">No </w:t>
+      </w:r>
+      <w:proofErr w:type="spellStart"/>
+      <w:r>
+        <w:t>backend</w:t>
+      </w:r>
+      <w:proofErr w:type="spellEnd"/>
+      <w:r>
+        <w:t>, o perfil é obtido através de rotas próprias, protegidas por autenticação. Isto garante que apenas utilizadores autenticados conseguem aceder às informações fornecidas pela API.</w:t>
       </w:r>
     </w:p>
     <w:p>
@@ -11315,7 +15043,23 @@
           <w:b/>
           <w:bCs/>
         </w:rPr>
-        <w:t>[Print screen da tela de edição de perfil]</w:t>
+        <w:t xml:space="preserve">[Print </w:t>
+      </w:r>
+      <w:proofErr w:type="spellStart"/>
+      <w:r>
+        <w:rPr>
+          <w:b/>
+          <w:bCs/>
+        </w:rPr>
+        <w:t>screen</w:t>
+      </w:r>
+      <w:proofErr w:type="spellEnd"/>
+      <w:r>
+        <w:rPr>
+          <w:b/>
+          <w:bCs/>
+        </w:rPr>
+        <w:t xml:space="preserve"> da tela de edição de perfil]</w:t>
       </w:r>
     </w:p>
     <w:p>
@@ -11324,7 +15068,15 @@
         <w:contextualSpacing w:val="0"/>
       </w:pPr>
       <w:r>
-        <w:t>O nome público, juntamente com a imagem de perfil, é a identificação mais visível para outros utilizadores, enquanto o nome de utilizador funciona como uma identificação única. Por isso, no backend, é garantido que o nome de utilizador nunca é repetido. Esta validação é importante para evitar conflitos entre contas e permitir que cada utilizador tenha uma identidade própria.</w:t>
+        <w:t xml:space="preserve">O nome público, juntamente com a imagem de perfil, é a identificação mais visível para outros utilizadores, enquanto o nome de utilizador funciona como uma identificação única. Por isso, no </w:t>
+      </w:r>
+      <w:proofErr w:type="spellStart"/>
+      <w:r>
+        <w:t>backend</w:t>
+      </w:r>
+      <w:proofErr w:type="spellEnd"/>
+      <w:r>
+        <w:t>, é garantido que o nome de utilizador nunca é repetido. Esta validação é importante para evitar conflitos entre contas e permitir que cada utilizador tenha uma identidade própria.</w:t>
       </w:r>
     </w:p>
     <w:p>
@@ -11342,7 +15094,31 @@
         <w:contextualSpacing w:val="0"/>
       </w:pPr>
       <w:r>
-        <w:t>Quando o utilizador altera os dados, o frontend envia as novas informações para o backend. O backend valida os dados e atualiza a tabela de utilizadores na base de dados. Depois disso, a aplicação pode voltar a carregar o perfil já com as alterações aplicadas.</w:t>
+        <w:t xml:space="preserve">Quando o utilizador altera os dados, o </w:t>
+      </w:r>
+      <w:proofErr w:type="spellStart"/>
+      <w:r>
+        <w:t>frontend</w:t>
+      </w:r>
+      <w:proofErr w:type="spellEnd"/>
+      <w:r>
+        <w:t xml:space="preserve"> envia as novas informações para o </w:t>
+      </w:r>
+      <w:proofErr w:type="spellStart"/>
+      <w:r>
+        <w:t>backend</w:t>
+      </w:r>
+      <w:proofErr w:type="spellEnd"/>
+      <w:r>
+        <w:t xml:space="preserve">. O </w:t>
+      </w:r>
+      <w:proofErr w:type="spellStart"/>
+      <w:r>
+        <w:t>backend</w:t>
+      </w:r>
+      <w:proofErr w:type="spellEnd"/>
+      <w:r>
+        <w:t xml:space="preserve"> valida os dados e atualiza a tabela de utilizadores na base de dados. Depois disso, a aplicação pode voltar a carregar o perfil já com as alterações aplicadas.</w:t>
       </w:r>
     </w:p>
     <w:p>
@@ -11364,8 +15140,13 @@
       <w:pPr>
         <w:pStyle w:val="Heading4"/>
       </w:pPr>
-      <w:r>
-        <w:t>Feed de Publicações</w:t>
+      <w:proofErr w:type="spellStart"/>
+      <w:r>
+        <w:t>Feed</w:t>
+      </w:r>
+      <w:proofErr w:type="spellEnd"/>
+      <w:r>
+        <w:t xml:space="preserve"> de Publicações</w:t>
       </w:r>
     </w:p>
     <w:p>
@@ -11375,7 +15156,15 @@
     </w:p>
     <w:p>
       <w:r>
-        <w:t>O feed apresenta as publicações das pessoas que o utilizador segue, mostrando o conteúdo multimédia, a legenda, o autor e as ações disponíveis. Esta página é uma das partes principais da aplicação, e tem como objetivo permitir que os utilizadores partilhem os seus interesses, memórias, hobbies e muito mais com os seus amigos, agindo também como uma galeria digital do utilizador.</w:t>
+        <w:t xml:space="preserve">O </w:t>
+      </w:r>
+      <w:proofErr w:type="spellStart"/>
+      <w:r>
+        <w:t>feed</w:t>
+      </w:r>
+      <w:proofErr w:type="spellEnd"/>
+      <w:r>
+        <w:t xml:space="preserve"> apresenta as publicações das pessoas que o utilizador segue, mostrando o conteúdo multimédia, a legenda, o autor e as ações disponíveis. Esta página é uma das partes principais da aplicação, e tem como objetivo permitir que os utilizadores partilhem os seus interesses, memórias, hobbies e muito mais com os seus amigos, agindo também como uma galeria digital do utilizador.</w:t>
       </w:r>
     </w:p>
     <w:p>
@@ -11390,17 +15179,89 @@
           <w:b/>
           <w:bCs/>
         </w:rPr>
-        <w:t>[Print screen do feed de publicações]</w:t>
-      </w:r>
-    </w:p>
-    <w:p>
-      <w:r>
-        <w:t>No frontend, o feed é gerido com recurso ao padrão de Provider e ChangeNotifier para as publicações poderem ser atualizadas mais eficazmente sem ser necessário reconstruir toda a página.</w:t>
-      </w:r>
-    </w:p>
-    <w:p>
-      <w:r>
-        <w:t>No backend e na base de dados, as publicações são guardadas na tabela posts. Esta tabela contém campos como o identificador da publicação, o identificador do utilizador, o endereço do ficheiro multimédia, o tipo de media, a legenda, miniatura, dados de recorte e datas de criação e atualização.</w:t>
+        <w:t xml:space="preserve">[Print </w:t>
+      </w:r>
+      <w:proofErr w:type="spellStart"/>
+      <w:r>
+        <w:rPr>
+          <w:b/>
+          <w:bCs/>
+        </w:rPr>
+        <w:t>screen</w:t>
+      </w:r>
+      <w:proofErr w:type="spellEnd"/>
+      <w:r>
+        <w:rPr>
+          <w:b/>
+          <w:bCs/>
+        </w:rPr>
+        <w:t xml:space="preserve"> do </w:t>
+      </w:r>
+      <w:proofErr w:type="spellStart"/>
+      <w:r>
+        <w:rPr>
+          <w:b/>
+          <w:bCs/>
+        </w:rPr>
+        <w:t>feed</w:t>
+      </w:r>
+      <w:proofErr w:type="spellEnd"/>
+      <w:r>
+        <w:rPr>
+          <w:b/>
+          <w:bCs/>
+        </w:rPr>
+        <w:t xml:space="preserve"> de publicações]</w:t>
+      </w:r>
+    </w:p>
+    <w:p>
+      <w:r>
+        <w:t xml:space="preserve">No </w:t>
+      </w:r>
+      <w:proofErr w:type="spellStart"/>
+      <w:r>
+        <w:t>frontend</w:t>
+      </w:r>
+      <w:proofErr w:type="spellEnd"/>
+      <w:r>
+        <w:t xml:space="preserve">, o </w:t>
+      </w:r>
+      <w:proofErr w:type="spellStart"/>
+      <w:r>
+        <w:t>feed</w:t>
+      </w:r>
+      <w:proofErr w:type="spellEnd"/>
+      <w:r>
+        <w:t xml:space="preserve"> é gerido com recurso ao padrão de Provider e </w:t>
+      </w:r>
+      <w:proofErr w:type="spellStart"/>
+      <w:r>
+        <w:t>ChangeNotifier</w:t>
+      </w:r>
+      <w:proofErr w:type="spellEnd"/>
+      <w:r>
+        <w:t xml:space="preserve"> para as publicações poderem ser atualizadas mais eficazmente sem ser necessário reconstruir toda a página.</w:t>
+      </w:r>
+    </w:p>
+    <w:p>
+      <w:r>
+        <w:t xml:space="preserve">No </w:t>
+      </w:r>
+      <w:proofErr w:type="spellStart"/>
+      <w:r>
+        <w:t>backend</w:t>
+      </w:r>
+      <w:proofErr w:type="spellEnd"/>
+      <w:r>
+        <w:t xml:space="preserve"> e na base de dados, as publicações são guardadas na tabela </w:t>
+      </w:r>
+      <w:proofErr w:type="spellStart"/>
+      <w:r>
+        <w:t>posts</w:t>
+      </w:r>
+      <w:proofErr w:type="spellEnd"/>
+      <w:r>
+        <w:t>. Esta tabela contém campos como o identificador da publicação, o identificador do utilizador, o endereço do ficheiro multimédia, o tipo de media, a legenda, miniatura, dados de recorte e datas de criação e atualização.</w:t>
       </w:r>
     </w:p>
     <w:p>
@@ -11439,22 +15300,78 @@
           <w:b/>
           <w:bCs/>
         </w:rPr>
-        <w:t>[Print screen da tela de criação de publicação]</w:t>
-      </w:r>
-    </w:p>
-    <w:p>
-      <w:r>
-        <w:t>Para escolher os ficheiros foi utilizada a biblioteca file_picker para permitir a seleção de diferentes tipos de ficheiros de imagem ou de vídeo.</w:t>
-      </w:r>
-    </w:p>
-    <w:p>
-      <w:r>
-        <w:t>O utilizador pode também ajustar a imagem antes da publicação. Para isso foi utilizada a biblioteca image_cropper, que permite recortar a imagem e melhorar o enquadramento apresentado ao utilizador. Nos vídeos, este processo funciona de forma diferente, uma vez que o recorte não é suportado da mesma forma. Nesses casos, são apenas guardadas as informações relativas à área selecionada, e o ajuste é aplicado quando o conteúdo é apresentado no feed.</w:t>
-      </w:r>
-    </w:p>
-    <w:p>
-      <w:r>
-        <w:t>Depois de concluída a seleção do ficheiro, o conteúdo é enviado para o servidor. No lado do backend, o tratamento dos ficheiros recebidos é feito com recurso à biblioteca multer, responsável por processar os uploads enviados pela aplicação.</w:t>
+        <w:t xml:space="preserve">[Print </w:t>
+      </w:r>
+      <w:proofErr w:type="spellStart"/>
+      <w:r>
+        <w:rPr>
+          <w:b/>
+          <w:bCs/>
+        </w:rPr>
+        <w:t>screen</w:t>
+      </w:r>
+      <w:proofErr w:type="spellEnd"/>
+      <w:r>
+        <w:rPr>
+          <w:b/>
+          <w:bCs/>
+        </w:rPr>
+        <w:t xml:space="preserve"> da tela de criação de publicação]</w:t>
+      </w:r>
+    </w:p>
+    <w:p>
+      <w:r>
+        <w:t xml:space="preserve">Para escolher os ficheiros foi utilizada a biblioteca </w:t>
+      </w:r>
+      <w:proofErr w:type="spellStart"/>
+      <w:r>
+        <w:t>file_picker</w:t>
+      </w:r>
+      <w:proofErr w:type="spellEnd"/>
+      <w:r>
+        <w:t xml:space="preserve"> para permitir a seleção de diferentes tipos de ficheiros de imagem ou de vídeo.</w:t>
+      </w:r>
+    </w:p>
+    <w:p>
+      <w:r>
+        <w:t xml:space="preserve">O utilizador pode também ajustar a imagem antes da publicação. Para isso foi utilizada a biblioteca </w:t>
+      </w:r>
+      <w:proofErr w:type="spellStart"/>
+      <w:r>
+        <w:t>image_cropper</w:t>
+      </w:r>
+      <w:proofErr w:type="spellEnd"/>
+      <w:r>
+        <w:t xml:space="preserve">, que permite recortar a imagem e melhorar o enquadramento apresentado ao utilizador. Nos vídeos, este processo funciona de forma diferente, uma vez que o recorte não é suportado da mesma forma. Nesses casos, são apenas guardadas as informações relativas à área selecionada, e o ajuste é aplicado quando o conteúdo é apresentado no </w:t>
+      </w:r>
+      <w:proofErr w:type="spellStart"/>
+      <w:r>
+        <w:t>feed</w:t>
+      </w:r>
+      <w:proofErr w:type="spellEnd"/>
+      <w:r>
+        <w:t>.</w:t>
+      </w:r>
+    </w:p>
+    <w:p>
+      <w:r>
+        <w:t xml:space="preserve">Depois de concluída a seleção do ficheiro, o conteúdo é enviado para o servidor. No lado do </w:t>
+      </w:r>
+      <w:proofErr w:type="spellStart"/>
+      <w:r>
+        <w:t>backend</w:t>
+      </w:r>
+      <w:proofErr w:type="spellEnd"/>
+      <w:r>
+        <w:t xml:space="preserve">, o tratamento dos ficheiros recebidos é feito com recurso à biblioteca </w:t>
+      </w:r>
+      <w:proofErr w:type="spellStart"/>
+      <w:r>
+        <w:t>multer</w:t>
+      </w:r>
+      <w:proofErr w:type="spellEnd"/>
+      <w:r>
+        <w:t>, responsável por processar os uploads enviados pela aplicação.</w:t>
       </w:r>
     </w:p>
     <w:p>
@@ -11466,7 +15383,15 @@
         <w:t>a</w:t>
       </w:r>
       <w:r>
-        <w:t>mento da funcionalidade. Graças a este processo, as publicações ficam disponíveis tanto no feed principal como na página de perfil de cada utilizador.</w:t>
+        <w:t xml:space="preserve">mento da funcionalidade. Graças a este processo, as publicações ficam disponíveis tanto no </w:t>
+      </w:r>
+      <w:proofErr w:type="spellStart"/>
+      <w:r>
+        <w:t>feed</w:t>
+      </w:r>
+      <w:proofErr w:type="spellEnd"/>
+      <w:r>
+        <w:t xml:space="preserve"> principal como na página de perfil de cada utilizador.</w:t>
       </w:r>
     </w:p>
     <w:p>
@@ -11504,7 +15429,15 @@
     </w:p>
     <w:p>
       <w:r>
-        <w:t>[Print screen de uma publicação com gostos e comentários]</w:t>
+        <w:t xml:space="preserve">[Print </w:t>
+      </w:r>
+      <w:proofErr w:type="spellStart"/>
+      <w:r>
+        <w:t>screen</w:t>
+      </w:r>
+      <w:proofErr w:type="spellEnd"/>
+      <w:r>
+        <w:t xml:space="preserve"> de uma publicação com gostos e comentários]</w:t>
       </w:r>
     </w:p>
     <w:p>
@@ -11526,37 +15459,92 @@
       <w:pPr>
         <w:pStyle w:val="Heading3"/>
       </w:pPr>
+      <w:proofErr w:type="spellStart"/>
       <w:r>
         <w:lastRenderedPageBreak/>
         <w:t>Stories</w:t>
       </w:r>
+      <w:proofErr w:type="spellEnd"/>
     </w:p>
     <w:p>
       <w:pPr>
         <w:pStyle w:val="Heading4"/>
       </w:pPr>
       <w:r>
-        <w:t>Visualização de Stories</w:t>
-      </w:r>
-    </w:p>
-    <w:p>
-      <w:r>
-        <w:t>A aplicação também possui um sistema de stories, ou seja, publicações temporárias que ficam disponíveis durante um período limitado. Esta funcionalidade é útil para conteúdos mais momentâneos, informais e menos memoráveis, que o utilizador quer partilhar, mas não quer que fique permanentemente no seu perfil.</w:t>
-      </w:r>
-    </w:p>
-    <w:p>
-      <w:r>
-        <w:t>[Print screen da tela de stories]</w:t>
-      </w:r>
-    </w:p>
-    <w:p>
-      <w:r>
-        <w:t>Na base de dados, os stories são guardados numa tabela própria, que contém o utilizador associado, o ficheiro multimédia, o tipo de conteúdo, a duração e a data de expiração. A existência de uma data de expiração permite que a aplicação saiba quando um story deve deixar de aparecer.</w:t>
-      </w:r>
-    </w:p>
-    <w:p>
-      <w:r>
-        <w:t>Também existe uma tabela de visualizações, que permite registar que utilizadores já viram determinado story. Esta tabela é usada para mostrar ao autor quem visualizou o seu conteúdo.</w:t>
+        <w:t xml:space="preserve">Visualização de </w:t>
+      </w:r>
+      <w:proofErr w:type="spellStart"/>
+      <w:r>
+        <w:t>Stories</w:t>
+      </w:r>
+      <w:proofErr w:type="spellEnd"/>
+    </w:p>
+    <w:p>
+      <w:r>
+        <w:t xml:space="preserve">A aplicação também possui um sistema de </w:t>
+      </w:r>
+      <w:proofErr w:type="spellStart"/>
+      <w:r>
+        <w:t>stories</w:t>
+      </w:r>
+      <w:proofErr w:type="spellEnd"/>
+      <w:r>
+        <w:t>, ou seja, publicações temporárias que ficam disponíveis durante um período limitado. Esta funcionalidade é útil para conteúdos mais momentâneos, informais e menos memoráveis, que o utilizador quer partilhar, mas não quer que fique permanentemente no seu perfil.</w:t>
+      </w:r>
+    </w:p>
+    <w:p>
+      <w:r>
+        <w:t xml:space="preserve">[Print </w:t>
+      </w:r>
+      <w:proofErr w:type="spellStart"/>
+      <w:r>
+        <w:t>screen</w:t>
+      </w:r>
+      <w:proofErr w:type="spellEnd"/>
+      <w:r>
+        <w:t xml:space="preserve"> da tela de </w:t>
+      </w:r>
+      <w:proofErr w:type="spellStart"/>
+      <w:r>
+        <w:t>stories</w:t>
+      </w:r>
+      <w:proofErr w:type="spellEnd"/>
+      <w:r>
+        <w:t>]</w:t>
+      </w:r>
+    </w:p>
+    <w:p>
+      <w:r>
+        <w:t xml:space="preserve">Na base de dados, os </w:t>
+      </w:r>
+      <w:proofErr w:type="spellStart"/>
+      <w:r>
+        <w:t>stories</w:t>
+      </w:r>
+      <w:proofErr w:type="spellEnd"/>
+      <w:r>
+        <w:t xml:space="preserve"> são guardados numa tabela própria, que contém o utilizador associado, o ficheiro multimédia, o tipo de conteúdo, a duração e a data de expiração. A existência de uma data de expiração permite que a aplicação saiba quando um </w:t>
+      </w:r>
+      <w:proofErr w:type="spellStart"/>
+      <w:r>
+        <w:t>story</w:t>
+      </w:r>
+      <w:proofErr w:type="spellEnd"/>
+      <w:r>
+        <w:t xml:space="preserve"> deve deixar de aparecer.</w:t>
+      </w:r>
+    </w:p>
+    <w:p>
+      <w:r>
+        <w:t xml:space="preserve">Também existe uma tabela de visualizações, que permite registar que utilizadores já viram determinado </w:t>
+      </w:r>
+      <w:proofErr w:type="spellStart"/>
+      <w:r>
+        <w:t>story</w:t>
+      </w:r>
+      <w:proofErr w:type="spellEnd"/>
+      <w:r>
+        <w:t>. Esta tabela é usada para mostrar ao autor quem visualizou o seu conteúdo.</w:t>
       </w:r>
     </w:p>
     <w:p/>
@@ -11574,15 +15562,28 @@
         <w:t>dição de</w:t>
       </w:r>
       <w:r>
-        <w:t xml:space="preserve"> S</w:t>
+        <w:t xml:space="preserve"> </w:t>
+      </w:r>
+      <w:proofErr w:type="spellStart"/>
+      <w:r>
+        <w:t>S</w:t>
       </w:r>
       <w:r>
         <w:t>tories</w:t>
       </w:r>
-    </w:p>
-    <w:p>
-      <w:r>
-        <w:t xml:space="preserve">A criação de stories envolve a seleção ou captura de conteúdo multimédia e a sua preparação para publicação temporária. A aplicação utiliza bibliotecas relacionadas com câmara, imagem, vídeo e exportação de media para </w:t>
+      <w:proofErr w:type="spellEnd"/>
+    </w:p>
+    <w:p>
+      <w:r>
+        <w:t xml:space="preserve">A criação de </w:t>
+      </w:r>
+      <w:proofErr w:type="spellStart"/>
+      <w:r>
+        <w:t>stories</w:t>
+      </w:r>
+      <w:proofErr w:type="spellEnd"/>
+      <w:r>
+        <w:t xml:space="preserve"> envolve a seleção ou captura de conteúdo multimédia e a sua preparação para publicação temporária. A aplicação utiliza bibliotecas relacionadas com câmara, imagem, vídeo e exportação de media para </w:t>
       </w:r>
       <w:r>
         <w:t>permitir criar conteúdos mais ricos.</w:t>
@@ -11590,26 +15591,225 @@
     </w:p>
     <w:p>
       <w:r>
-        <w:t>As bibliotecas camera e camera_windows permitem aceder à câmara do dispositivo, nas várias plataformas. Já o permission_handler é usado para pedir permissões ao sistema operativo, como acesso à câmara, microfone ou armazenamento.</w:t>
-      </w:r>
-    </w:p>
-    <w:p>
-      <w:r>
-        <w:t>Para processar imagens e vídeos, foram utilizadas bibliotecas como video_player, ffmpeg_kit_flutter_new e image. O video_player faz a reprodução de vídeos dentro da edição, e o FFmpeg é usado para as tarefas mais pesadas como a junção de áudios e a exportação de vídeos.</w:t>
-      </w:r>
-    </w:p>
-    <w:p>
-      <w:r>
-        <w:t>Dentro da edição o utilizador pode: escrever textos de diferentes tamanhos, fazer desenhos com lápis de variadas cores e espessuras, adicionar e retirar áudios aos vídeos, exportar o conteúdo para a galeria e por fim publicar o seu story. Esta variedade de funções permite uma grande personalização e acrescenta uma camada de diversão à criação de stories.</w:t>
+        <w:t xml:space="preserve">As bibliotecas </w:t>
+      </w:r>
+      <w:proofErr w:type="spellStart"/>
+      <w:r>
+        <w:t>camera</w:t>
+      </w:r>
+      <w:proofErr w:type="spellEnd"/>
+      <w:r>
+        <w:t xml:space="preserve"> e </w:t>
+      </w:r>
+      <w:proofErr w:type="spellStart"/>
+      <w:r>
+        <w:t>camera_windows</w:t>
+      </w:r>
+      <w:proofErr w:type="spellEnd"/>
+      <w:r>
+        <w:t xml:space="preserve"> permitem aceder à câmara do dispositivo, nas várias plataformas. Já o </w:t>
+      </w:r>
+      <w:proofErr w:type="spellStart"/>
+      <w:r>
+        <w:t>permission_handler</w:t>
+      </w:r>
+      <w:proofErr w:type="spellEnd"/>
+      <w:r>
+        <w:t xml:space="preserve"> é usado para pedir permissões ao sistema operativo, como acesso à câmara, microfone ou armazenamento.</w:t>
+      </w:r>
+    </w:p>
+    <w:p>
+      <w:r>
+        <w:t xml:space="preserve">Para processar imagens e vídeos, foram utilizadas bibliotecas como </w:t>
+      </w:r>
+      <w:proofErr w:type="spellStart"/>
+      <w:r>
+        <w:t>video_player</w:t>
+      </w:r>
+      <w:proofErr w:type="spellEnd"/>
+      <w:r>
+        <w:t xml:space="preserve">, </w:t>
+      </w:r>
+      <w:proofErr w:type="spellStart"/>
+      <w:r>
+        <w:t>ffmpeg_kit_flutter_new</w:t>
+      </w:r>
+      <w:proofErr w:type="spellEnd"/>
+      <w:r>
+        <w:t xml:space="preserve"> e </w:t>
+      </w:r>
+      <w:proofErr w:type="spellStart"/>
+      <w:r>
+        <w:t>image</w:t>
+      </w:r>
+      <w:proofErr w:type="spellEnd"/>
+      <w:r>
+        <w:t xml:space="preserve">. O </w:t>
+      </w:r>
+      <w:proofErr w:type="spellStart"/>
+      <w:r>
+        <w:t>video_player</w:t>
+      </w:r>
+      <w:proofErr w:type="spellEnd"/>
+      <w:r>
+        <w:t xml:space="preserve"> faz a reprodução de vídeos dentro da edição, e o </w:t>
+      </w:r>
+      <w:proofErr w:type="spellStart"/>
+      <w:r>
+        <w:t>FFmpeg</w:t>
+      </w:r>
+      <w:proofErr w:type="spellEnd"/>
+      <w:r>
+        <w:t xml:space="preserve"> é usado para as tarefas mais pesadas como a junção de áudios e a exportação de vídeos.</w:t>
+      </w:r>
+    </w:p>
+    <w:p>
+      <w:r>
+        <w:t xml:space="preserve">Dentro da edição o utilizador pode: escrever textos de diferentes tamanhos, fazer desenhos com lápis de variadas cores e espessuras, adicionar e retirar áudios aos vídeos, exportar o conteúdo para a galeria e por fim publicar o seu </w:t>
+      </w:r>
+      <w:proofErr w:type="spellStart"/>
+      <w:r>
+        <w:t>story</w:t>
+      </w:r>
+      <w:proofErr w:type="spellEnd"/>
+      <w:r>
+        <w:t xml:space="preserve">. Esta variedade de funções permite uma grande personalização e acrescenta uma camada de diversão à criação de </w:t>
+      </w:r>
+      <w:proofErr w:type="spellStart"/>
+      <w:r>
+        <w:t>stories</w:t>
+      </w:r>
+      <w:proofErr w:type="spellEnd"/>
+      <w:r>
+        <w:t>.</w:t>
+      </w:r>
+    </w:p>
+    <w:p>
+      <w:r>
+        <w:t>---------------------------------------------------------------------------------------------------------------------------------</w:t>
       </w:r>
     </w:p>
     <w:p/>
     <w:p>
-      <w:r>
-        <w:t>---------------------------------------------------------------------------------------------------------------------------------</w:t>
-      </w:r>
-    </w:p>
-    <w:p/>
+      <w:pPr>
+        <w:spacing w:after="160" w:line="259" w:lineRule="auto"/>
+        <w:contextualSpacing w:val="0"/>
+        <w:jc w:val="left"/>
+      </w:pPr>
+      <w:r>
+        <w:br w:type="page"/>
+      </w:r>
+    </w:p>
+    <w:p>
+      <w:pPr>
+        <w:pStyle w:val="Heading3"/>
+      </w:pPr>
+      <w:r>
+        <w:lastRenderedPageBreak/>
+        <w:t>Pergunta do dia</w:t>
+      </w:r>
+    </w:p>
+    <w:p>
+      <w:r>
+        <w:t>O módulo “Pergunta do Dia” foi uma das últimas funcionalidades que desenvolvi para o projeto, mas é o que representa o verdadeiro objetivo que sempre tive para a rede social. O objetivo é fazer com que a Seara não seja só uma plataforma para as pessoas comunicarem e se expressarem, mas também um lugar para aprenderem, incentivando os utilizadores a abrirem a aplicação diariamente para responder a uma pergunta de conhecimento geral simples, mas útil.</w:t>
+      </w:r>
+    </w:p>
+    <w:p>
+      <w:r>
+        <w:t>As perguntas são de escolha múltipla entre quatro opções, sendo apenas uma delas a opção correta. Quando o utilizador escolhe uma opção, a aplicação regista a resposta e mostra se acertou ou errou e aparece também a percentagem de pessoas que acertaram a questão. Depois, quer o utilizador tenha acertado, quer não, é mostrada uma breve explicação do tópico e da pergunta e é prolongada a ofensiva do utilizador, o que mantém a sua chama acesa.</w:t>
+      </w:r>
+    </w:p>
+    <w:p>
+      <w:r>
+        <w:t>[Print da tela e das tabelas]</w:t>
+      </w:r>
+    </w:p>
+    <w:p>
+      <w:r>
+        <w:t xml:space="preserve">Na base de dados, esta funcionalidade só tem duas tabelas. A tabela </w:t>
+      </w:r>
+      <w:proofErr w:type="spellStart"/>
+      <w:r>
+        <w:t>daily_questions</w:t>
+      </w:r>
+      <w:proofErr w:type="spellEnd"/>
+      <w:r>
+        <w:t xml:space="preserve"> guarda todas as perguntas que podem aparecer, incluindo o enunciado, as quatro opções de resposta, a resposta correta, a explicação e o tópico da pergunta. A tabela </w:t>
+      </w:r>
+      <w:proofErr w:type="spellStart"/>
+      <w:r>
+        <w:t>user_daily_answers</w:t>
+      </w:r>
+      <w:proofErr w:type="spellEnd"/>
+      <w:r>
+        <w:t xml:space="preserve"> regista as respostas dos utilizadores, associando cada utilizador </w:t>
+      </w:r>
+      <w:r>
+        <w:t>à pergunta respondida e à opção selecionada.</w:t>
+      </w:r>
+    </w:p>
+    <w:p>
+      <w:r>
+        <w:br w:type="page"/>
+      </w:r>
+    </w:p>
+    <w:p>
+      <w:pPr>
+        <w:pStyle w:val="Heading3"/>
+      </w:pPr>
+      <w:r>
+        <w:lastRenderedPageBreak/>
+        <w:t>Versionamento e atualizações</w:t>
+      </w:r>
+    </w:p>
+    <w:p>
+      <w:r>
+        <w:t>No fim do desenvolvimento da aplicação, entrando na fase de muitos testes, eu não queria que fosse necessário mandar um novo ficheiro por mensagem de cada vez que fizesse mudanças à aplicação ou corrigisse um erro. Para resolver este problema, foi desenvolvido um sistema de atualização e distribuição de novas versões.</w:t>
+      </w:r>
+    </w:p>
+    <w:p>
+      <w:r>
+        <w:t>Isto foi um desafio especialmente grande, pois além de nunca ter trabalhado com nada parecido antes, cada plataforma precisou de um sistema diferente, apesar de terem todos a mesma base. Além disso, tive de trabalhar com executáveis, ficheiros .bat e permissões de Android, o que foi um desafio completamente novo.</w:t>
+      </w:r>
+    </w:p>
+    <w:p>
+      <w:r>
+        <w:t>O sistema que foi implementado baseia-se na comparação entre a versão instalada e a versão definida como mais recente no servidor. Sempre que o utilizador inicia a aplicação, é feita uma verificação automática e, se existir uma versão mais recente disponível, aparece ao utilizador a opção de atualizar. Se a versão atual for só inferior à versão mais recente, a atualização é opcional e o utilizador pode continuar a utilizar a aplicação normalmente, mas se a versão atual for inferior à versão definida como mínima, o utilizador é bloqueado do resto da aplicação até aceitar a atualização.</w:t>
+      </w:r>
+    </w:p>
+    <w:p>
+      <w:r>
+        <w:t>[print da tela de atualizar]</w:t>
+      </w:r>
+    </w:p>
+    <w:p>
+      <w:r>
+        <w:t>Para cada plataforma, o processo de publicação de uma nova atualização é ligeiramente diferente.</w:t>
+      </w:r>
+    </w:p>
+    <w:p>
+      <w:r>
+        <w:t xml:space="preserve">No Android e no Windows, para cada atualização é compilada uma nova versão da aplicação e disponibilizada através do </w:t>
+      </w:r>
+      <w:proofErr w:type="spellStart"/>
+      <w:r>
+        <w:t>backend</w:t>
+      </w:r>
+      <w:proofErr w:type="spellEnd"/>
+      <w:r>
+        <w:t xml:space="preserve"> para instalação. No caso do Windows, é também necessário atualizar o instalador para garantir que a versão é corretamente registada no computador.</w:t>
+      </w:r>
+    </w:p>
+    <w:p>
+      <w:r>
+        <w:t>Na versão Web, o processo é mais direto, uma vez que não existe instalação local. Após compilar uma nova versão da aplicação, é só publicá-la no serviço de alojamento e fica imediatamente disponível para todos os utilizadores.</w:t>
+      </w:r>
+    </w:p>
+    <w:p>
+      <w:r>
+        <w:t>Apesar de ter demorado algum tempo a implementar, este sistema permitiu tornar a manutenção da Seara muito mais organizada e sustentável ao longo do tempo, para além de facilitar a distribuição de novas funcionalidades e correções.</w:t>
+      </w:r>
+    </w:p>
     <w:p>
       <w:r>
         <w:br w:type="page"/>
@@ -11692,7 +15892,23 @@
         <w:contextualSpacing w:val="0"/>
       </w:pPr>
       <w:r>
-        <w:t>A aplicação Seara está organizada numa arquitetura dividida em três partes principais: frontend, backend e base de dados.</w:t>
+        <w:t xml:space="preserve">A aplicação Seara está organizada numa arquitetura dividida em três partes principais: </w:t>
+      </w:r>
+      <w:proofErr w:type="spellStart"/>
+      <w:r>
+        <w:t>frontend</w:t>
+      </w:r>
+      <w:proofErr w:type="spellEnd"/>
+      <w:r>
+        <w:t xml:space="preserve">, </w:t>
+      </w:r>
+      <w:proofErr w:type="spellStart"/>
+      <w:r>
+        <w:t>backend</w:t>
+      </w:r>
+      <w:proofErr w:type="spellEnd"/>
+      <w:r>
+        <w:t xml:space="preserve"> e base de dados.</w:t>
       </w:r>
     </w:p>
     <w:p>
@@ -11701,7 +15917,39 @@
         <w:contextualSpacing w:val="0"/>
       </w:pPr>
       <w:r>
-        <w:t>O frontend foi desenvolvido em Flutter, utilizando a linguagem Dart. Esta escolha permite criar uma aplicação multiplataforma, capaz de correr em diferentes ambientes, como Android, Web, Windows e outros sistemas suportados pelo Flutter. A interface é composta por ecrãs, widgets, controladores, modelos, serviços e providers.</w:t>
+        <w:t xml:space="preserve">O </w:t>
+      </w:r>
+      <w:proofErr w:type="spellStart"/>
+      <w:r>
+        <w:t>frontend</w:t>
+      </w:r>
+      <w:proofErr w:type="spellEnd"/>
+      <w:r>
+        <w:t xml:space="preserve"> foi desenvolvido em Flutter, utilizando a linguagem </w:t>
+      </w:r>
+      <w:proofErr w:type="spellStart"/>
+      <w:r>
+        <w:t>Dart</w:t>
+      </w:r>
+      <w:proofErr w:type="spellEnd"/>
+      <w:r>
+        <w:t xml:space="preserve">. Esta escolha permite criar uma aplicação multiplataforma, capaz de correr em diferentes ambientes, como Android, Web, Windows e outros sistemas suportados pelo Flutter. A interface é composta por ecrãs, </w:t>
+      </w:r>
+      <w:proofErr w:type="spellStart"/>
+      <w:r>
+        <w:t>widgets</w:t>
+      </w:r>
+      <w:proofErr w:type="spellEnd"/>
+      <w:r>
+        <w:t xml:space="preserve">, controladores, modelos, serviços e </w:t>
+      </w:r>
+      <w:proofErr w:type="spellStart"/>
+      <w:r>
+        <w:t>providers</w:t>
+      </w:r>
+      <w:proofErr w:type="spellEnd"/>
+      <w:r>
+        <w:t>.</w:t>
       </w:r>
     </w:p>
     <w:p>
@@ -11710,7 +15958,23 @@
         <w:contextualSpacing w:val="0"/>
       </w:pPr>
       <w:r>
-        <w:t>O backend foi desenvolvido em Node.js com Express. A sua função é disponibilizar uma API que recebe pedidos do frontend, valida dados, comunica com a base de dados e devolve respostas organizadas. Esta camada é essencial para centralizar regras de negócio e proteger o acesso aos dados.</w:t>
+        <w:t xml:space="preserve">O </w:t>
+      </w:r>
+      <w:proofErr w:type="spellStart"/>
+      <w:r>
+        <w:t>backend</w:t>
+      </w:r>
+      <w:proofErr w:type="spellEnd"/>
+      <w:r>
+        <w:t xml:space="preserve"> foi desenvolvido em Node.js com Express. A sua função é disponibilizar uma API que recebe pedidos do </w:t>
+      </w:r>
+      <w:proofErr w:type="spellStart"/>
+      <w:r>
+        <w:t>frontend</w:t>
+      </w:r>
+      <w:proofErr w:type="spellEnd"/>
+      <w:r>
+        <w:t>, valida dados, comunica com a base de dados e devolve respostas organizadas. Esta camada é essencial para centralizar regras de negócio e proteger o acesso aos dados.</w:t>
       </w:r>
     </w:p>
     <w:p>
@@ -11719,7 +15983,47 @@
         <w:contextualSpacing w:val="0"/>
       </w:pPr>
       <w:r>
-        <w:t>A base de dados é gerida com PostgreSQL através do Supabase. O Supabase funciona como uma plataforma Backend as a Service, oferecendo serviços como base de dados, autenticação e armazenamento. Isto permitiu acelerar o desenvolvimento, porque várias funcionalidades importantes já estavam disponíveis de forma integrada.</w:t>
+        <w:t xml:space="preserve">A base de dados é gerida com </w:t>
+      </w:r>
+      <w:proofErr w:type="spellStart"/>
+      <w:r>
+        <w:t>PostgreSQL</w:t>
+      </w:r>
+      <w:proofErr w:type="spellEnd"/>
+      <w:r>
+        <w:t xml:space="preserve"> através do </w:t>
+      </w:r>
+      <w:proofErr w:type="spellStart"/>
+      <w:r>
+        <w:t>Supabase</w:t>
+      </w:r>
+      <w:proofErr w:type="spellEnd"/>
+      <w:r>
+        <w:t xml:space="preserve">. O </w:t>
+      </w:r>
+      <w:proofErr w:type="spellStart"/>
+      <w:r>
+        <w:t>Supabase</w:t>
+      </w:r>
+      <w:proofErr w:type="spellEnd"/>
+      <w:r>
+        <w:t xml:space="preserve"> funciona como uma plataforma </w:t>
+      </w:r>
+      <w:proofErr w:type="spellStart"/>
+      <w:r>
+        <w:t>Backend</w:t>
+      </w:r>
+      <w:proofErr w:type="spellEnd"/>
+      <w:r>
+        <w:t xml:space="preserve"> as a </w:t>
+      </w:r>
+      <w:proofErr w:type="spellStart"/>
+      <w:r>
+        <w:t>Service</w:t>
+      </w:r>
+      <w:proofErr w:type="spellEnd"/>
+      <w:r>
+        <w:t>, oferecendo serviços como base de dados, autenticação e armazenamento. Isto permitiu acelerar o desenvolvimento, porque várias funcionalidades importantes já estavam disponíveis de forma integrada.</w:t>
       </w:r>
     </w:p>
     <w:p>
@@ -11762,8 +16066,20 @@
       </w:r>
       <w:r>
         <w:br/>
-        <w:t>Supabase / PostgreSQL</w:t>
-      </w:r>
+      </w:r>
+      <w:proofErr w:type="spellStart"/>
+      <w:r>
+        <w:t>Supabase</w:t>
+      </w:r>
+      <w:proofErr w:type="spellEnd"/>
+      <w:r>
+        <w:t xml:space="preserve"> / </w:t>
+      </w:r>
+      <w:proofErr w:type="spellStart"/>
+      <w:r>
+        <w:t>PostgreSQL</w:t>
+      </w:r>
+      <w:proofErr w:type="spellEnd"/>
     </w:p>
     <w:p>
       <w:pPr>
@@ -11780,7 +16096,23 @@
         <w:contextualSpacing w:val="0"/>
       </w:pPr>
       <w:r>
-        <w:t>Esta separação torna o projeto mais organizado e facilita a manutenção. Se for necessário alterar a interface, essas alterações podem ser feitas no frontend. Se for necessário mudar regras de negócio, isso pode ser feito no backend. Se for necessário alterar a estrutura dos dados, essa alteração é feita na base de dados.</w:t>
+        <w:t xml:space="preserve">Esta separação torna o projeto mais organizado e facilita a manutenção. Se for necessário alterar a interface, essas alterações podem ser feitas no </w:t>
+      </w:r>
+      <w:proofErr w:type="spellStart"/>
+      <w:r>
+        <w:t>frontend</w:t>
+      </w:r>
+      <w:proofErr w:type="spellEnd"/>
+      <w:r>
+        <w:t xml:space="preserve">. Se for necessário mudar regras de negócio, isso pode ser feito no </w:t>
+      </w:r>
+      <w:proofErr w:type="spellStart"/>
+      <w:r>
+        <w:t>backend</w:t>
+      </w:r>
+      <w:proofErr w:type="spellEnd"/>
+      <w:r>
+        <w:t>. Se for necessário alterar a estrutura dos dados, essa alteração é feita na base de dados.</w:t>
       </w:r>
     </w:p>
     <w:p>
@@ -11857,8 +16189,165 @@
           <w:lang w:val="en-US"/>
         </w:rPr>
       </w:pPr>
-      <w:r>
-        <w:t xml:space="preserve">Lorem ipsum dolor sit amet, consectetuer adipiscing elit. Maecenas porttitor congue massa. Fusce posuere, magna sed pulvinar ultricies, purus lectus malesuada libero, sit amet commodo </w:t>
+      <w:proofErr w:type="spellStart"/>
+      <w:r>
+        <w:t>Lorem</w:t>
+      </w:r>
+      <w:proofErr w:type="spellEnd"/>
+      <w:r>
+        <w:t xml:space="preserve"> </w:t>
+      </w:r>
+      <w:proofErr w:type="spellStart"/>
+      <w:r>
+        <w:t>ipsum</w:t>
+      </w:r>
+      <w:proofErr w:type="spellEnd"/>
+      <w:r>
+        <w:t xml:space="preserve"> </w:t>
+      </w:r>
+      <w:proofErr w:type="spellStart"/>
+      <w:r>
+        <w:t>dolor</w:t>
+      </w:r>
+      <w:proofErr w:type="spellEnd"/>
+      <w:r>
+        <w:t xml:space="preserve"> </w:t>
+      </w:r>
+      <w:proofErr w:type="spellStart"/>
+      <w:r>
+        <w:t>sit</w:t>
+      </w:r>
+      <w:proofErr w:type="spellEnd"/>
+      <w:r>
+        <w:t xml:space="preserve"> </w:t>
+      </w:r>
+      <w:proofErr w:type="spellStart"/>
+      <w:r>
+        <w:t>amet</w:t>
+      </w:r>
+      <w:proofErr w:type="spellEnd"/>
+      <w:r>
+        <w:t xml:space="preserve">, </w:t>
+      </w:r>
+      <w:proofErr w:type="spellStart"/>
+      <w:r>
+        <w:t>consectetuer</w:t>
+      </w:r>
+      <w:proofErr w:type="spellEnd"/>
+      <w:r>
+        <w:t xml:space="preserve"> </w:t>
+      </w:r>
+      <w:proofErr w:type="spellStart"/>
+      <w:r>
+        <w:t>adipiscing</w:t>
+      </w:r>
+      <w:proofErr w:type="spellEnd"/>
+      <w:r>
+        <w:t xml:space="preserve"> </w:t>
+      </w:r>
+      <w:proofErr w:type="spellStart"/>
+      <w:r>
+        <w:t>elit</w:t>
+      </w:r>
+      <w:proofErr w:type="spellEnd"/>
+      <w:r>
+        <w:t xml:space="preserve">. </w:t>
+      </w:r>
+      <w:proofErr w:type="spellStart"/>
+      <w:r>
+        <w:t>Maecenas</w:t>
+      </w:r>
+      <w:proofErr w:type="spellEnd"/>
+      <w:r>
+        <w:t xml:space="preserve"> </w:t>
+      </w:r>
+      <w:proofErr w:type="spellStart"/>
+      <w:r>
+        <w:t>porttitor</w:t>
+      </w:r>
+      <w:proofErr w:type="spellEnd"/>
+      <w:r>
+        <w:t xml:space="preserve"> </w:t>
+      </w:r>
+      <w:proofErr w:type="spellStart"/>
+      <w:r>
+        <w:t>congue</w:t>
+      </w:r>
+      <w:proofErr w:type="spellEnd"/>
+      <w:r>
+        <w:t xml:space="preserve"> massa. </w:t>
+      </w:r>
+      <w:proofErr w:type="spellStart"/>
+      <w:r>
+        <w:t>Fusce</w:t>
+      </w:r>
+      <w:proofErr w:type="spellEnd"/>
+      <w:r>
+        <w:t xml:space="preserve"> </w:t>
+      </w:r>
+      <w:proofErr w:type="spellStart"/>
+      <w:r>
+        <w:t>posuere</w:t>
+      </w:r>
+      <w:proofErr w:type="spellEnd"/>
+      <w:r>
+        <w:t xml:space="preserve">, magna </w:t>
+      </w:r>
+      <w:proofErr w:type="spellStart"/>
+      <w:r>
+        <w:t>sed</w:t>
+      </w:r>
+      <w:proofErr w:type="spellEnd"/>
+      <w:r>
+        <w:t xml:space="preserve"> pulvinar </w:t>
+      </w:r>
+      <w:proofErr w:type="spellStart"/>
+      <w:r>
+        <w:t>ultricies</w:t>
+      </w:r>
+      <w:proofErr w:type="spellEnd"/>
+      <w:r>
+        <w:t xml:space="preserve">, purus </w:t>
+      </w:r>
+      <w:proofErr w:type="spellStart"/>
+      <w:r>
+        <w:t>lectus</w:t>
+      </w:r>
+      <w:proofErr w:type="spellEnd"/>
+      <w:r>
+        <w:t xml:space="preserve"> </w:t>
+      </w:r>
+      <w:proofErr w:type="spellStart"/>
+      <w:r>
+        <w:t>malesuada</w:t>
+      </w:r>
+      <w:proofErr w:type="spellEnd"/>
+      <w:r>
+        <w:t xml:space="preserve"> libero, </w:t>
+      </w:r>
+      <w:proofErr w:type="spellStart"/>
+      <w:r>
+        <w:t>sit</w:t>
+      </w:r>
+      <w:proofErr w:type="spellEnd"/>
+      <w:r>
+        <w:t xml:space="preserve"> </w:t>
+      </w:r>
+      <w:proofErr w:type="spellStart"/>
+      <w:r>
+        <w:t>amet</w:t>
+      </w:r>
+      <w:proofErr w:type="spellEnd"/>
+      <w:r>
+        <w:t xml:space="preserve"> </w:t>
+      </w:r>
+      <w:proofErr w:type="spellStart"/>
+      <w:r>
+        <w:t>commodo</w:t>
+      </w:r>
+      <w:proofErr w:type="spellEnd"/>
+      <w:r>
+        <w:t xml:space="preserve"> </w:t>
       </w:r>
       <w:proofErr w:type="gramStart"/>
       <w:r>
@@ -11866,33 +16355,567 @@
       </w:r>
       <w:proofErr w:type="gramEnd"/>
       <w:r>
-        <w:t xml:space="preserve"> quis urna. Nunc viverra imperdiet enim. Fusce est. Vivamus a tellus. Pellentesque habitant morbi tristique senectus et netus et malesuada fames ac turpis egestas. </w:t>
-      </w:r>
-      <w:r>
-        <w:rPr>
-          <w:lang w:val="en-US"/>
-        </w:rPr>
-        <w:t>Proin pharetra nonummy pede. Mauris et orci. Aenean nec lorem.</w:t>
-      </w:r>
-    </w:p>
-    <w:p>
-      <w:r>
-        <w:rPr>
-          <w:lang w:val="en-US"/>
-        </w:rPr>
-        <w:t xml:space="preserve">Donec ut est in lectus consequat consequat. </w:t>
-      </w:r>
-      <w:r>
-        <w:t xml:space="preserve">Etiam eget dui. Aliquam erat volutpat. </w:t>
-      </w:r>
-      <w:r>
-        <w:rPr>
-          <w:lang w:val="en-US"/>
-        </w:rPr>
-        <w:t xml:space="preserve">Sed at lorem in nunc por-ta tristique. Proin nec augue. </w:t>
-      </w:r>
-      <w:r>
-        <w:t>Quisque aliquam tempor magna. Pellentesque habitant morbi tristique senectus et netus et malesuada fames ac turpis egestas. Nunc ac magna. Maecenas odio dolor, vulputate vel, auctor ac, accumsan id, felis. Pellentesque cursus sagittis felis.</w:t>
+        <w:t xml:space="preserve"> quis urna. </w:t>
+      </w:r>
+      <w:proofErr w:type="spellStart"/>
+      <w:r>
+        <w:t>Nunc</w:t>
+      </w:r>
+      <w:proofErr w:type="spellEnd"/>
+      <w:r>
+        <w:t xml:space="preserve"> </w:t>
+      </w:r>
+      <w:proofErr w:type="spellStart"/>
+      <w:r>
+        <w:t>viverra</w:t>
+      </w:r>
+      <w:proofErr w:type="spellEnd"/>
+      <w:r>
+        <w:t xml:space="preserve"> </w:t>
+      </w:r>
+      <w:proofErr w:type="spellStart"/>
+      <w:r>
+        <w:t>imperdiet</w:t>
+      </w:r>
+      <w:proofErr w:type="spellEnd"/>
+      <w:r>
+        <w:t xml:space="preserve"> </w:t>
+      </w:r>
+      <w:proofErr w:type="spellStart"/>
+      <w:r>
+        <w:t>enim</w:t>
+      </w:r>
+      <w:proofErr w:type="spellEnd"/>
+      <w:r>
+        <w:t xml:space="preserve">. </w:t>
+      </w:r>
+      <w:proofErr w:type="spellStart"/>
+      <w:r>
+        <w:t>Fusce</w:t>
+      </w:r>
+      <w:proofErr w:type="spellEnd"/>
+      <w:r>
+        <w:t xml:space="preserve"> est. </w:t>
+      </w:r>
+      <w:proofErr w:type="spellStart"/>
+      <w:r>
+        <w:t>Vivamus</w:t>
+      </w:r>
+      <w:proofErr w:type="spellEnd"/>
+      <w:r>
+        <w:t xml:space="preserve"> a </w:t>
+      </w:r>
+      <w:proofErr w:type="spellStart"/>
+      <w:r>
+        <w:t>tellus</w:t>
+      </w:r>
+      <w:proofErr w:type="spellEnd"/>
+      <w:r>
+        <w:t xml:space="preserve">. </w:t>
+      </w:r>
+      <w:proofErr w:type="spellStart"/>
+      <w:r>
+        <w:t>Pellentesque</w:t>
+      </w:r>
+      <w:proofErr w:type="spellEnd"/>
+      <w:r>
+        <w:t xml:space="preserve"> </w:t>
+      </w:r>
+      <w:proofErr w:type="spellStart"/>
+      <w:r>
+        <w:t>habitant</w:t>
+      </w:r>
+      <w:proofErr w:type="spellEnd"/>
+      <w:r>
+        <w:t xml:space="preserve"> </w:t>
+      </w:r>
+      <w:proofErr w:type="spellStart"/>
+      <w:r>
+        <w:t>morbi</w:t>
+      </w:r>
+      <w:proofErr w:type="spellEnd"/>
+      <w:r>
+        <w:t xml:space="preserve"> </w:t>
+      </w:r>
+      <w:proofErr w:type="spellStart"/>
+      <w:r>
+        <w:t>tristique</w:t>
+      </w:r>
+      <w:proofErr w:type="spellEnd"/>
+      <w:r>
+        <w:t xml:space="preserve"> </w:t>
+      </w:r>
+      <w:proofErr w:type="spellStart"/>
+      <w:r>
+        <w:t>senectus</w:t>
+      </w:r>
+      <w:proofErr w:type="spellEnd"/>
+      <w:r>
+        <w:t xml:space="preserve"> </w:t>
+      </w:r>
+      <w:proofErr w:type="spellStart"/>
+      <w:r>
+        <w:t>et</w:t>
+      </w:r>
+      <w:proofErr w:type="spellEnd"/>
+      <w:r>
+        <w:t xml:space="preserve"> </w:t>
+      </w:r>
+      <w:proofErr w:type="spellStart"/>
+      <w:r>
+        <w:t>netus</w:t>
+      </w:r>
+      <w:proofErr w:type="spellEnd"/>
+      <w:r>
+        <w:t xml:space="preserve"> </w:t>
+      </w:r>
+      <w:proofErr w:type="spellStart"/>
+      <w:r>
+        <w:t>et</w:t>
+      </w:r>
+      <w:proofErr w:type="spellEnd"/>
+      <w:r>
+        <w:t xml:space="preserve"> </w:t>
+      </w:r>
+      <w:proofErr w:type="spellStart"/>
+      <w:r>
+        <w:t>malesuada</w:t>
+      </w:r>
+      <w:proofErr w:type="spellEnd"/>
+      <w:r>
+        <w:t xml:space="preserve"> </w:t>
+      </w:r>
+      <w:proofErr w:type="spellStart"/>
+      <w:r>
+        <w:t>fames</w:t>
+      </w:r>
+      <w:proofErr w:type="spellEnd"/>
+      <w:r>
+        <w:t xml:space="preserve"> ac </w:t>
+      </w:r>
+      <w:proofErr w:type="spellStart"/>
+      <w:r>
+        <w:t>turpis</w:t>
+      </w:r>
+      <w:proofErr w:type="spellEnd"/>
+      <w:r>
+        <w:t xml:space="preserve"> egestas. </w:t>
+      </w:r>
+      <w:r>
+        <w:rPr>
+          <w:lang w:val="en-US"/>
+        </w:rPr>
+        <w:t xml:space="preserve">Proin pharetra </w:t>
+      </w:r>
+      <w:proofErr w:type="spellStart"/>
+      <w:r>
+        <w:rPr>
+          <w:lang w:val="en-US"/>
+        </w:rPr>
+        <w:t>nonummy</w:t>
+      </w:r>
+      <w:proofErr w:type="spellEnd"/>
+      <w:r>
+        <w:rPr>
+          <w:lang w:val="en-US"/>
+        </w:rPr>
+        <w:t xml:space="preserve"> </w:t>
+      </w:r>
+      <w:proofErr w:type="spellStart"/>
+      <w:r>
+        <w:rPr>
+          <w:lang w:val="en-US"/>
+        </w:rPr>
+        <w:t>pede</w:t>
+      </w:r>
+      <w:proofErr w:type="spellEnd"/>
+      <w:r>
+        <w:rPr>
+          <w:lang w:val="en-US"/>
+        </w:rPr>
+        <w:t xml:space="preserve">. Mauris et </w:t>
+      </w:r>
+      <w:proofErr w:type="spellStart"/>
+      <w:r>
+        <w:rPr>
+          <w:lang w:val="en-US"/>
+        </w:rPr>
+        <w:t>orci</w:t>
+      </w:r>
+      <w:proofErr w:type="spellEnd"/>
+      <w:r>
+        <w:rPr>
+          <w:lang w:val="en-US"/>
+        </w:rPr>
+        <w:t>. Aenean nec lorem.</w:t>
+      </w:r>
+    </w:p>
+    <w:p>
+      <w:r>
+        <w:rPr>
+          <w:lang w:val="en-US"/>
+        </w:rPr>
+        <w:t xml:space="preserve">Donec </w:t>
+      </w:r>
+      <w:proofErr w:type="spellStart"/>
+      <w:r>
+        <w:rPr>
+          <w:lang w:val="en-US"/>
+        </w:rPr>
+        <w:t>ut</w:t>
+      </w:r>
+      <w:proofErr w:type="spellEnd"/>
+      <w:r>
+        <w:rPr>
+          <w:lang w:val="en-US"/>
+        </w:rPr>
+        <w:t xml:space="preserve"> est in </w:t>
+      </w:r>
+      <w:proofErr w:type="spellStart"/>
+      <w:r>
+        <w:rPr>
+          <w:lang w:val="en-US"/>
+        </w:rPr>
+        <w:t>lectus</w:t>
+      </w:r>
+      <w:proofErr w:type="spellEnd"/>
+      <w:r>
+        <w:rPr>
+          <w:lang w:val="en-US"/>
+        </w:rPr>
+        <w:t xml:space="preserve"> </w:t>
+      </w:r>
+      <w:proofErr w:type="spellStart"/>
+      <w:r>
+        <w:rPr>
+          <w:lang w:val="en-US"/>
+        </w:rPr>
+        <w:t>consequat</w:t>
+      </w:r>
+      <w:proofErr w:type="spellEnd"/>
+      <w:r>
+        <w:rPr>
+          <w:lang w:val="en-US"/>
+        </w:rPr>
+        <w:t xml:space="preserve"> </w:t>
+      </w:r>
+      <w:proofErr w:type="spellStart"/>
+      <w:r>
+        <w:rPr>
+          <w:lang w:val="en-US"/>
+        </w:rPr>
+        <w:t>consequat</w:t>
+      </w:r>
+      <w:proofErr w:type="spellEnd"/>
+      <w:r>
+        <w:rPr>
+          <w:lang w:val="en-US"/>
+        </w:rPr>
+        <w:t xml:space="preserve">. </w:t>
+      </w:r>
+      <w:proofErr w:type="spellStart"/>
+      <w:r>
+        <w:t>Etiam</w:t>
+      </w:r>
+      <w:proofErr w:type="spellEnd"/>
+      <w:r>
+        <w:t xml:space="preserve"> </w:t>
+      </w:r>
+      <w:proofErr w:type="spellStart"/>
+      <w:r>
+        <w:t>eget</w:t>
+      </w:r>
+      <w:proofErr w:type="spellEnd"/>
+      <w:r>
+        <w:t xml:space="preserve"> </w:t>
+      </w:r>
+      <w:proofErr w:type="spellStart"/>
+      <w:r>
+        <w:t>dui</w:t>
+      </w:r>
+      <w:proofErr w:type="spellEnd"/>
+      <w:r>
+        <w:t xml:space="preserve">. </w:t>
+      </w:r>
+      <w:proofErr w:type="spellStart"/>
+      <w:r>
+        <w:t>Aliquam</w:t>
+      </w:r>
+      <w:proofErr w:type="spellEnd"/>
+      <w:r>
+        <w:t xml:space="preserve"> </w:t>
+      </w:r>
+      <w:proofErr w:type="spellStart"/>
+      <w:r>
+        <w:t>erat</w:t>
+      </w:r>
+      <w:proofErr w:type="spellEnd"/>
+      <w:r>
+        <w:t xml:space="preserve"> </w:t>
+      </w:r>
+      <w:proofErr w:type="spellStart"/>
+      <w:r>
+        <w:t>volutpat</w:t>
+      </w:r>
+      <w:proofErr w:type="spellEnd"/>
+      <w:r>
+        <w:t xml:space="preserve">. </w:t>
+      </w:r>
+      <w:r>
+        <w:rPr>
+          <w:lang w:val="en-US"/>
+        </w:rPr>
+        <w:t xml:space="preserve">Sed at lorem in nunc </w:t>
+      </w:r>
+      <w:proofErr w:type="spellStart"/>
+      <w:r>
+        <w:rPr>
+          <w:lang w:val="en-US"/>
+        </w:rPr>
+        <w:t>por</w:t>
+      </w:r>
+      <w:proofErr w:type="spellEnd"/>
+      <w:r>
+        <w:rPr>
+          <w:lang w:val="en-US"/>
+        </w:rPr>
+        <w:t xml:space="preserve">-ta </w:t>
+      </w:r>
+      <w:proofErr w:type="spellStart"/>
+      <w:r>
+        <w:rPr>
+          <w:lang w:val="en-US"/>
+        </w:rPr>
+        <w:t>tristique</w:t>
+      </w:r>
+      <w:proofErr w:type="spellEnd"/>
+      <w:r>
+        <w:rPr>
+          <w:lang w:val="en-US"/>
+        </w:rPr>
+        <w:t xml:space="preserve">. Proin nec </w:t>
+      </w:r>
+      <w:proofErr w:type="spellStart"/>
+      <w:r>
+        <w:rPr>
+          <w:lang w:val="en-US"/>
+        </w:rPr>
+        <w:t>augue</w:t>
+      </w:r>
+      <w:proofErr w:type="spellEnd"/>
+      <w:r>
+        <w:rPr>
+          <w:lang w:val="en-US"/>
+        </w:rPr>
+        <w:t xml:space="preserve">. </w:t>
+      </w:r>
+      <w:proofErr w:type="spellStart"/>
+      <w:r>
+        <w:t>Quisque</w:t>
+      </w:r>
+      <w:proofErr w:type="spellEnd"/>
+      <w:r>
+        <w:t xml:space="preserve"> </w:t>
+      </w:r>
+      <w:proofErr w:type="spellStart"/>
+      <w:r>
+        <w:t>aliquam</w:t>
+      </w:r>
+      <w:proofErr w:type="spellEnd"/>
+      <w:r>
+        <w:t xml:space="preserve"> </w:t>
+      </w:r>
+      <w:proofErr w:type="spellStart"/>
+      <w:r>
+        <w:t>tempor</w:t>
+      </w:r>
+      <w:proofErr w:type="spellEnd"/>
+      <w:r>
+        <w:t xml:space="preserve"> magna. </w:t>
+      </w:r>
+      <w:proofErr w:type="spellStart"/>
+      <w:r>
+        <w:t>Pellentesque</w:t>
+      </w:r>
+      <w:proofErr w:type="spellEnd"/>
+      <w:r>
+        <w:t xml:space="preserve"> </w:t>
+      </w:r>
+      <w:proofErr w:type="spellStart"/>
+      <w:r>
+        <w:t>habitant</w:t>
+      </w:r>
+      <w:proofErr w:type="spellEnd"/>
+      <w:r>
+        <w:t xml:space="preserve"> </w:t>
+      </w:r>
+      <w:proofErr w:type="spellStart"/>
+      <w:r>
+        <w:t>morbi</w:t>
+      </w:r>
+      <w:proofErr w:type="spellEnd"/>
+      <w:r>
+        <w:t xml:space="preserve"> </w:t>
+      </w:r>
+      <w:proofErr w:type="spellStart"/>
+      <w:r>
+        <w:t>tristique</w:t>
+      </w:r>
+      <w:proofErr w:type="spellEnd"/>
+      <w:r>
+        <w:t xml:space="preserve"> </w:t>
+      </w:r>
+      <w:proofErr w:type="spellStart"/>
+      <w:r>
+        <w:t>senectus</w:t>
+      </w:r>
+      <w:proofErr w:type="spellEnd"/>
+      <w:r>
+        <w:t xml:space="preserve"> </w:t>
+      </w:r>
+      <w:proofErr w:type="spellStart"/>
+      <w:r>
+        <w:t>et</w:t>
+      </w:r>
+      <w:proofErr w:type="spellEnd"/>
+      <w:r>
+        <w:t xml:space="preserve"> </w:t>
+      </w:r>
+      <w:proofErr w:type="spellStart"/>
+      <w:r>
+        <w:t>netus</w:t>
+      </w:r>
+      <w:proofErr w:type="spellEnd"/>
+      <w:r>
+        <w:t xml:space="preserve"> </w:t>
+      </w:r>
+      <w:proofErr w:type="spellStart"/>
+      <w:r>
+        <w:t>et</w:t>
+      </w:r>
+      <w:proofErr w:type="spellEnd"/>
+      <w:r>
+        <w:t xml:space="preserve"> </w:t>
+      </w:r>
+      <w:proofErr w:type="spellStart"/>
+      <w:r>
+        <w:t>malesuada</w:t>
+      </w:r>
+      <w:proofErr w:type="spellEnd"/>
+      <w:r>
+        <w:t xml:space="preserve"> </w:t>
+      </w:r>
+      <w:proofErr w:type="spellStart"/>
+      <w:r>
+        <w:t>fames</w:t>
+      </w:r>
+      <w:proofErr w:type="spellEnd"/>
+      <w:r>
+        <w:t xml:space="preserve"> ac </w:t>
+      </w:r>
+      <w:proofErr w:type="spellStart"/>
+      <w:r>
+        <w:t>turpis</w:t>
+      </w:r>
+      <w:proofErr w:type="spellEnd"/>
+      <w:r>
+        <w:t xml:space="preserve"> egestas. </w:t>
+      </w:r>
+      <w:proofErr w:type="spellStart"/>
+      <w:r>
+        <w:t>Nunc</w:t>
+      </w:r>
+      <w:proofErr w:type="spellEnd"/>
+      <w:r>
+        <w:t xml:space="preserve"> ac magna. </w:t>
+      </w:r>
+      <w:proofErr w:type="spellStart"/>
+      <w:r>
+        <w:t>Maecenas</w:t>
+      </w:r>
+      <w:proofErr w:type="spellEnd"/>
+      <w:r>
+        <w:t xml:space="preserve"> odio </w:t>
+      </w:r>
+      <w:proofErr w:type="spellStart"/>
+      <w:r>
+        <w:t>dolor</w:t>
+      </w:r>
+      <w:proofErr w:type="spellEnd"/>
+      <w:r>
+        <w:t xml:space="preserve">, </w:t>
+      </w:r>
+      <w:proofErr w:type="spellStart"/>
+      <w:r>
+        <w:t>vulputate</w:t>
+      </w:r>
+      <w:proofErr w:type="spellEnd"/>
+      <w:r>
+        <w:t xml:space="preserve"> </w:t>
+      </w:r>
+      <w:proofErr w:type="spellStart"/>
+      <w:r>
+        <w:t>vel</w:t>
+      </w:r>
+      <w:proofErr w:type="spellEnd"/>
+      <w:r>
+        <w:t xml:space="preserve">, </w:t>
+      </w:r>
+      <w:proofErr w:type="spellStart"/>
+      <w:r>
+        <w:t>auctor</w:t>
+      </w:r>
+      <w:proofErr w:type="spellEnd"/>
+      <w:r>
+        <w:t xml:space="preserve"> ac, </w:t>
+      </w:r>
+      <w:proofErr w:type="spellStart"/>
+      <w:r>
+        <w:t>accumsan</w:t>
+      </w:r>
+      <w:proofErr w:type="spellEnd"/>
+      <w:r>
+        <w:t xml:space="preserve"> id, </w:t>
+      </w:r>
+      <w:proofErr w:type="spellStart"/>
+      <w:r>
+        <w:t>felis</w:t>
+      </w:r>
+      <w:proofErr w:type="spellEnd"/>
+      <w:r>
+        <w:t xml:space="preserve">. </w:t>
+      </w:r>
+      <w:proofErr w:type="spellStart"/>
+      <w:r>
+        <w:t>Pellentesque</w:t>
+      </w:r>
+      <w:proofErr w:type="spellEnd"/>
+      <w:r>
+        <w:t xml:space="preserve"> </w:t>
+      </w:r>
+      <w:proofErr w:type="spellStart"/>
+      <w:r>
+        <w:t>cursus</w:t>
+      </w:r>
+      <w:proofErr w:type="spellEnd"/>
+      <w:r>
+        <w:t xml:space="preserve"> </w:t>
+      </w:r>
+      <w:proofErr w:type="spellStart"/>
+      <w:r>
+        <w:t>sagittis</w:t>
+      </w:r>
+      <w:proofErr w:type="spellEnd"/>
+      <w:r>
+        <w:t xml:space="preserve"> </w:t>
+      </w:r>
+      <w:proofErr w:type="spellStart"/>
+      <w:r>
+        <w:t>felis</w:t>
+      </w:r>
+      <w:proofErr w:type="spellEnd"/>
+      <w:r>
+        <w:t>.</w:t>
       </w:r>
     </w:p>
     <w:p/>
@@ -12172,7 +17195,23 @@
         </w:rPr>
       </w:pPr>
       <w:r>
-        <w:t xml:space="preserve">Despacho n.° 17169/2011 do Ministério da Educação e Ciência. (2011). Diário da República: II série, n.° 245. </w:t>
+        <w:t xml:space="preserve">Despacho </w:t>
+      </w:r>
+      <w:proofErr w:type="spellStart"/>
+      <w:r>
+        <w:t>n.°</w:t>
+      </w:r>
+      <w:proofErr w:type="spellEnd"/>
+      <w:r>
+        <w:t xml:space="preserve"> 17169/2011 do Ministério da Educação e Ciência. (2011). Diário da República: II série, </w:t>
+      </w:r>
+      <w:proofErr w:type="spellStart"/>
+      <w:r>
+        <w:t>n.°</w:t>
+      </w:r>
+      <w:proofErr w:type="spellEnd"/>
+      <w:r>
+        <w:t xml:space="preserve"> 245. </w:t>
       </w:r>
       <w:hyperlink r:id="rId39" w:history="1">
         <w:r>
@@ -12194,7 +17233,21 @@
         <w:rPr>
           <w:lang w:val="en-US"/>
         </w:rPr>
-        <w:t xml:space="preserve">Giovanetti, F. (2019, novembro 16). </w:t>
+        <w:t xml:space="preserve">Giovanetti, F. (2019, </w:t>
+      </w:r>
+      <w:proofErr w:type="spellStart"/>
+      <w:r>
+        <w:rPr>
+          <w:lang w:val="en-US"/>
+        </w:rPr>
+        <w:t>novembro</w:t>
+      </w:r>
+      <w:proofErr w:type="spellEnd"/>
+      <w:r>
+        <w:rPr>
+          <w:lang w:val="en-US"/>
+        </w:rPr>
+        <w:t xml:space="preserve"> 16). </w:t>
       </w:r>
       <w:r>
         <w:rPr>
@@ -12442,47 +17495,282 @@
       <w:bookmarkEnd w:id="104"/>
     </w:p>
     <w:p>
+      <w:proofErr w:type="spellStart"/>
       <w:r>
         <w:rPr>
           <w:b/>
           <w:bCs/>
         </w:rPr>
-        <w:t>Lorem:</w:t>
-      </w:r>
-      <w:r>
-        <w:t xml:space="preserve"> Ipsum dolor sit amet, consectetuer adipiscing elit.</w:t>
-      </w:r>
-    </w:p>
-    <w:p>
+        <w:t>Lorem</w:t>
+      </w:r>
+      <w:proofErr w:type="spellEnd"/>
       <w:r>
         <w:rPr>
           <w:b/>
           <w:bCs/>
         </w:rPr>
-        <w:t>Maecenas:</w:t>
-      </w:r>
-      <w:r>
-        <w:t xml:space="preserve"> Fusce posuere, magna sed pulvinar ultricies, purus lectus malesuada libero, sit amet commodo </w:t>
-      </w:r>
-      <w:proofErr w:type="gramStart"/>
-      <w:r>
-        <w:t>magna eros</w:t>
-      </w:r>
-      <w:proofErr w:type="gramEnd"/>
-      <w:r>
-        <w:t xml:space="preserve"> quis urna.</w:t>
-      </w:r>
-    </w:p>
-    <w:p>
+        <w:t>:</w:t>
+      </w:r>
+      <w:r>
+        <w:t xml:space="preserve"> </w:t>
+      </w:r>
+      <w:proofErr w:type="spellStart"/>
+      <w:r>
+        <w:t>Ipsum</w:t>
+      </w:r>
+      <w:proofErr w:type="spellEnd"/>
+      <w:r>
+        <w:t xml:space="preserve"> </w:t>
+      </w:r>
+      <w:proofErr w:type="spellStart"/>
+      <w:r>
+        <w:t>dolor</w:t>
+      </w:r>
+      <w:proofErr w:type="spellEnd"/>
+      <w:r>
+        <w:t xml:space="preserve"> </w:t>
+      </w:r>
+      <w:proofErr w:type="spellStart"/>
+      <w:r>
+        <w:t>sit</w:t>
+      </w:r>
+      <w:proofErr w:type="spellEnd"/>
+      <w:r>
+        <w:t xml:space="preserve"> </w:t>
+      </w:r>
+      <w:proofErr w:type="spellStart"/>
+      <w:r>
+        <w:t>amet</w:t>
+      </w:r>
+      <w:proofErr w:type="spellEnd"/>
+      <w:r>
+        <w:t xml:space="preserve">, </w:t>
+      </w:r>
+      <w:proofErr w:type="spellStart"/>
+      <w:r>
+        <w:t>consectetuer</w:t>
+      </w:r>
+      <w:proofErr w:type="spellEnd"/>
+      <w:r>
+        <w:t xml:space="preserve"> </w:t>
+      </w:r>
+      <w:proofErr w:type="spellStart"/>
+      <w:r>
+        <w:t>adipiscing</w:t>
+      </w:r>
+      <w:proofErr w:type="spellEnd"/>
+      <w:r>
+        <w:t xml:space="preserve"> </w:t>
+      </w:r>
+      <w:proofErr w:type="spellStart"/>
+      <w:r>
+        <w:t>elit</w:t>
+      </w:r>
+      <w:proofErr w:type="spellEnd"/>
+      <w:r>
+        <w:t>.</w:t>
+      </w:r>
+    </w:p>
+    <w:p>
+      <w:proofErr w:type="spellStart"/>
       <w:r>
         <w:rPr>
           <w:b/>
           <w:bCs/>
         </w:rPr>
-        <w:t>Pellentesque:</w:t>
-      </w:r>
-      <w:r>
-        <w:t xml:space="preserve"> Habitant morbi tristique senectus et netus et malesuada fames ac turpis egestas.</w:t>
+        <w:t>Maecenas</w:t>
+      </w:r>
+      <w:proofErr w:type="spellEnd"/>
+      <w:r>
+        <w:rPr>
+          <w:b/>
+          <w:bCs/>
+        </w:rPr>
+        <w:t>:</w:t>
+      </w:r>
+      <w:r>
+        <w:t xml:space="preserve"> </w:t>
+      </w:r>
+      <w:proofErr w:type="spellStart"/>
+      <w:r>
+        <w:t>Fusce</w:t>
+      </w:r>
+      <w:proofErr w:type="spellEnd"/>
+      <w:r>
+        <w:t xml:space="preserve"> </w:t>
+      </w:r>
+      <w:proofErr w:type="spellStart"/>
+      <w:r>
+        <w:t>posuere</w:t>
+      </w:r>
+      <w:proofErr w:type="spellEnd"/>
+      <w:r>
+        <w:t xml:space="preserve">, magna </w:t>
+      </w:r>
+      <w:proofErr w:type="spellStart"/>
+      <w:r>
+        <w:t>sed</w:t>
+      </w:r>
+      <w:proofErr w:type="spellEnd"/>
+      <w:r>
+        <w:t xml:space="preserve"> pulvinar </w:t>
+      </w:r>
+      <w:proofErr w:type="spellStart"/>
+      <w:r>
+        <w:t>ultricies</w:t>
+      </w:r>
+      <w:proofErr w:type="spellEnd"/>
+      <w:r>
+        <w:t xml:space="preserve">, purus </w:t>
+      </w:r>
+      <w:proofErr w:type="spellStart"/>
+      <w:r>
+        <w:t>lectus</w:t>
+      </w:r>
+      <w:proofErr w:type="spellEnd"/>
+      <w:r>
+        <w:t xml:space="preserve"> </w:t>
+      </w:r>
+      <w:proofErr w:type="spellStart"/>
+      <w:r>
+        <w:t>malesuada</w:t>
+      </w:r>
+      <w:proofErr w:type="spellEnd"/>
+      <w:r>
+        <w:t xml:space="preserve"> libero, </w:t>
+      </w:r>
+      <w:proofErr w:type="spellStart"/>
+      <w:r>
+        <w:t>sit</w:t>
+      </w:r>
+      <w:proofErr w:type="spellEnd"/>
+      <w:r>
+        <w:t xml:space="preserve"> </w:t>
+      </w:r>
+      <w:proofErr w:type="spellStart"/>
+      <w:r>
+        <w:t>amet</w:t>
+      </w:r>
+      <w:proofErr w:type="spellEnd"/>
+      <w:r>
+        <w:t xml:space="preserve"> </w:t>
+      </w:r>
+      <w:proofErr w:type="spellStart"/>
+      <w:r>
+        <w:t>commodo</w:t>
+      </w:r>
+      <w:proofErr w:type="spellEnd"/>
+      <w:r>
+        <w:t xml:space="preserve"> </w:t>
+      </w:r>
+      <w:proofErr w:type="gramStart"/>
+      <w:r>
+        <w:t>magna eros</w:t>
+      </w:r>
+      <w:proofErr w:type="gramEnd"/>
+      <w:r>
+        <w:t xml:space="preserve"> quis urna.</w:t>
+      </w:r>
+    </w:p>
+    <w:p>
+      <w:proofErr w:type="spellStart"/>
+      <w:r>
+        <w:rPr>
+          <w:b/>
+          <w:bCs/>
+        </w:rPr>
+        <w:t>Pellentesque</w:t>
+      </w:r>
+      <w:proofErr w:type="spellEnd"/>
+      <w:r>
+        <w:rPr>
+          <w:b/>
+          <w:bCs/>
+        </w:rPr>
+        <w:t>:</w:t>
+      </w:r>
+      <w:r>
+        <w:t xml:space="preserve"> </w:t>
+      </w:r>
+      <w:proofErr w:type="spellStart"/>
+      <w:r>
+        <w:t>Habitant</w:t>
+      </w:r>
+      <w:proofErr w:type="spellEnd"/>
+      <w:r>
+        <w:t xml:space="preserve"> </w:t>
+      </w:r>
+      <w:proofErr w:type="spellStart"/>
+      <w:r>
+        <w:t>morbi</w:t>
+      </w:r>
+      <w:proofErr w:type="spellEnd"/>
+      <w:r>
+        <w:t xml:space="preserve"> </w:t>
+      </w:r>
+      <w:proofErr w:type="spellStart"/>
+      <w:r>
+        <w:t>tristique</w:t>
+      </w:r>
+      <w:proofErr w:type="spellEnd"/>
+      <w:r>
+        <w:t xml:space="preserve"> </w:t>
+      </w:r>
+      <w:proofErr w:type="spellStart"/>
+      <w:r>
+        <w:t>senectus</w:t>
+      </w:r>
+      <w:proofErr w:type="spellEnd"/>
+      <w:r>
+        <w:t xml:space="preserve"> </w:t>
+      </w:r>
+      <w:proofErr w:type="spellStart"/>
+      <w:r>
+        <w:t>et</w:t>
+      </w:r>
+      <w:proofErr w:type="spellEnd"/>
+      <w:r>
+        <w:t xml:space="preserve"> </w:t>
+      </w:r>
+      <w:proofErr w:type="spellStart"/>
+      <w:r>
+        <w:t>netus</w:t>
+      </w:r>
+      <w:proofErr w:type="spellEnd"/>
+      <w:r>
+        <w:t xml:space="preserve"> </w:t>
+      </w:r>
+      <w:proofErr w:type="spellStart"/>
+      <w:r>
+        <w:t>et</w:t>
+      </w:r>
+      <w:proofErr w:type="spellEnd"/>
+      <w:r>
+        <w:t xml:space="preserve"> </w:t>
+      </w:r>
+      <w:proofErr w:type="spellStart"/>
+      <w:r>
+        <w:t>malesuada</w:t>
+      </w:r>
+      <w:proofErr w:type="spellEnd"/>
+      <w:r>
+        <w:t xml:space="preserve"> </w:t>
+      </w:r>
+      <w:proofErr w:type="spellStart"/>
+      <w:r>
+        <w:t>fames</w:t>
+      </w:r>
+      <w:proofErr w:type="spellEnd"/>
+      <w:r>
+        <w:t xml:space="preserve"> ac </w:t>
+      </w:r>
+      <w:proofErr w:type="spellStart"/>
+      <w:r>
+        <w:t>turpis</w:t>
+      </w:r>
+      <w:proofErr w:type="spellEnd"/>
+      <w:r>
+        <w:t xml:space="preserve"> egestas.</w:t>
       </w:r>
     </w:p>
     <w:p/>
@@ -16457,6 +21745,9 @@
   <w:num w:numId="18" w16cid:durableId="1003781879">
     <w:abstractNumId w:val="4"/>
   </w:num>
+  <w:num w:numId="19" w16cid:durableId="846098095">
+    <w:abstractNumId w:val="11"/>
+  </w:num>
   <w:numIdMacAtCleanup w:val="18"/>
 </w:numbering>
 </file>
@@ -17666,6 +22957,10 @@
 </file>
 
 <file path=customXml/item1.xml><?xml version="1.0" encoding="utf-8"?>
+<b:Sources xmlns:b="http://schemas.openxmlformats.org/officeDocument/2006/bibliography" xmlns="http://schemas.openxmlformats.org/officeDocument/2006/bibliography" SelectedStyle="\APASixthEditionOfficeOnline.xsl" StyleName="APA" Version="6"/>
+</file>
+
+<file path=customXml/item2.xml><?xml version="1.0" encoding="utf-8"?>
 <?mso-contentType ?>
 <FormTemplates xmlns="http://schemas.microsoft.com/sharepoint/v3/contenttype/forms">
   <Display>DocumentLibraryForm</Display>
@@ -17674,7 +22969,7 @@
 </FormTemplates>
 </file>
 
-<file path=customXml/item2.xml><?xml version="1.0" encoding="utf-8"?>
+<file path=customXml/item3.xml><?xml version="1.0" encoding="utf-8"?>
 <p:properties xmlns:p="http://schemas.microsoft.com/office/2006/metadata/properties" xmlns:xsi="http://www.w3.org/2001/XMLSchema-instance" xmlns:pc="http://schemas.microsoft.com/office/infopath/2007/PartnerControls">
   <documentManagement>
     <_activity xmlns="2aaeebd5-ff60-4e34-9ed4-88a2c57f928a" xsi:nil="true"/>
@@ -17682,7 +22977,7 @@
 </p:properties>
 </file>
 
-<file path=customXml/item3.xml><?xml version="1.0" encoding="utf-8"?>
+<file path=customXml/item4.xml><?xml version="1.0" encoding="utf-8"?>
 <ct:contentTypeSchema xmlns:ct="http://schemas.microsoft.com/office/2006/metadata/contentType" xmlns:ma="http://schemas.microsoft.com/office/2006/metadata/properties/metaAttributes" ct:_="" ma:_="" ma:contentTypeName="Documento" ma:contentTypeID="0x010100A5FAECF770FBD343BD732EA807288E1C" ma:contentTypeVersion="14" ma:contentTypeDescription="Criar um novo documento." ma:contentTypeScope="" ma:versionID="a0035c8977e2d3135f0df9826f22f135">
   <xsd:schema xmlns:xsd="http://www.w3.org/2001/XMLSchema" xmlns:xs="http://www.w3.org/2001/XMLSchema" xmlns:p="http://schemas.microsoft.com/office/2006/metadata/properties" xmlns:ns3="2aaeebd5-ff60-4e34-9ed4-88a2c57f928a" xmlns:ns4="dae6b1cd-aed3-4f0a-9637-efe32f061682" targetNamespace="http://schemas.microsoft.com/office/2006/metadata/properties" ma:root="true" ma:fieldsID="55f5b05b16b4a73e59f99e32b105336a" ns3:_="" ns4:_="">
     <xsd:import namespace="2aaeebd5-ff60-4e34-9ed4-88a2c57f928a"/>
@@ -17909,11 +23204,15 @@
 </ct:contentTypeSchema>
 </file>
 
-<file path=customXml/item4.xml><?xml version="1.0" encoding="utf-8"?>
-<b:Sources xmlns:b="http://schemas.openxmlformats.org/officeDocument/2006/bibliography" xmlns="http://schemas.openxmlformats.org/officeDocument/2006/bibliography" SelectedStyle="\APASixthEditionOfficeOnline.xsl" StyleName="APA" Version="6"/>
+<file path=customXml/itemProps1.xml><?xml version="1.0" encoding="utf-8"?>
+<ds:datastoreItem xmlns:ds="http://schemas.openxmlformats.org/officeDocument/2006/customXml" ds:itemID="{E63A5321-6DE5-46DA-98FF-B158C2EE2488}">
+  <ds:schemaRefs>
+    <ds:schemaRef ds:uri="http://schemas.openxmlformats.org/officeDocument/2006/bibliography"/>
+  </ds:schemaRefs>
+</ds:datastoreItem>
 </file>
 
-<file path=customXml/itemProps1.xml><?xml version="1.0" encoding="utf-8"?>
+<file path=customXml/itemProps2.xml><?xml version="1.0" encoding="utf-8"?>
 <ds:datastoreItem xmlns:ds="http://schemas.openxmlformats.org/officeDocument/2006/customXml" ds:itemID="{3EFCDA1B-A97E-4C67-B09D-5E21B5F0A057}">
   <ds:schemaRefs>
     <ds:schemaRef ds:uri="http://schemas.microsoft.com/sharepoint/v3/contenttype/forms"/>
@@ -17921,7 +23220,7 @@
 </ds:datastoreItem>
 </file>
 
-<file path=customXml/itemProps2.xml><?xml version="1.0" encoding="utf-8"?>
+<file path=customXml/itemProps3.xml><?xml version="1.0" encoding="utf-8"?>
 <ds:datastoreItem xmlns:ds="http://schemas.openxmlformats.org/officeDocument/2006/customXml" ds:itemID="{7F7C40FA-F4A0-41DB-AFCD-F075667AB737}">
   <ds:schemaRefs>
     <ds:schemaRef ds:uri="http://schemas.microsoft.com/office/2006/metadata/properties"/>
@@ -17931,7 +23230,7 @@
 </ds:datastoreItem>
 </file>
 
-<file path=customXml/itemProps3.xml><?xml version="1.0" encoding="utf-8"?>
+<file path=customXml/itemProps4.xml><?xml version="1.0" encoding="utf-8"?>
 <ds:datastoreItem xmlns:ds="http://schemas.openxmlformats.org/officeDocument/2006/customXml" ds:itemID="{832637C7-FEC0-4F1F-9256-E0391A4222FC}">
   <ds:schemaRefs>
     <ds:schemaRef ds:uri="http://schemas.microsoft.com/office/2006/metadata/contentType"/>
@@ -17948,12 +23247,4 @@
     <ds:schemaRef ds:uri="http://schemas.microsoft.com/internal/obd"/>
   </ds:schemaRefs>
 </ds:datastoreItem>
-</file>
-
-<file path=customXml/itemProps4.xml><?xml version="1.0" encoding="utf-8"?>
-<ds:datastoreItem xmlns:ds="http://schemas.openxmlformats.org/officeDocument/2006/customXml" ds:itemID="{E63A5321-6DE5-46DA-98FF-B158C2EE2488}">
-  <ds:schemaRefs>
-    <ds:schemaRef ds:uri="http://schemas.openxmlformats.org/officeDocument/2006/bibliography"/>
-  </ds:schemaRefs>
-</ds:datastoreItem>
 </file>